--- a/Raport/docs/AMS_Report.docx
+++ b/Raport/docs/AMS_Report.docx
@@ -321,7 +321,7 @@
                 <w:b/>
                 <w:bCs/>
               </w:rPr>
-              <w:t xml:space="preserve">Location:</w:t>
+              <w:t xml:space="preserve">Filière:</w:t>
             </w:r>
           </w:p>
         </w:tc>
@@ -355,7 +355,7 @@
                 <w:b/>
                 <w:bCs/>
               </w:rPr>
-              <w:t xml:space="preserve">Tangier, Morocco</w:t>
+              <w:t xml:space="preserve">Développement Mobile</w:t>
             </w:r>
           </w:p>
         </w:tc>

--- a/Raport/docs/AMS_Report.docx
+++ b/Raport/docs/AMS_Report.docx
@@ -3186,7 +3186,7 @@
       <w:r>
         <w:drawing>
           <wp:inline>
-            <wp:extent cx="5334000" cy="4151652"/>
+            <wp:extent cx="5334000" cy="4135693"/>
             <wp:effectExtent b="0" l="0" r="0" t="0"/>
             <wp:docPr descr="Cas d’Utilisation Global - Plateforme Web" title="" id="65" name="Picture"/>
             <a:graphic>
@@ -3207,7 +3207,7 @@
                   <pic:spPr bwMode="auto">
                     <a:xfrm>
                       <a:off x="0" y="0"/>
-                      <a:ext cx="5334000" cy="4151652"/>
+                      <a:ext cx="5334000" cy="4135693"/>
                     </a:xfrm>
                     <a:prstGeom prst="rect">
                       <a:avLst/>
@@ -3641,7 +3641,7 @@
     <w:bookmarkEnd w:id="80"/>
     <w:bookmarkEnd w:id="81"/>
     <w:bookmarkEnd w:id="82"/>
-    <w:bookmarkStart w:id="89" w:name="branche-technique"/>
+    <w:bookmarkStart w:id="91" w:name="branche-technique"/>
     <w:p>
       <w:pPr>
         <w:pStyle w:val="Heading1"/>
@@ -3659,7 +3659,7 @@
         <w:t xml:space="preserve">🏗️ Branche Technique</w:t>
       </w:r>
     </w:p>
-    <w:bookmarkStart w:id="83" w:name="choix-technologiques"/>
+    <w:bookmarkStart w:id="84" w:name="définition-du-problème-1"/>
     <w:p>
       <w:pPr>
         <w:pStyle w:val="Heading2"/>
@@ -3674,7 +3674,7 @@
         <w:tab/>
       </w:r>
       <w:r>
-        <w:t xml:space="preserve">Choix Technologiques</w:t>
+        <w:t xml:space="preserve">🎯 Définition du Problème</w:t>
       </w:r>
     </w:p>
     <w:p>
@@ -3682,7 +3682,62 @@
         <w:pStyle w:val="FirstParagraph"/>
       </w:pPr>
       <w:r>
-        <w:t xml:space="preserve">Le projet repose sur un écosystème robuste et moderne permettant une scalabilité verticale et horizontale.</w:t>
+        <w:t xml:space="preserve">Le problème majeur réside dans la transition inefficace du</w:t>
+      </w:r>
+      <w:r>
+        <w:t xml:space="preserve"> </w:t>
+      </w:r>
+      <w:r>
+        <w:rPr>
+          <w:b/>
+          <w:bCs/>
+        </w:rPr>
+        <w:t xml:space="preserve">support papier vers la saisie manuelle sur Excel</w:t>
+      </w:r>
+      <w:r>
+        <w:t xml:space="preserve">. Ce processus archaïque génère une surcharge logistique pour les formateurs (devoir segmenter manuellement les sessions 9-11, 11-14, 14-17) et un décalage d’information critique pour l’administration. Le coeur du défi est la suppression de cette</w:t>
+      </w:r>
+      <w:r>
+        <w:t xml:space="preserve"> </w:t>
+      </w:r>
+      <w:r>
+        <w:t xml:space="preserve">“double saisie”</w:t>
+      </w:r>
+      <w:r>
+        <w:t xml:space="preserve"> </w:t>
+      </w:r>
+      <w:r>
+        <w:t xml:space="preserve">par une automatisation directe à la source.</w:t>
+      </w:r>
+    </w:p>
+    <w:bookmarkStart w:id="83" w:name="questions-comment-pourrions-nous-hmw"/>
+    <w:p>
+      <w:pPr>
+        <w:pStyle w:val="Heading3"/>
+      </w:pPr>
+      <w:r>
+        <w:rPr>
+          <w:rStyle w:val="SectionNumber"/>
+        </w:rPr>
+        <w:t xml:space="preserve">8.1.1</w:t>
+      </w:r>
+      <w:r>
+        <w:tab/>
+      </w:r>
+      <w:r>
+        <w:t xml:space="preserve">Questions</w:t>
+      </w:r>
+      <w:r>
+        <w:t xml:space="preserve"> </w:t>
+      </w:r>
+      <w:r>
+        <w:t xml:space="preserve">“Comment pourrions-nous”</w:t>
+      </w:r>
+      <w:r>
+        <w:t xml:space="preserve"> </w:t>
+      </w:r>
+      <w:r>
+        <w:t xml:space="preserve">(HMW)</w:t>
       </w:r>
     </w:p>
     <w:p>
@@ -3698,13 +3753,13 @@
           <w:b/>
           <w:bCs/>
         </w:rPr>
-        <w:t xml:space="preserve">Backend :</w:t>
-      </w:r>
-      <w:r>
-        <w:t xml:space="preserve"> </w:t>
-      </w:r>
-      <w:r>
-        <w:t xml:space="preserve">Laravel 12, offrant un routage puissant, une sécurité intégrée et un ORM (Eloquent) performant.</w:t>
+        <w:t xml:space="preserve">Comment pourrions-nous</w:t>
+      </w:r>
+      <w:r>
+        <w:t xml:space="preserve"> </w:t>
+      </w:r>
+      <w:r>
+        <w:t xml:space="preserve">éliminer le transfert physique des fiches de présence papier de la salle de classe au bureau administratif ?</w:t>
       </w:r>
     </w:p>
     <w:p>
@@ -3720,13 +3775,13 @@
           <w:b/>
           <w:bCs/>
         </w:rPr>
-        <w:t xml:space="preserve">Frontend :</w:t>
-      </w:r>
-      <w:r>
-        <w:t xml:space="preserve"> </w:t>
-      </w:r>
-      <w:r>
-        <w:t xml:space="preserve">Blade Templates pour le rendu côté serveur, combiné à Tailwind CSS pour un design atomique et Alpine.js pour la réactivité.</w:t>
+        <w:t xml:space="preserve">Comment pourrions-nous</w:t>
+      </w:r>
+      <w:r>
+        <w:t xml:space="preserve"> </w:t>
+      </w:r>
+      <w:r>
+        <w:t xml:space="preserve">permettre à l’enseignant de valider chaque session (9-11, 11-14, 14-17) en moins de 30 secondes depuis son smartphone ?</w:t>
       </w:r>
     </w:p>
     <w:p>
@@ -3742,13 +3797,46 @@
           <w:b/>
           <w:bCs/>
         </w:rPr>
-        <w:t xml:space="preserve">Base de données :</w:t>
-      </w:r>
-      <w:r>
-        <w:t xml:space="preserve"> </w:t>
-      </w:r>
-      <w:r>
-        <w:t xml:space="preserve">MySQL gérant les relations complexes entre les sessions, les étudiants et les pointages.</w:t>
+        <w:t xml:space="preserve">Comment pourrions-nous</w:t>
+      </w:r>
+      <w:r>
+        <w:t xml:space="preserve"> </w:t>
+      </w:r>
+      <w:r>
+        <w:t xml:space="preserve">numériser la soumission et l’approbation des notes/justificatifs médicaux ?</w:t>
+      </w:r>
+    </w:p>
+    <w:p>
+      <w:r>
+        <w:br w:type="page"/>
+      </w:r>
+    </w:p>
+    <w:bookmarkEnd w:id="83"/>
+    <w:bookmarkEnd w:id="84"/>
+    <w:bookmarkStart w:id="85" w:name="choix-technologiques"/>
+    <w:p>
+      <w:pPr>
+        <w:pStyle w:val="Heading2"/>
+      </w:pPr>
+      <w:r>
+        <w:rPr>
+          <w:rStyle w:val="SectionNumber"/>
+        </w:rPr>
+        <w:t xml:space="preserve">8.2</w:t>
+      </w:r>
+      <w:r>
+        <w:tab/>
+      </w:r>
+      <w:r>
+        <w:t xml:space="preserve">Choix Technologiques</w:t>
+      </w:r>
+    </w:p>
+    <w:p>
+      <w:pPr>
+        <w:pStyle w:val="FirstParagraph"/>
+      </w:pPr>
+      <w:r>
+        <w:t xml:space="preserve">Le projet repose sur un écosystème robuste et moderne permettant une scalabilité verticale et horizontale.</w:t>
       </w:r>
     </w:p>
     <w:p>
@@ -3756,7 +3844,7 @@
         <w:pStyle w:val="Compact"/>
         <w:numPr>
           <w:ilvl w:val="0"/>
-          <w:numId w:val="1016"/>
+          <w:numId w:val="1017"/>
         </w:numPr>
       </w:pPr>
       <w:r>
@@ -3764,6 +3852,72 @@
           <w:b/>
           <w:bCs/>
         </w:rPr>
+        <w:t xml:space="preserve">Backend :</w:t>
+      </w:r>
+      <w:r>
+        <w:t xml:space="preserve"> </w:t>
+      </w:r>
+      <w:r>
+        <w:t xml:space="preserve">Laravel 12, offrant un routage puissant, une sécurité intégrée et un ORM (Eloquent) performant.</w:t>
+      </w:r>
+    </w:p>
+    <w:p>
+      <w:pPr>
+        <w:pStyle w:val="Compact"/>
+        <w:numPr>
+          <w:ilvl w:val="0"/>
+          <w:numId w:val="1017"/>
+        </w:numPr>
+      </w:pPr>
+      <w:r>
+        <w:rPr>
+          <w:b/>
+          <w:bCs/>
+        </w:rPr>
+        <w:t xml:space="preserve">Frontend :</w:t>
+      </w:r>
+      <w:r>
+        <w:t xml:space="preserve"> </w:t>
+      </w:r>
+      <w:r>
+        <w:t xml:space="preserve">Blade Templates pour le rendu côté serveur, combiné à Tailwind CSS pour un design atomique et Alpine.js pour la réactivité.</w:t>
+      </w:r>
+    </w:p>
+    <w:p>
+      <w:pPr>
+        <w:pStyle w:val="Compact"/>
+        <w:numPr>
+          <w:ilvl w:val="0"/>
+          <w:numId w:val="1017"/>
+        </w:numPr>
+      </w:pPr>
+      <w:r>
+        <w:rPr>
+          <w:b/>
+          <w:bCs/>
+        </w:rPr>
+        <w:t xml:space="preserve">Base de données :</w:t>
+      </w:r>
+      <w:r>
+        <w:t xml:space="preserve"> </w:t>
+      </w:r>
+      <w:r>
+        <w:t xml:space="preserve">MySQL gérant les relations complexes entre les sessions, les étudiants et les pointages.</w:t>
+      </w:r>
+    </w:p>
+    <w:p>
+      <w:pPr>
+        <w:pStyle w:val="Compact"/>
+        <w:numPr>
+          <w:ilvl w:val="0"/>
+          <w:numId w:val="1017"/>
+        </w:numPr>
+      </w:pPr>
+      <w:r>
+        <w:rPr>
+          <w:b/>
+          <w:bCs/>
+        </w:rPr>
         <w:t xml:space="preserve">Outils Externes :</w:t>
       </w:r>
       <w:r>
@@ -3778,8 +3932,8 @@
         <w:br w:type="page"/>
       </w:r>
     </w:p>
-    <w:bookmarkEnd w:id="83"/>
-    <w:bookmarkStart w:id="86" w:name="architecture-du-système"/>
+    <w:bookmarkEnd w:id="85"/>
+    <w:bookmarkStart w:id="88" w:name="architecture-du-système"/>
     <w:p>
       <w:pPr>
         <w:pStyle w:val="Heading2"/>
@@ -3788,7 +3942,7 @@
         <w:rPr>
           <w:rStyle w:val="SectionNumber"/>
         </w:rPr>
-        <w:t xml:space="preserve">8.2</w:t>
+        <w:t xml:space="preserve">8.3</w:t>
       </w:r>
       <w:r>
         <w:tab/>
@@ -3797,7 +3951,7 @@
         <w:t xml:space="preserve">Architecture du Système</w:t>
       </w:r>
     </w:p>
-    <w:bookmarkStart w:id="84" w:name="architecture-mvc"/>
+    <w:bookmarkStart w:id="86" w:name="architecture-mvc"/>
     <w:p>
       <w:pPr>
         <w:pStyle w:val="Heading3"/>
@@ -3806,7 +3960,7 @@
         <w:rPr>
           <w:rStyle w:val="SectionNumber"/>
         </w:rPr>
-        <w:t xml:space="preserve">8.2.1</w:t>
+        <w:t xml:space="preserve">8.3.1</w:t>
       </w:r>
       <w:r>
         <w:tab/>
@@ -3905,8 +4059,8 @@
         <w:t xml:space="preserve">Intermédiaire traitant les requêtes et orchestrant les réponses.</w:t>
       </w:r>
     </w:p>
-    <w:bookmarkEnd w:id="84"/>
-    <w:bookmarkStart w:id="85" w:name="architecture-en-3-couches-3-tier"/>
+    <w:bookmarkEnd w:id="86"/>
+    <w:bookmarkStart w:id="87" w:name="architecture-en-3-couches-3-tier"/>
     <w:p>
       <w:pPr>
         <w:pStyle w:val="Heading3"/>
@@ -3915,7 +4069,7 @@
         <w:rPr>
           <w:rStyle w:val="SectionNumber"/>
         </w:rPr>
-        <w:t xml:space="preserve">8.2.2</w:t>
+        <w:t xml:space="preserve">8.3.2</w:t>
       </w:r>
       <w:r>
         <w:tab/>
@@ -3996,222 +4150,6 @@
       </w:r>
       <w:r>
         <w:t xml:space="preserve">Serveur de base de données MySQL.</w:t>
-      </w:r>
-    </w:p>
-    <w:p>
-      <w:r>
-        <w:br w:type="page"/>
-      </w:r>
-    </w:p>
-    <w:bookmarkEnd w:id="85"/>
-    <w:bookmarkEnd w:id="86"/>
-    <w:bookmarkStart w:id="88" w:name="prototype-fonctionnalités-classes"/>
-    <w:p>
-      <w:pPr>
-        <w:pStyle w:val="Heading2"/>
-      </w:pPr>
-      <w:r>
-        <w:rPr>
-          <w:rStyle w:val="SectionNumber"/>
-        </w:rPr>
-        <w:t xml:space="preserve">8.3</w:t>
-      </w:r>
-      <w:r>
-        <w:tab/>
-      </w:r>
-      <w:r>
-        <w:t xml:space="preserve">Prototype (Fonctionnalités &amp; Classes)</w:t>
-      </w:r>
-    </w:p>
-    <w:p>
-      <w:pPr>
-        <w:pStyle w:val="FirstParagraph"/>
-      </w:pPr>
-      <w:r>
-        <w:t xml:space="preserve">Le prototype d’</w:t>
-      </w:r>
-      <w:r>
-        <w:rPr>
-          <w:b/>
-          <w:bCs/>
-        </w:rPr>
-        <w:t xml:space="preserve">AttendanceFlow-AMS</w:t>
-      </w:r>
-      <w:r>
-        <w:t xml:space="preserve"> </w:t>
-      </w:r>
-      <w:r>
-        <w:t xml:space="preserve">couvre les flux critiques :</w:t>
-      </w:r>
-      <w:r>
-        <w:t xml:space="preserve"> </w:t>
-      </w:r>
-      <w:r>
-        <w:t xml:space="preserve">-</w:t>
-      </w:r>
-      <w:r>
-        <w:t xml:space="preserve"> </w:t>
-      </w:r>
-      <w:r>
-        <w:rPr>
-          <w:b/>
-          <w:bCs/>
-        </w:rPr>
-        <w:t xml:space="preserve">Section Administrateur :</w:t>
-      </w:r>
-      <w:r>
-        <w:t xml:space="preserve"> </w:t>
-      </w:r>
-      <w:r>
-        <w:t xml:space="preserve">Dashboard, gestion des étudiants, validation des justificatifs.</w:t>
-      </w:r>
-      <w:r>
-        <w:t xml:space="preserve"> </w:t>
-      </w:r>
-      <w:r>
-        <w:t xml:space="preserve">-</w:t>
-      </w:r>
-      <w:r>
-        <w:t xml:space="preserve"> </w:t>
-      </w:r>
-      <w:r>
-        <w:rPr>
-          <w:b/>
-          <w:bCs/>
-        </w:rPr>
-        <w:t xml:space="preserve">Section Formateur :</w:t>
-      </w:r>
-      <w:r>
-        <w:t xml:space="preserve"> </w:t>
-      </w:r>
-      <w:r>
-        <w:t xml:space="preserve">Pointage par session (Flash), gestion des retards.</w:t>
-      </w:r>
-      <w:r>
-        <w:t xml:space="preserve"> </w:t>
-      </w:r>
-      <w:r>
-        <w:t xml:space="preserve">-</w:t>
-      </w:r>
-      <w:r>
-        <w:t xml:space="preserve"> </w:t>
-      </w:r>
-      <w:r>
-        <w:rPr>
-          <w:b/>
-          <w:bCs/>
-        </w:rPr>
-        <w:t xml:space="preserve">Section Étudiant :</w:t>
-      </w:r>
-      <w:r>
-        <w:t xml:space="preserve"> </w:t>
-      </w:r>
-      <w:r>
-        <w:t xml:space="preserve">Consultation de l’assiduité, soumission de documents.</w:t>
-      </w:r>
-    </w:p>
-    <w:bookmarkStart w:id="87" w:name="diagramme-de-classe-entités-principales"/>
-    <w:p>
-      <w:pPr>
-        <w:pStyle w:val="Heading3"/>
-      </w:pPr>
-      <w:r>
-        <w:rPr>
-          <w:rStyle w:val="SectionNumber"/>
-        </w:rPr>
-        <w:t xml:space="preserve">8.3.1</w:t>
-      </w:r>
-      <w:r>
-        <w:tab/>
-      </w:r>
-      <w:r>
-        <w:t xml:space="preserve">Diagramme de Classe — Entités Principales</w:t>
-      </w:r>
-    </w:p>
-    <w:p>
-      <w:pPr>
-        <w:pStyle w:val="FirstParagraph"/>
-      </w:pPr>
-      <w:r>
-        <w:t xml:space="preserve">Les entités</w:t>
-      </w:r>
-      <w:r>
-        <w:t xml:space="preserve"> </w:t>
-      </w:r>
-      <w:r>
-        <w:rPr>
-          <w:rStyle w:val="VerbatimChar"/>
-        </w:rPr>
-        <w:t xml:space="preserve">User</w:t>
-      </w:r>
-      <w:r>
-        <w:t xml:space="preserve">,</w:t>
-      </w:r>
-      <w:r>
-        <w:t xml:space="preserve"> </w:t>
-      </w:r>
-      <w:r>
-        <w:rPr>
-          <w:rStyle w:val="VerbatimChar"/>
-        </w:rPr>
-        <w:t xml:space="preserve">Student</w:t>
-      </w:r>
-      <w:r>
-        <w:t xml:space="preserve">,</w:t>
-      </w:r>
-      <w:r>
-        <w:t xml:space="preserve"> </w:t>
-      </w:r>
-      <w:r>
-        <w:rPr>
-          <w:rStyle w:val="VerbatimChar"/>
-        </w:rPr>
-        <w:t xml:space="preserve">Teacher</w:t>
-      </w:r>
-      <w:r>
-        <w:t xml:space="preserve">,</w:t>
-      </w:r>
-      <w:r>
-        <w:t xml:space="preserve"> </w:t>
-      </w:r>
-      <w:r>
-        <w:rPr>
-          <w:rStyle w:val="VerbatimChar"/>
-        </w:rPr>
-        <w:t xml:space="preserve">Session</w:t>
-      </w:r>
-      <w:r>
-        <w:t xml:space="preserve">,</w:t>
-      </w:r>
-      <w:r>
-        <w:t xml:space="preserve"> </w:t>
-      </w:r>
-      <w:r>
-        <w:rPr>
-          <w:rStyle w:val="VerbatimChar"/>
-        </w:rPr>
-        <w:t xml:space="preserve">Attendance</w:t>
-      </w:r>
-      <w:r>
-        <w:t xml:space="preserve"> </w:t>
-      </w:r>
-      <w:r>
-        <w:t xml:space="preserve">et</w:t>
-      </w:r>
-      <w:r>
-        <w:t xml:space="preserve"> </w:t>
-      </w:r>
-      <w:r>
-        <w:rPr>
-          <w:rStyle w:val="VerbatimChar"/>
-        </w:rPr>
-        <w:t xml:space="preserve">Justification</w:t>
-      </w:r>
-      <w:r>
-        <w:t xml:space="preserve"> </w:t>
-      </w:r>
-      <w:r>
-        <w:t xml:space="preserve">forment le squelette du système, garantissant une intégrité référentielle stricte.</w:t>
       </w:r>
     </w:p>
     <w:p>
@@ -4221,8 +4159,224 @@
     </w:p>
     <w:bookmarkEnd w:id="87"/>
     <w:bookmarkEnd w:id="88"/>
+    <w:bookmarkStart w:id="90" w:name="prototype-fonctionnalités-classes"/>
+    <w:p>
+      <w:pPr>
+        <w:pStyle w:val="Heading2"/>
+      </w:pPr>
+      <w:r>
+        <w:rPr>
+          <w:rStyle w:val="SectionNumber"/>
+        </w:rPr>
+        <w:t xml:space="preserve">8.4</w:t>
+      </w:r>
+      <w:r>
+        <w:tab/>
+      </w:r>
+      <w:r>
+        <w:t xml:space="preserve">Prototype (Fonctionnalités &amp; Classes)</w:t>
+      </w:r>
+    </w:p>
+    <w:p>
+      <w:pPr>
+        <w:pStyle w:val="FirstParagraph"/>
+      </w:pPr>
+      <w:r>
+        <w:t xml:space="preserve">Le prototype d’</w:t>
+      </w:r>
+      <w:r>
+        <w:rPr>
+          <w:b/>
+          <w:bCs/>
+        </w:rPr>
+        <w:t xml:space="preserve">AttendanceFlow-AMS</w:t>
+      </w:r>
+      <w:r>
+        <w:t xml:space="preserve"> </w:t>
+      </w:r>
+      <w:r>
+        <w:t xml:space="preserve">couvre les flux critiques :</w:t>
+      </w:r>
+      <w:r>
+        <w:t xml:space="preserve"> </w:t>
+      </w:r>
+      <w:r>
+        <w:t xml:space="preserve">-</w:t>
+      </w:r>
+      <w:r>
+        <w:t xml:space="preserve"> </w:t>
+      </w:r>
+      <w:r>
+        <w:rPr>
+          <w:b/>
+          <w:bCs/>
+        </w:rPr>
+        <w:t xml:space="preserve">Section Administrateur :</w:t>
+      </w:r>
+      <w:r>
+        <w:t xml:space="preserve"> </w:t>
+      </w:r>
+      <w:r>
+        <w:t xml:space="preserve">Dashboard, gestion des étudiants, validation des justificatifs.</w:t>
+      </w:r>
+      <w:r>
+        <w:t xml:space="preserve"> </w:t>
+      </w:r>
+      <w:r>
+        <w:t xml:space="preserve">-</w:t>
+      </w:r>
+      <w:r>
+        <w:t xml:space="preserve"> </w:t>
+      </w:r>
+      <w:r>
+        <w:rPr>
+          <w:b/>
+          <w:bCs/>
+        </w:rPr>
+        <w:t xml:space="preserve">Section Formateur :</w:t>
+      </w:r>
+      <w:r>
+        <w:t xml:space="preserve"> </w:t>
+      </w:r>
+      <w:r>
+        <w:t xml:space="preserve">Pointage par session (Flash), gestion des retards.</w:t>
+      </w:r>
+      <w:r>
+        <w:t xml:space="preserve"> </w:t>
+      </w:r>
+      <w:r>
+        <w:t xml:space="preserve">-</w:t>
+      </w:r>
+      <w:r>
+        <w:t xml:space="preserve"> </w:t>
+      </w:r>
+      <w:r>
+        <w:rPr>
+          <w:b/>
+          <w:bCs/>
+        </w:rPr>
+        <w:t xml:space="preserve">Section Étudiant :</w:t>
+      </w:r>
+      <w:r>
+        <w:t xml:space="preserve"> </w:t>
+      </w:r>
+      <w:r>
+        <w:t xml:space="preserve">Consultation de l’assiduité, soumission de documents.</w:t>
+      </w:r>
+    </w:p>
+    <w:bookmarkStart w:id="89" w:name="diagramme-de-classe-entités-principales"/>
+    <w:p>
+      <w:pPr>
+        <w:pStyle w:val="Heading3"/>
+      </w:pPr>
+      <w:r>
+        <w:rPr>
+          <w:rStyle w:val="SectionNumber"/>
+        </w:rPr>
+        <w:t xml:space="preserve">8.4.1</w:t>
+      </w:r>
+      <w:r>
+        <w:tab/>
+      </w:r>
+      <w:r>
+        <w:t xml:space="preserve">Diagramme de Classe — Entités Principales</w:t>
+      </w:r>
+    </w:p>
+    <w:p>
+      <w:pPr>
+        <w:pStyle w:val="FirstParagraph"/>
+      </w:pPr>
+      <w:r>
+        <w:t xml:space="preserve">Les entités</w:t>
+      </w:r>
+      <w:r>
+        <w:t xml:space="preserve"> </w:t>
+      </w:r>
+      <w:r>
+        <w:rPr>
+          <w:rStyle w:val="VerbatimChar"/>
+        </w:rPr>
+        <w:t xml:space="preserve">User</w:t>
+      </w:r>
+      <w:r>
+        <w:t xml:space="preserve">,</w:t>
+      </w:r>
+      <w:r>
+        <w:t xml:space="preserve"> </w:t>
+      </w:r>
+      <w:r>
+        <w:rPr>
+          <w:rStyle w:val="VerbatimChar"/>
+        </w:rPr>
+        <w:t xml:space="preserve">Student</w:t>
+      </w:r>
+      <w:r>
+        <w:t xml:space="preserve">,</w:t>
+      </w:r>
+      <w:r>
+        <w:t xml:space="preserve"> </w:t>
+      </w:r>
+      <w:r>
+        <w:rPr>
+          <w:rStyle w:val="VerbatimChar"/>
+        </w:rPr>
+        <w:t xml:space="preserve">Teacher</w:t>
+      </w:r>
+      <w:r>
+        <w:t xml:space="preserve">,</w:t>
+      </w:r>
+      <w:r>
+        <w:t xml:space="preserve"> </w:t>
+      </w:r>
+      <w:r>
+        <w:rPr>
+          <w:rStyle w:val="VerbatimChar"/>
+        </w:rPr>
+        <w:t xml:space="preserve">Session</w:t>
+      </w:r>
+      <w:r>
+        <w:t xml:space="preserve">,</w:t>
+      </w:r>
+      <w:r>
+        <w:t xml:space="preserve"> </w:t>
+      </w:r>
+      <w:r>
+        <w:rPr>
+          <w:rStyle w:val="VerbatimChar"/>
+        </w:rPr>
+        <w:t xml:space="preserve">Attendance</w:t>
+      </w:r>
+      <w:r>
+        <w:t xml:space="preserve"> </w:t>
+      </w:r>
+      <w:r>
+        <w:t xml:space="preserve">et</w:t>
+      </w:r>
+      <w:r>
+        <w:t xml:space="preserve"> </w:t>
+      </w:r>
+      <w:r>
+        <w:rPr>
+          <w:rStyle w:val="VerbatimChar"/>
+        </w:rPr>
+        <w:t xml:space="preserve">Justification</w:t>
+      </w:r>
+      <w:r>
+        <w:t xml:space="preserve"> </w:t>
+      </w:r>
+      <w:r>
+        <w:t xml:space="preserve">forment le squelette du système, garantissant une intégrité référentielle stricte.</w:t>
+      </w:r>
+    </w:p>
+    <w:p>
+      <w:r>
+        <w:br w:type="page"/>
+      </w:r>
+    </w:p>
     <w:bookmarkEnd w:id="89"/>
-    <w:bookmarkStart w:id="103" w:name="conception-ui-design"/>
+    <w:bookmarkEnd w:id="90"/>
+    <w:bookmarkEnd w:id="91"/>
+    <w:bookmarkStart w:id="105" w:name="conception-ui-design"/>
     <w:p>
       <w:pPr>
         <w:pStyle w:val="Heading1"/>
@@ -4240,7 +4394,7 @@
         <w:t xml:space="preserve">🎨 Conception &amp; UI Design</w:t>
       </w:r>
     </w:p>
-    <w:bookmarkStart w:id="93" w:name="diagramme-de-classe"/>
+    <w:bookmarkStart w:id="95" w:name="diagramme-de-classe"/>
     <w:p>
       <w:pPr>
         <w:pStyle w:val="Heading2"/>
@@ -4275,18 +4429,18 @@
           <wp:inline>
             <wp:extent cx="5334000" cy="3775021"/>
             <wp:effectExtent b="0" l="0" r="0" t="0"/>
-            <wp:docPr descr="Diagramme de Classe" title="" id="91" name="Picture"/>
+            <wp:docPr descr="Diagramme de Classe" title="" id="93" name="Picture"/>
             <a:graphic>
               <a:graphicData uri="http://schemas.openxmlformats.org/drawingml/2006/picture">
                 <pic:pic>
                   <pic:nvPicPr>
-                    <pic:cNvPr descr="imgs/diagramme-class.png" id="92" name="Picture"/>
+                    <pic:cNvPr descr="imgs/diagramme-class.png" id="94" name="Picture"/>
                     <pic:cNvPicPr>
                       <a:picLocks noChangeArrowheads="1" noChangeAspect="1"/>
                     </pic:cNvPicPr>
                   </pic:nvPicPr>
                   <pic:blipFill>
-                    <a:blip r:embed="rId90"/>
+                    <a:blip r:embed="rId92"/>
                     <a:stretch>
                       <a:fillRect/>
                     </a:stretch>
@@ -4326,8 +4480,8 @@
         <w:br w:type="page"/>
       </w:r>
     </w:p>
-    <w:bookmarkEnd w:id="93"/>
-    <w:bookmarkStart w:id="102" w:name="schéma-des-interfaces-maquette-uiux"/>
+    <w:bookmarkEnd w:id="95"/>
+    <w:bookmarkStart w:id="104" w:name="schéma-des-interfaces-maquette-uiux"/>
     <w:p>
       <w:pPr>
         <w:pStyle w:val="Heading2"/>
@@ -4353,7 +4507,7 @@
         <w:t xml:space="preserve">La conception visuelle repose sur une approche premium et responsive, utilisant Tailwind CSS pour garantir une expérience fluide sur tous les terminaux.</w:t>
       </w:r>
     </w:p>
-    <w:bookmarkStart w:id="97" w:name="X8c287fb9f60d08483f6c2fdfd0570b52bcce690"/>
+    <w:bookmarkStart w:id="99" w:name="X8c287fb9f60d08483f6c2fdfd0570b52bcce690"/>
     <w:p>
       <w:pPr>
         <w:pStyle w:val="Heading3"/>
@@ -4380,18 +4534,18 @@
           <wp:inline>
             <wp:extent cx="5334000" cy="2855912"/>
             <wp:effectExtent b="0" l="0" r="0" t="0"/>
-            <wp:docPr descr="Maquette UI - Dashboard Admin" title="" id="95" name="Picture"/>
+            <wp:docPr descr="Maquette UI - Dashboard Admin" title="" id="97" name="Picture"/>
             <a:graphic>
               <a:graphicData uri="http://schemas.openxmlformats.org/drawingml/2006/picture">
                 <pic:pic>
                   <pic:nvPicPr>
-                    <pic:cNvPr descr="imgs/maquette.png" id="96" name="Picture"/>
+                    <pic:cNvPr descr="imgs/maquette.png" id="98" name="Picture"/>
                     <pic:cNvPicPr>
                       <a:picLocks noChangeArrowheads="1" noChangeAspect="1"/>
                     </pic:cNvPicPr>
                   </pic:nvPicPr>
                   <pic:blipFill>
-                    <a:blip r:embed="rId94"/>
+                    <a:blip r:embed="rId96"/>
                     <a:stretch>
                       <a:fillRect/>
                     </a:stretch>
@@ -4426,8 +4580,8 @@
         <w:t xml:space="preserve">Maquette UI - Dashboard Admin</w:t>
       </w:r>
     </w:p>
-    <w:bookmarkEnd w:id="97"/>
-    <w:bookmarkStart w:id="101" w:name="vue-densemble---application-mobile"/>
+    <w:bookmarkEnd w:id="99"/>
+    <w:bookmarkStart w:id="103" w:name="vue-densemble---application-mobile"/>
     <w:p>
       <w:pPr>
         <w:pStyle w:val="Heading3"/>
@@ -4454,18 +4608,18 @@
           <wp:inline>
             <wp:extent cx="5334000" cy="3214290"/>
             <wp:effectExtent b="0" l="0" r="0" t="0"/>
-            <wp:docPr descr="Maquette UI - Application Mobile" title="" id="99" name="Picture"/>
+            <wp:docPr descr="Maquette UI - Application Mobile" title="" id="101" name="Picture"/>
             <a:graphic>
               <a:graphicData uri="http://schemas.openxmlformats.org/drawingml/2006/picture">
                 <pic:pic>
                   <pic:nvPicPr>
-                    <pic:cNvPr descr="imgs/maquete-m.png" id="100" name="Picture"/>
+                    <pic:cNvPr descr="imgs/maquete-m.png" id="102" name="Picture"/>
                     <pic:cNvPicPr>
                       <a:picLocks noChangeArrowheads="1" noChangeAspect="1"/>
                     </pic:cNvPicPr>
                   </pic:nvPicPr>
                   <pic:blipFill>
-                    <a:blip r:embed="rId98"/>
+                    <a:blip r:embed="rId100"/>
                     <a:stretch>
                       <a:fillRect/>
                     </a:stretch>
@@ -4505,10 +4659,10 @@
         <w:br w:type="page"/>
       </w:r>
     </w:p>
-    <w:bookmarkEnd w:id="101"/>
-    <w:bookmarkEnd w:id="102"/>
     <w:bookmarkEnd w:id="103"/>
-    <w:bookmarkStart w:id="106" w:name="réalisation"/>
+    <w:bookmarkEnd w:id="104"/>
+    <w:bookmarkEnd w:id="105"/>
+    <w:bookmarkStart w:id="108" w:name="réalisation"/>
     <w:p>
       <w:pPr>
         <w:pStyle w:val="Heading1"/>
@@ -4526,7 +4680,7 @@
         <w:t xml:space="preserve">💻 Réalisation</w:t>
       </w:r>
     </w:p>
-    <w:bookmarkStart w:id="104" w:name="technologies-utilisées-tech-stack"/>
+    <w:bookmarkStart w:id="106" w:name="technologies-utilisées-tech-stack"/>
     <w:p>
       <w:pPr>
         <w:pStyle w:val="Heading2"/>
@@ -4550,118 +4704,6 @@
       </w:pPr>
       <w:r>
         <w:t xml:space="preserve">Le projet utilise des technologies de pointe pour offrir une interface premium et une architecture solide :</w:t>
-      </w:r>
-    </w:p>
-    <w:p>
-      <w:pPr>
-        <w:pStyle w:val="Compact"/>
-        <w:numPr>
-          <w:ilvl w:val="0"/>
-          <w:numId w:val="1017"/>
-        </w:numPr>
-      </w:pPr>
-      <w:r>
-        <w:rPr>
-          <w:b/>
-          <w:bCs/>
-        </w:rPr>
-        <w:t xml:space="preserve">Frontend :</w:t>
-      </w:r>
-      <w:r>
-        <w:t xml:space="preserve"> </w:t>
-      </w:r>
-      <w:r>
-        <w:t xml:space="preserve">Blade Templates, Tailwind CSS pour le style, et Alpine.js pour l’interactivité dynamique.</w:t>
-      </w:r>
-    </w:p>
-    <w:p>
-      <w:pPr>
-        <w:pStyle w:val="Compact"/>
-        <w:numPr>
-          <w:ilvl w:val="0"/>
-          <w:numId w:val="1017"/>
-        </w:numPr>
-      </w:pPr>
-      <w:r>
-        <w:rPr>
-          <w:b/>
-          <w:bCs/>
-        </w:rPr>
-        <w:t xml:space="preserve">Backend :</w:t>
-      </w:r>
-      <w:r>
-        <w:t xml:space="preserve"> </w:t>
-      </w:r>
-      <w:r>
-        <w:t xml:space="preserve">Laravel 12 (PHP 8.2+) gérant la logique métier, l’authentification et les accès.</w:t>
-      </w:r>
-    </w:p>
-    <w:p>
-      <w:pPr>
-        <w:pStyle w:val="Compact"/>
-        <w:numPr>
-          <w:ilvl w:val="0"/>
-          <w:numId w:val="1017"/>
-        </w:numPr>
-      </w:pPr>
-      <w:r>
-        <w:rPr>
-          <w:b/>
-          <w:bCs/>
-        </w:rPr>
-        <w:t xml:space="preserve">Base de Données :</w:t>
-      </w:r>
-      <w:r>
-        <w:t xml:space="preserve"> </w:t>
-      </w:r>
-      <w:r>
-        <w:t xml:space="preserve">MySQL pour le stockage relationnel des données d’assiduité.</w:t>
-      </w:r>
-    </w:p>
-    <w:p>
-      <w:pPr>
-        <w:pStyle w:val="Compact"/>
-        <w:numPr>
-          <w:ilvl w:val="0"/>
-          <w:numId w:val="1017"/>
-        </w:numPr>
-      </w:pPr>
-      <w:r>
-        <w:rPr>
-          <w:b/>
-          <w:bCs/>
-        </w:rPr>
-        <w:t xml:space="preserve">Composants UI :</w:t>
-      </w:r>
-      <w:r>
-        <w:t xml:space="preserve"> </w:t>
-      </w:r>
-      <w:r>
-        <w:t xml:space="preserve">Preline UI et Lucide Icons pour des interfaces professionnelles et claires.</w:t>
-      </w:r>
-    </w:p>
-    <w:p>
-      <w:r>
-        <w:br w:type="page"/>
-      </w:r>
-    </w:p>
-    <w:bookmarkEnd w:id="104"/>
-    <w:bookmarkStart w:id="105" w:name="outils-de-développement-gestion"/>
-    <w:p>
-      <w:pPr>
-        <w:pStyle w:val="Heading2"/>
-      </w:pPr>
-      <w:r>
-        <w:rPr>
-          <w:rStyle w:val="SectionNumber"/>
-        </w:rPr>
-        <w:t xml:space="preserve">10.2</w:t>
-      </w:r>
-      <w:r>
-        <w:tab/>
-      </w:r>
-      <w:r>
-        <w:t xml:space="preserve">Outils de développement &amp; Gestion</w:t>
       </w:r>
     </w:p>
     <w:p>
@@ -4677,29 +4719,13 @@
           <w:b/>
           <w:bCs/>
         </w:rPr>
-        <w:t xml:space="preserve">IDE :</w:t>
-      </w:r>
-      <w:r>
-        <w:t xml:space="preserve"> </w:t>
-      </w:r>
-      <w:r>
-        <w:t xml:space="preserve">Visual Studio Code avec l’assistant IA</w:t>
-      </w:r>
-      <w:r>
-        <w:t xml:space="preserve"> </w:t>
-      </w:r>
-      <w:r>
-        <w:rPr>
-          <w:b/>
-          <w:bCs/>
-        </w:rPr>
-        <w:t xml:space="preserve">Antigravity</w:t>
-      </w:r>
-      <w:r>
-        <w:t xml:space="preserve"> </w:t>
-      </w:r>
-      <w:r>
-        <w:t xml:space="preserve">pour l’accélération du développement.</w:t>
+        <w:t xml:space="preserve">Frontend :</w:t>
+      </w:r>
+      <w:r>
+        <w:t xml:space="preserve"> </w:t>
+      </w:r>
+      <w:r>
+        <w:t xml:space="preserve">Blade Templates, Tailwind CSS pour le style, et Alpine.js pour l’interactivité dynamique.</w:t>
       </w:r>
     </w:p>
     <w:p>
@@ -4715,13 +4741,13 @@
           <w:b/>
           <w:bCs/>
         </w:rPr>
-        <w:t xml:space="preserve">Gestion de Version :</w:t>
-      </w:r>
-      <w:r>
-        <w:t xml:space="preserve"> </w:t>
-      </w:r>
-      <w:r>
-        <w:t xml:space="preserve">Git et GitHub pour le suivi du code source.</w:t>
+        <w:t xml:space="preserve">Backend :</w:t>
+      </w:r>
+      <w:r>
+        <w:t xml:space="preserve"> </w:t>
+      </w:r>
+      <w:r>
+        <w:t xml:space="preserve">Laravel 12 (PHP 8.2+) gérant la logique métier, l’authentification et les accès.</w:t>
       </w:r>
     </w:p>
     <w:p>
@@ -4737,29 +4763,13 @@
           <w:b/>
           <w:bCs/>
         </w:rPr>
-        <w:t xml:space="preserve">Gestion de Projet :</w:t>
-      </w:r>
-      <w:r>
-        <w:t xml:space="preserve"> </w:t>
-      </w:r>
-      <w:r>
-        <w:t xml:space="preserve">Méthodologie</w:t>
-      </w:r>
-      <w:r>
-        <w:t xml:space="preserve"> </w:t>
-      </w:r>
-      <w:r>
-        <w:rPr>
-          <w:b/>
-          <w:bCs/>
-        </w:rPr>
-        <w:t xml:space="preserve">Scrum</w:t>
-      </w:r>
-      <w:r>
-        <w:t xml:space="preserve"> </w:t>
-      </w:r>
-      <w:r>
-        <w:t xml:space="preserve">avec utilisation d’artéfacts Agiles (Sprints, Backlog).</w:t>
+        <w:t xml:space="preserve">Base de Données :</w:t>
+      </w:r>
+      <w:r>
+        <w:t xml:space="preserve"> </w:t>
+      </w:r>
+      <w:r>
+        <w:t xml:space="preserve">MySQL pour le stockage relationnel des données d’assiduité.</w:t>
       </w:r>
     </w:p>
     <w:p>
@@ -4775,13 +4785,13 @@
           <w:b/>
           <w:bCs/>
         </w:rPr>
-        <w:t xml:space="preserve">Conception :</w:t>
-      </w:r>
-      <w:r>
-        <w:t xml:space="preserve"> </w:t>
-      </w:r>
-      <w:r>
-        <w:t xml:space="preserve">PlantUML pour les diagrammes de cas d’utilisation et de classe.</w:t>
+        <w:t xml:space="preserve">Composants UI :</w:t>
+      </w:r>
+      <w:r>
+        <w:t xml:space="preserve"> </w:t>
+      </w:r>
+      <w:r>
+        <w:t xml:space="preserve">Preline UI et Lucide Icons pour des interfaces professionnelles et claires.</w:t>
       </w:r>
     </w:p>
     <w:p>
@@ -4789,61 +4799,23 @@
         <w:br w:type="page"/>
       </w:r>
     </w:p>
-    <w:bookmarkEnd w:id="105"/>
     <w:bookmarkEnd w:id="106"/>
-    <w:bookmarkStart w:id="107" w:name="conclusion"/>
-    <w:p>
-      <w:pPr>
-        <w:pStyle w:val="Heading1"/>
+    <w:bookmarkStart w:id="107" w:name="outils-de-développement-gestion"/>
+    <w:p>
+      <w:pPr>
+        <w:pStyle w:val="Heading2"/>
       </w:pPr>
       <w:r>
         <w:rPr>
           <w:rStyle w:val="SectionNumber"/>
         </w:rPr>
-        <w:t xml:space="preserve">11</w:t>
+        <w:t xml:space="preserve">10.2</w:t>
       </w:r>
       <w:r>
         <w:tab/>
       </w:r>
       <w:r>
-        <w:t xml:space="preserve">⭐ Conclusion</w:t>
-      </w:r>
-    </w:p>
-    <w:p>
-      <w:pPr>
-        <w:pStyle w:val="FirstParagraph"/>
-      </w:pPr>
-      <w:r>
-        <w:t xml:space="preserve">Le projet</w:t>
-      </w:r>
-      <w:r>
-        <w:t xml:space="preserve"> </w:t>
-      </w:r>
-      <w:r>
-        <w:rPr>
-          <w:b/>
-          <w:bCs/>
-        </w:rPr>
-        <w:t xml:space="preserve">AttendanceFlow-AMS</w:t>
-      </w:r>
-      <w:r>
-        <w:t xml:space="preserve"> </w:t>
-      </w:r>
-      <w:r>
-        <w:t xml:space="preserve">a permis de répondre efficacement aux défis de la gestion des absences au sein de</w:t>
-      </w:r>
-      <w:r>
-        <w:t xml:space="preserve"> </w:t>
-      </w:r>
-      <w:r>
-        <w:rPr>
-          <w:b/>
-          <w:bCs/>
-        </w:rPr>
-        <w:t xml:space="preserve">SoliCode</w:t>
-      </w:r>
-      <w:r>
-        <w:t xml:space="preserve">. En remplaçant les processus manuels par une solution numérique intégrée (Web &amp; Mobile), nous avons atteint les objectifs de :</w:t>
+        <w:t xml:space="preserve">Outils de développement &amp; Gestion</w:t>
       </w:r>
     </w:p>
     <w:p>
@@ -4859,13 +4831,29 @@
           <w:b/>
           <w:bCs/>
         </w:rPr>
-        <w:t xml:space="preserve">Fiabilité :</w:t>
-      </w:r>
-      <w:r>
-        <w:t xml:space="preserve"> </w:t>
-      </w:r>
-      <w:r>
-        <w:t xml:space="preserve">Suppression des erreurs de saisie et centralisation de l’information.</w:t>
+        <w:t xml:space="preserve">IDE :</w:t>
+      </w:r>
+      <w:r>
+        <w:t xml:space="preserve"> </w:t>
+      </w:r>
+      <w:r>
+        <w:t xml:space="preserve">Visual Studio Code avec l’assistant IA</w:t>
+      </w:r>
+      <w:r>
+        <w:t xml:space="preserve"> </w:t>
+      </w:r>
+      <w:r>
+        <w:rPr>
+          <w:b/>
+          <w:bCs/>
+        </w:rPr>
+        <w:t xml:space="preserve">Antigravity</w:t>
+      </w:r>
+      <w:r>
+        <w:t xml:space="preserve"> </w:t>
+      </w:r>
+      <w:r>
+        <w:t xml:space="preserve">pour l’accélération du développement.</w:t>
       </w:r>
     </w:p>
     <w:p>
@@ -4881,13 +4869,13 @@
           <w:b/>
           <w:bCs/>
         </w:rPr>
-        <w:t xml:space="preserve">Productivité :</w:t>
-      </w:r>
-      <w:r>
-        <w:t xml:space="preserve"> </w:t>
-      </w:r>
-      <w:r>
-        <w:t xml:space="preserve">Gain de temps significatif pour les formateurs et l’administration.</w:t>
+        <w:t xml:space="preserve">Gestion de Version :</w:t>
+      </w:r>
+      <w:r>
+        <w:t xml:space="preserve"> </w:t>
+      </w:r>
+      <w:r>
+        <w:t xml:space="preserve">Git et GitHub pour le suivi du code source.</w:t>
       </w:r>
     </w:p>
     <w:p>
@@ -4903,6 +4891,172 @@
           <w:b/>
           <w:bCs/>
         </w:rPr>
+        <w:t xml:space="preserve">Gestion de Projet :</w:t>
+      </w:r>
+      <w:r>
+        <w:t xml:space="preserve"> </w:t>
+      </w:r>
+      <w:r>
+        <w:t xml:space="preserve">Méthodologie</w:t>
+      </w:r>
+      <w:r>
+        <w:t xml:space="preserve"> </w:t>
+      </w:r>
+      <w:r>
+        <w:rPr>
+          <w:b/>
+          <w:bCs/>
+        </w:rPr>
+        <w:t xml:space="preserve">Scrum</w:t>
+      </w:r>
+      <w:r>
+        <w:t xml:space="preserve"> </w:t>
+      </w:r>
+      <w:r>
+        <w:t xml:space="preserve">avec utilisation d’artéfacts Agiles (Sprints, Backlog).</w:t>
+      </w:r>
+    </w:p>
+    <w:p>
+      <w:pPr>
+        <w:pStyle w:val="Compact"/>
+        <w:numPr>
+          <w:ilvl w:val="0"/>
+          <w:numId w:val="1019"/>
+        </w:numPr>
+      </w:pPr>
+      <w:r>
+        <w:rPr>
+          <w:b/>
+          <w:bCs/>
+        </w:rPr>
+        <w:t xml:space="preserve">Conception :</w:t>
+      </w:r>
+      <w:r>
+        <w:t xml:space="preserve"> </w:t>
+      </w:r>
+      <w:r>
+        <w:t xml:space="preserve">PlantUML pour les diagrammes de cas d’utilisation et de classe.</w:t>
+      </w:r>
+    </w:p>
+    <w:p>
+      <w:r>
+        <w:br w:type="page"/>
+      </w:r>
+    </w:p>
+    <w:bookmarkEnd w:id="107"/>
+    <w:bookmarkEnd w:id="108"/>
+    <w:bookmarkStart w:id="109" w:name="conclusion"/>
+    <w:p>
+      <w:pPr>
+        <w:pStyle w:val="Heading1"/>
+      </w:pPr>
+      <w:r>
+        <w:rPr>
+          <w:rStyle w:val="SectionNumber"/>
+        </w:rPr>
+        <w:t xml:space="preserve">11</w:t>
+      </w:r>
+      <w:r>
+        <w:tab/>
+      </w:r>
+      <w:r>
+        <w:t xml:space="preserve">⭐ Conclusion</w:t>
+      </w:r>
+    </w:p>
+    <w:p>
+      <w:pPr>
+        <w:pStyle w:val="FirstParagraph"/>
+      </w:pPr>
+      <w:r>
+        <w:t xml:space="preserve">Le projet</w:t>
+      </w:r>
+      <w:r>
+        <w:t xml:space="preserve"> </w:t>
+      </w:r>
+      <w:r>
+        <w:rPr>
+          <w:b/>
+          <w:bCs/>
+        </w:rPr>
+        <w:t xml:space="preserve">AttendanceFlow-AMS</w:t>
+      </w:r>
+      <w:r>
+        <w:t xml:space="preserve"> </w:t>
+      </w:r>
+      <w:r>
+        <w:t xml:space="preserve">a permis de répondre efficacement aux défis de la gestion des absences au sein de</w:t>
+      </w:r>
+      <w:r>
+        <w:t xml:space="preserve"> </w:t>
+      </w:r>
+      <w:r>
+        <w:rPr>
+          <w:b/>
+          <w:bCs/>
+        </w:rPr>
+        <w:t xml:space="preserve">SoliCode</w:t>
+      </w:r>
+      <w:r>
+        <w:t xml:space="preserve">. En remplaçant les processus manuels par une solution numérique intégrée (Web &amp; Mobile), nous avons atteint les objectifs de :</w:t>
+      </w:r>
+    </w:p>
+    <w:p>
+      <w:pPr>
+        <w:pStyle w:val="Compact"/>
+        <w:numPr>
+          <w:ilvl w:val="0"/>
+          <w:numId w:val="1020"/>
+        </w:numPr>
+      </w:pPr>
+      <w:r>
+        <w:rPr>
+          <w:b/>
+          <w:bCs/>
+        </w:rPr>
+        <w:t xml:space="preserve">Fiabilité :</w:t>
+      </w:r>
+      <w:r>
+        <w:t xml:space="preserve"> </w:t>
+      </w:r>
+      <w:r>
+        <w:t xml:space="preserve">Suppression des erreurs de saisie et centralisation de l’information.</w:t>
+      </w:r>
+    </w:p>
+    <w:p>
+      <w:pPr>
+        <w:pStyle w:val="Compact"/>
+        <w:numPr>
+          <w:ilvl w:val="0"/>
+          <w:numId w:val="1020"/>
+        </w:numPr>
+      </w:pPr>
+      <w:r>
+        <w:rPr>
+          <w:b/>
+          <w:bCs/>
+        </w:rPr>
+        <w:t xml:space="preserve">Productivité :</w:t>
+      </w:r>
+      <w:r>
+        <w:t xml:space="preserve"> </w:t>
+      </w:r>
+      <w:r>
+        <w:t xml:space="preserve">Gain de temps significatif pour les formateurs et l’administration.</w:t>
+      </w:r>
+    </w:p>
+    <w:p>
+      <w:pPr>
+        <w:pStyle w:val="Compact"/>
+        <w:numPr>
+          <w:ilvl w:val="0"/>
+          <w:numId w:val="1020"/>
+        </w:numPr>
+      </w:pPr>
+      <w:r>
+        <w:rPr>
+          <w:b/>
+          <w:bCs/>
+        </w:rPr>
         <w:t xml:space="preserve">Transparence :</w:t>
       </w:r>
       <w:r>
@@ -4920,7 +5074,7 @@
         <w:t xml:space="preserve">Cette expérience a été l’occasion de mettre en œuvre des méthodologies agiles (Scrum, Design Thinking) et des technologies de pointe (Laravel, Tailwind CSS). Les perspectives d’évolution incluent l’intégration de notifications automatisées et l’analyse prédictive pour lutter contre le décrochage scolaire.</w:t>
       </w:r>
     </w:p>
-    <w:bookmarkEnd w:id="107"/>
+    <w:bookmarkEnd w:id="109"/>
     <w:sectPr>
       <w:footnotePr>
         <w:numRestart w:val="eachSect"/>
@@ -5295,7 +5449,34 @@
     <w:abstractNumId w:val="991"/>
   </w:num>
   <w:num w:numId="1016">
-    <w:abstractNumId w:val="991"/>
+    <w:abstractNumId w:val="99411"/>
+    <w:lvlOverride w:ilvl="0">
+      <w:startOverride w:val="1"/>
+    </w:lvlOverride>
+    <w:lvlOverride w:ilvl="1">
+      <w:startOverride w:val="1"/>
+    </w:lvlOverride>
+    <w:lvlOverride w:ilvl="2">
+      <w:startOverride w:val="1"/>
+    </w:lvlOverride>
+    <w:lvlOverride w:ilvl="3">
+      <w:startOverride w:val="1"/>
+    </w:lvlOverride>
+    <w:lvlOverride w:ilvl="4">
+      <w:startOverride w:val="1"/>
+    </w:lvlOverride>
+    <w:lvlOverride w:ilvl="5">
+      <w:startOverride w:val="1"/>
+    </w:lvlOverride>
+    <w:lvlOverride w:ilvl="6">
+      <w:startOverride w:val="1"/>
+    </w:lvlOverride>
+    <w:lvlOverride w:ilvl="7">
+      <w:startOverride w:val="1"/>
+    </w:lvlOverride>
+    <w:lvlOverride w:ilvl="8">
+      <w:startOverride w:val="1"/>
+    </w:lvlOverride>
   </w:num>
   <w:num w:numId="1017">
     <w:abstractNumId w:val="991"/>
@@ -5304,6 +5485,9 @@
     <w:abstractNumId w:val="991"/>
   </w:num>
   <w:num w:numId="1019">
+    <w:abstractNumId w:val="991"/>
+  </w:num>
+  <w:num w:numId="1020">
     <w:abstractNumId w:val="99411"/>
     <w:lvlOverride w:ilvl="0">
       <w:startOverride w:val="1"/>

--- a/Raport/docs/AMS_Report.docx
+++ b/Raport/docs/AMS_Report.docx
@@ -1362,7 +1362,7 @@
     </w:p>
     <w:bookmarkEnd w:id="27"/>
     <w:bookmarkEnd w:id="28"/>
-    <w:bookmarkStart w:id="51" w:name="méthodes-de-travail"/>
+    <w:bookmarkStart w:id="57" w:name="méthodes-de-travail"/>
     <w:p>
       <w:pPr>
         <w:pStyle w:val="Heading1"/>
@@ -1424,7 +1424,7 @@
         </w:pict>
       </w:r>
     </w:p>
-    <w:bookmarkStart w:id="33" w:name="méthodologie-scrum"/>
+    <w:bookmarkStart w:id="34" w:name="méthodologie-scrum"/>
     <w:p>
       <w:pPr>
         <w:pStyle w:val="Heading2"/>
@@ -1580,11 +1580,320 @@
         <w:t xml:space="preserve">Sprint Planning, Daily Stand-up, Sprint Review et Sprint Retrospective pour une amélioration continue.</w:t>
       </w:r>
     </w:p>
-    <w:p>
-      <w:r>
-        <w:pict>
-          <v:rect style="width:0;height:1.5pt" o:hralign="center" o:hrstd="t" o:hr="t"/>
-        </w:pict>
+    <w:bookmarkEnd w:id="32"/>
+    <w:bookmarkStart w:id="33" w:name="sprint-1-digitalisation-du-pointage-mvp"/>
+    <w:p>
+      <w:pPr>
+        <w:pStyle w:val="Heading3"/>
+      </w:pPr>
+      <w:r>
+        <w:rPr>
+          <w:rStyle w:val="SectionNumber"/>
+        </w:rPr>
+        <w:t xml:space="preserve">6.1.2</w:t>
+      </w:r>
+      <w:r>
+        <w:tab/>
+      </w:r>
+      <w:r>
+        <w:t xml:space="preserve">📋 Sprint 1 : Digitalisation du Pointage (MVP)</w:t>
+      </w:r>
+    </w:p>
+    <w:p>
+      <w:pPr>
+        <w:pStyle w:val="FirstParagraph"/>
+      </w:pPr>
+      <w:r>
+        <w:t xml:space="preserve">Le Sprint 1 s’est déroulé sur</w:t>
+      </w:r>
+      <w:r>
+        <w:t xml:space="preserve"> </w:t>
+      </w:r>
+      <w:r>
+        <w:rPr>
+          <w:b/>
+          <w:bCs/>
+        </w:rPr>
+        <w:t xml:space="preserve">deux semaines</w:t>
+      </w:r>
+      <w:r>
+        <w:t xml:space="preserve"> </w:t>
+      </w:r>
+      <w:r>
+        <w:t xml:space="preserve">(Mars 2026) avec les objectifs suivants :</w:t>
+      </w:r>
+    </w:p>
+    <w:tbl>
+      <w:tblPr>
+        <w:tblStyle w:val="Table"/>
+        <w:tblW w:type="pct" w:w="5000"/>
+        <w:tblLayout w:type="fixed"/>
+        <w:tblLook w:firstRow="1" w:lastRow="0" w:firstColumn="0" w:lastColumn="0" w:noHBand="0" w:noVBand="0" w:val="0020"/>
+      </w:tblPr>
+      <w:tblGrid>
+        <w:gridCol w:w="2904"/>
+        <w:gridCol w:w="2904"/>
+        <w:gridCol w:w="2112"/>
+      </w:tblGrid>
+      <w:tr>
+        <w:trPr>
+          <w:tblHeader w:val="on"/>
+        </w:trPr>
+        <w:tc>
+          <w:tcPr/>
+          <w:p>
+            <w:pPr>
+              <w:pStyle w:val="Compact"/>
+            </w:pPr>
+            <w:r>
+              <w:t xml:space="preserve">Cérémonie</w:t>
+            </w:r>
+          </w:p>
+        </w:tc>
+        <w:tc>
+          <w:tcPr/>
+          <w:p>
+            <w:pPr>
+              <w:pStyle w:val="Compact"/>
+            </w:pPr>
+            <w:r>
+              <w:t xml:space="preserve">Fréquence</w:t>
+            </w:r>
+          </w:p>
+        </w:tc>
+        <w:tc>
+          <w:tcPr/>
+          <w:p>
+            <w:pPr>
+              <w:pStyle w:val="Compact"/>
+            </w:pPr>
+            <w:r>
+              <w:t xml:space="preserve">Détail</w:t>
+            </w:r>
+          </w:p>
+        </w:tc>
+      </w:tr>
+      <w:tr>
+        <w:tc>
+          <w:tcPr/>
+          <w:p>
+            <w:pPr>
+              <w:pStyle w:val="Compact"/>
+            </w:pPr>
+            <w:r>
+              <w:rPr>
+                <w:b/>
+                <w:bCs/>
+              </w:rPr>
+              <w:t xml:space="preserve">Sprint Planning</w:t>
+            </w:r>
+          </w:p>
+        </w:tc>
+        <w:tc>
+          <w:tcPr/>
+          <w:p>
+            <w:pPr>
+              <w:pStyle w:val="Compact"/>
+            </w:pPr>
+            <w:r>
+              <w:t xml:space="preserve">Début du Sprint</w:t>
+            </w:r>
+          </w:p>
+        </w:tc>
+        <w:tc>
+          <w:tcPr/>
+          <w:p>
+            <w:pPr>
+              <w:pStyle w:val="Compact"/>
+            </w:pPr>
+            <w:r>
+              <w:t xml:space="preserve">Décomposition du backlog en tâches : modélisation DB, auth, dashboards, CRUD sessions, pointage, justifications, reporting</w:t>
+            </w:r>
+          </w:p>
+        </w:tc>
+      </w:tr>
+      <w:tr>
+        <w:tc>
+          <w:tcPr/>
+          <w:p>
+            <w:pPr>
+              <w:pStyle w:val="Compact"/>
+            </w:pPr>
+            <w:r>
+              <w:rPr>
+                <w:b/>
+                <w:bCs/>
+              </w:rPr>
+              <w:t xml:space="preserve">Daily Stand-up</w:t>
+            </w:r>
+          </w:p>
+        </w:tc>
+        <w:tc>
+          <w:tcPr/>
+          <w:p>
+            <w:pPr>
+              <w:pStyle w:val="Compact"/>
+            </w:pPr>
+            <w:r>
+              <w:t xml:space="preserve">Quotidien (15 min)</w:t>
+            </w:r>
+          </w:p>
+        </w:tc>
+        <w:tc>
+          <w:tcPr/>
+          <w:p>
+            <w:pPr>
+              <w:pStyle w:val="Compact"/>
+            </w:pPr>
+            <w:r>
+              <w:t xml:space="preserve">Points de blocage, avancement des tâches, alignement avec la vision</w:t>
+            </w:r>
+          </w:p>
+        </w:tc>
+      </w:tr>
+      <w:tr>
+        <w:tc>
+          <w:tcPr/>
+          <w:p>
+            <w:pPr>
+              <w:pStyle w:val="Compact"/>
+            </w:pPr>
+            <w:r>
+              <w:rPr>
+                <w:b/>
+                <w:bCs/>
+              </w:rPr>
+              <w:t xml:space="preserve">Sprint Review</w:t>
+            </w:r>
+          </w:p>
+        </w:tc>
+        <w:tc>
+          <w:tcPr/>
+          <w:p>
+            <w:pPr>
+              <w:pStyle w:val="Compact"/>
+            </w:pPr>
+            <w:r>
+              <w:t xml:space="preserve">Fin du Sprint</w:t>
+            </w:r>
+          </w:p>
+        </w:tc>
+        <w:tc>
+          <w:tcPr/>
+          <w:p>
+            <w:pPr>
+              <w:pStyle w:val="Compact"/>
+            </w:pPr>
+            <w:r>
+              <w:t xml:space="preserve">Démonstration des fonctionnalités livrées au Product Owner</w:t>
+            </w:r>
+          </w:p>
+        </w:tc>
+      </w:tr>
+      <w:tr>
+        <w:tc>
+          <w:tcPr/>
+          <w:p>
+            <w:pPr>
+              <w:pStyle w:val="Compact"/>
+            </w:pPr>
+            <w:r>
+              <w:rPr>
+                <w:b/>
+                <w:bCs/>
+              </w:rPr>
+              <w:t xml:space="preserve">Sprint Retrospective</w:t>
+            </w:r>
+          </w:p>
+        </w:tc>
+        <w:tc>
+          <w:tcPr/>
+          <w:p>
+            <w:pPr>
+              <w:pStyle w:val="Compact"/>
+            </w:pPr>
+            <w:r>
+              <w:t xml:space="preserve">Après la Review</w:t>
+            </w:r>
+          </w:p>
+        </w:tc>
+        <w:tc>
+          <w:tcPr/>
+          <w:p>
+            <w:pPr>
+              <w:pStyle w:val="Compact"/>
+            </w:pPr>
+            <w:r>
+              <w:t xml:space="preserve">Identification des axes d’amélioration pour le prochain sprint</w:t>
+            </w:r>
+          </w:p>
+        </w:tc>
+      </w:tr>
+    </w:tbl>
+    <w:p>
+      <w:pPr>
+        <w:pStyle w:val="BodyText"/>
+      </w:pPr>
+      <w:r>
+        <w:rPr>
+          <w:b/>
+          <w:bCs/>
+        </w:rPr>
+        <w:t xml:space="preserve">Backlog Sprint 1 (Livré) :</w:t>
+      </w:r>
+      <w:r>
+        <w:t xml:space="preserve"> </w:t>
+      </w:r>
+      <w:r>
+        <w:t xml:space="preserve">- Modélisation et migration de la base de données (12 tables)</w:t>
+      </w:r>
+      <w:r>
+        <w:t xml:space="preserve"> </w:t>
+      </w:r>
+      <w:r>
+        <w:t xml:space="preserve">- Système d’authentification avec rôles (Admin, Formateur, Étudiant)</w:t>
+      </w:r>
+      <w:r>
+        <w:t xml:space="preserve"> </w:t>
+      </w:r>
+      <w:r>
+        <w:t xml:space="preserve">- Dashboard Administrateur avec statistiques globales</w:t>
+      </w:r>
+      <w:r>
+        <w:t xml:space="preserve"> </w:t>
+      </w:r>
+      <w:r>
+        <w:t xml:space="preserve">- CRUD complet des sessions académiques</w:t>
+      </w:r>
+      <w:r>
+        <w:t xml:space="preserve"> </w:t>
+      </w:r>
+      <w:r>
+        <w:t xml:space="preserve">- Pointage des présences par session (formateur + admin)</w:t>
+      </w:r>
+      <w:r>
+        <w:t xml:space="preserve"> </w:t>
+      </w:r>
+      <w:r>
+        <w:t xml:space="preserve">- Gestion des justificatifs (soumission + validation)</w:t>
+      </w:r>
+      <w:r>
+        <w:t xml:space="preserve"> </w:t>
+      </w:r>
+      <w:r>
+        <w:t xml:space="preserve">- Reporting et analyses avec graphiques (Chart.js)</w:t>
+      </w:r>
+      <w:r>
+        <w:t xml:space="preserve"> </w:t>
+      </w:r>
+      <w:r>
+        <w:t xml:space="preserve">- API RESTful pour consommation mobile</w:t>
+      </w:r>
+      <w:r>
+        <w:t xml:space="preserve"> </w:t>
+      </w:r>
+      <w:r>
+        <w:t xml:space="preserve">- Données de démonstration (seeders CSV)</w:t>
       </w:r>
     </w:p>
     <w:p>
@@ -1592,9 +1901,9 @@
         <w:br w:type="page"/>
       </w:r>
     </w:p>
-    <w:bookmarkEnd w:id="32"/>
     <w:bookmarkEnd w:id="33"/>
-    <w:bookmarkStart w:id="50" w:name="design-thinking-lhumain-au-centre"/>
+    <w:bookmarkEnd w:id="34"/>
+    <w:bookmarkStart w:id="56" w:name="design-thinking-lhumain-au-centre"/>
     <w:p>
       <w:pPr>
         <w:pStyle w:val="Heading2"/>
@@ -1629,18 +1938,18 @@
           <wp:inline>
             <wp:extent cx="5334000" cy="2869483"/>
             <wp:effectExtent b="0" l="0" r="0" t="0"/>
-            <wp:docPr descr="Méthodologie Design Thinking" title="" id="35" name="Picture"/>
+            <wp:docPr descr="Méthodologie Design Thinking" title="" id="36" name="Picture"/>
             <a:graphic>
               <a:graphicData uri="http://schemas.openxmlformats.org/drawingml/2006/picture">
                 <pic:pic>
                   <pic:nvPicPr>
-                    <pic:cNvPr descr="imgs/designThinking.png" id="36" name="Picture"/>
+                    <pic:cNvPr descr="imgs/designThinking.png" id="37" name="Picture"/>
                     <pic:cNvPicPr>
                       <a:picLocks noChangeArrowheads="1" noChangeAspect="1"/>
                     </pic:cNvPicPr>
                   </pic:nvPicPr>
                   <pic:blipFill>
-                    <a:blip r:embed="rId34"/>
+                    <a:blip r:embed="rId35"/>
                     <a:stretch>
                       <a:fillRect/>
                     </a:stretch>
@@ -1675,7 +1984,7 @@
         <w:t xml:space="preserve">Méthodologie Design Thinking</w:t>
       </w:r>
     </w:p>
-    <w:bookmarkStart w:id="49" w:name="Xd5cd6b2e53e97584133b43d04d09ed42787c9df"/>
+    <w:bookmarkStart w:id="50" w:name="Xd5cd6b2e53e97584133b43d04d09ed42787c9df"/>
     <w:p>
       <w:pPr>
         <w:pStyle w:val="Heading3"/>
@@ -1729,7 +2038,7 @@
         <w:t xml:space="preserve">qui a dicté la conception de l’application.</w:t>
       </w:r>
     </w:p>
-    <w:bookmarkStart w:id="40" w:name="madame-hannane-administratrice"/>
+    <w:bookmarkStart w:id="41" w:name="madame-hannane-administratrice"/>
     <w:p>
       <w:pPr>
         <w:pStyle w:val="Heading4"/>
@@ -1783,18 +2092,18 @@
           <wp:inline>
             <wp:extent cx="5334000" cy="3674533"/>
             <wp:effectExtent b="0" l="0" r="0" t="0"/>
-            <wp:docPr descr="Mind Map - Madame Hannane" title="" id="38" name="Picture"/>
+            <wp:docPr descr="Mind Map - Madame Hannane" title="" id="39" name="Picture"/>
             <a:graphic>
               <a:graphicData uri="http://schemas.openxmlformats.org/drawingml/2006/picture">
                 <pic:pic>
                   <pic:nvPicPr>
-                    <pic:cNvPr descr="imgs/mindmap_hannane.png" id="39" name="Picture"/>
+                    <pic:cNvPr descr="imgs/mindmap_hannane.png" id="40" name="Picture"/>
                     <pic:cNvPicPr>
                       <a:picLocks noChangeArrowheads="1" noChangeAspect="1"/>
                     </pic:cNvPicPr>
                   </pic:nvPicPr>
                   <pic:blipFill>
-                    <a:blip r:embed="rId37"/>
+                    <a:blip r:embed="rId38"/>
                     <a:stretch>
                       <a:fillRect/>
                     </a:stretch>
@@ -1821,8 +2130,8 @@
         </w:drawing>
       </w:r>
     </w:p>
-    <w:bookmarkEnd w:id="40"/>
-    <w:bookmarkStart w:id="44" w:name="anouar-benyakhelef-étudiant"/>
+    <w:bookmarkEnd w:id="41"/>
+    <w:bookmarkStart w:id="45" w:name="anouar-benyakhelef-étudiant"/>
     <w:p>
       <w:pPr>
         <w:pStyle w:val="Heading4"/>
@@ -1855,18 +2164,18 @@
           <wp:inline>
             <wp:extent cx="5334000" cy="3674533"/>
             <wp:effectExtent b="0" l="0" r="0" t="0"/>
-            <wp:docPr descr="Mind Map - Anouar Benyakhelef" title="" id="42" name="Picture"/>
+            <wp:docPr descr="Mind Map - Anouar Benyakhelef" title="" id="43" name="Picture"/>
             <a:graphic>
               <a:graphicData uri="http://schemas.openxmlformats.org/drawingml/2006/picture">
                 <pic:pic>
                   <pic:nvPicPr>
-                    <pic:cNvPr descr="imgs/mindmap_anouar.png" id="43" name="Picture"/>
+                    <pic:cNvPr descr="imgs/mindmap_anouar.png" id="44" name="Picture"/>
                     <pic:cNvPicPr>
                       <a:picLocks noChangeArrowheads="1" noChangeAspect="1"/>
                     </pic:cNvPicPr>
                   </pic:nvPicPr>
                   <pic:blipFill>
-                    <a:blip r:embed="rId41"/>
+                    <a:blip r:embed="rId42"/>
                     <a:stretch>
                       <a:fillRect/>
                     </a:stretch>
@@ -1893,8 +2202,8 @@
         </w:drawing>
       </w:r>
     </w:p>
-    <w:bookmarkEnd w:id="44"/>
-    <w:bookmarkStart w:id="48" w:name="imane-bouziane-formatrice"/>
+    <w:bookmarkEnd w:id="45"/>
+    <w:bookmarkStart w:id="49" w:name="imane-bouziane-formatrice"/>
     <w:p>
       <w:pPr>
         <w:pStyle w:val="Heading4"/>
@@ -1927,18 +2236,18 @@
           <wp:inline>
             <wp:extent cx="5334000" cy="3674533"/>
             <wp:effectExtent b="0" l="0" r="0" t="0"/>
-            <wp:docPr descr="Mind Map - Imane Bouziane" title="" id="46" name="Picture"/>
+            <wp:docPr descr="Mind Map - Imane Bouziane" title="" id="47" name="Picture"/>
             <a:graphic>
               <a:graphicData uri="http://schemas.openxmlformats.org/drawingml/2006/picture">
                 <pic:pic>
                   <pic:nvPicPr>
-                    <pic:cNvPr descr="imgs/mindmap_imane.png" id="47" name="Picture"/>
+                    <pic:cNvPr descr="imgs/mindmap_imane.png" id="48" name="Picture"/>
                     <pic:cNvPicPr>
                       <a:picLocks noChangeArrowheads="1" noChangeAspect="1"/>
                     </pic:cNvPicPr>
                   </pic:nvPicPr>
                   <pic:blipFill>
-                    <a:blip r:embed="rId45"/>
+                    <a:blip r:embed="rId46"/>
                     <a:stretch>
                       <a:fillRect/>
                     </a:stretch>
@@ -1965,11 +2274,468 @@
         </w:drawing>
       </w:r>
     </w:p>
-    <w:bookmarkEnd w:id="48"/>
+    <w:p>
+      <w:r>
+        <w:br w:type="page"/>
+      </w:r>
+    </w:p>
     <w:bookmarkEnd w:id="49"/>
     <w:bookmarkEnd w:id="50"/>
-    <w:bookmarkEnd w:id="51"/>
-    <w:bookmarkStart w:id="82" w:name="branche-fonctionnelle"/>
+    <w:bookmarkStart w:id="52" w:name="phase-2-définition-du-problème"/>
+    <w:p>
+      <w:pPr>
+        <w:pStyle w:val="Heading3"/>
+      </w:pPr>
+      <w:r>
+        <w:rPr>
+          <w:rStyle w:val="SectionNumber"/>
+        </w:rPr>
+        <w:t xml:space="preserve">6.2.2</w:t>
+      </w:r>
+      <w:r>
+        <w:tab/>
+      </w:r>
+      <w:r>
+        <w:t xml:space="preserve">🎯 Phase 2 : Définition du Problème</w:t>
+      </w:r>
+    </w:p>
+    <w:p>
+      <w:pPr>
+        <w:pStyle w:val="FirstParagraph"/>
+      </w:pPr>
+      <w:r>
+        <w:t xml:space="preserve">Suite à la phase d’empathie, nous avons synthétisé nos découvertes pour isoler le problème central : la transition inefficace du support papier vers une saisie manuelle sur Excel, générant une surcharge logistique et un décalage d’information critique. L’énoncé du problème et les questions</w:t>
+      </w:r>
+      <w:r>
+        <w:t xml:space="preserve"> </w:t>
+      </w:r>
+      <w:r>
+        <w:t xml:space="preserve">“How Might We”</w:t>
+      </w:r>
+      <w:r>
+        <w:t xml:space="preserve"> </w:t>
+      </w:r>
+      <w:r>
+        <w:t xml:space="preserve">sont détaillés dans la</w:t>
+      </w:r>
+      <w:r>
+        <w:t xml:space="preserve"> </w:t>
+      </w:r>
+      <w:hyperlink r:id="rId51">
+        <w:r>
+          <w:rPr>
+            <w:rStyle w:val="Hyperlink"/>
+            <w:b/>
+            <w:bCs/>
+          </w:rPr>
+          <w:t xml:space="preserve">Branche Fonctionnelle</w:t>
+        </w:r>
+      </w:hyperlink>
+      <w:r>
+        <w:t xml:space="preserve">.</w:t>
+      </w:r>
+    </w:p>
+    <w:bookmarkEnd w:id="52"/>
+    <w:bookmarkStart w:id="53" w:name="phase-3-idéation-génération-de-solutions"/>
+    <w:p>
+      <w:pPr>
+        <w:pStyle w:val="Heading3"/>
+      </w:pPr>
+      <w:r>
+        <w:rPr>
+          <w:rStyle w:val="SectionNumber"/>
+        </w:rPr>
+        <w:t xml:space="preserve">6.2.3</w:t>
+      </w:r>
+      <w:r>
+        <w:tab/>
+      </w:r>
+      <w:r>
+        <w:t xml:space="preserve">💭 Phase 3 : Idéation (Génération de Solutions)</w:t>
+      </w:r>
+    </w:p>
+    <w:p>
+      <w:pPr>
+        <w:pStyle w:val="FirstParagraph"/>
+      </w:pPr>
+      <w:r>
+        <w:t xml:space="preserve">Lors de cette phase, nous avons exploré des solutions pour transformer le flux d’information :</w:t>
+      </w:r>
+    </w:p>
+    <w:p>
+      <w:pPr>
+        <w:pStyle w:val="Compact"/>
+        <w:numPr>
+          <w:ilvl w:val="0"/>
+          <w:numId w:val="1009"/>
+        </w:numPr>
+      </w:pPr>
+      <w:r>
+        <w:rPr>
+          <w:b/>
+          <w:bCs/>
+        </w:rPr>
+        <w:t xml:space="preserve">Saisie Directe Mobile/Web :</w:t>
+      </w:r>
+      <w:r>
+        <w:t xml:space="preserve"> </w:t>
+      </w:r>
+      <w:r>
+        <w:t xml:space="preserve">L’enseignant enregistre numériquement les présences par tranche horaire, éliminant le support papier.</w:t>
+      </w:r>
+    </w:p>
+    <w:p>
+      <w:pPr>
+        <w:pStyle w:val="Compact"/>
+        <w:numPr>
+          <w:ilvl w:val="0"/>
+          <w:numId w:val="1009"/>
+        </w:numPr>
+      </w:pPr>
+      <w:r>
+        <w:rPr>
+          <w:b/>
+          <w:bCs/>
+        </w:rPr>
+        <w:t xml:space="preserve">Hub de Validation</w:t>
+      </w:r>
+      <w:r>
+        <w:rPr>
+          <w:b/>
+          <w:bCs/>
+        </w:rPr>
+        <w:t xml:space="preserve"> </w:t>
+      </w:r>
+      <w:r>
+        <w:rPr>
+          <w:b/>
+          <w:bCs/>
+        </w:rPr>
+        <w:t xml:space="preserve">“One-Click”</w:t>
+      </w:r>
+      <w:r>
+        <w:rPr>
+          <w:b/>
+          <w:bCs/>
+        </w:rPr>
+        <w:t xml:space="preserve"> </w:t>
+      </w:r>
+      <w:r>
+        <w:rPr>
+          <w:b/>
+          <w:bCs/>
+        </w:rPr>
+        <w:t xml:space="preserve">:</w:t>
+      </w:r>
+      <w:r>
+        <w:t xml:space="preserve"> </w:t>
+      </w:r>
+      <w:r>
+        <w:t xml:space="preserve">Interface administrateur avec code couleur (Rouge/Vert/Jaune) pour un scan rapide de l’assiduité.</w:t>
+      </w:r>
+    </w:p>
+    <w:p>
+      <w:pPr>
+        <w:pStyle w:val="Compact"/>
+        <w:numPr>
+          <w:ilvl w:val="0"/>
+          <w:numId w:val="1009"/>
+        </w:numPr>
+      </w:pPr>
+      <w:r>
+        <w:rPr>
+          <w:b/>
+          <w:bCs/>
+        </w:rPr>
+        <w:t xml:space="preserve">Portail de Justificatifs :</w:t>
+      </w:r>
+      <w:r>
+        <w:t xml:space="preserve"> </w:t>
+      </w:r>
+      <w:r>
+        <w:t xml:space="preserve">Soumission numérique des preuves (PDF/images) liées directement aux absences.</w:t>
+      </w:r>
+    </w:p>
+    <w:p>
+      <w:pPr>
+        <w:pStyle w:val="Compact"/>
+        <w:numPr>
+          <w:ilvl w:val="0"/>
+          <w:numId w:val="1009"/>
+        </w:numPr>
+      </w:pPr>
+      <w:r>
+        <w:rPr>
+          <w:b/>
+          <w:bCs/>
+        </w:rPr>
+        <w:t xml:space="preserve">Alertes Automatisées :</w:t>
+      </w:r>
+      <w:r>
+        <w:t xml:space="preserve"> </w:t>
+      </w:r>
+      <w:r>
+        <w:t xml:space="preserve">Notifications en cas d’absences consécutives anormales.</w:t>
+      </w:r>
+    </w:p>
+    <w:p>
+      <w:r>
+        <w:br w:type="page"/>
+      </w:r>
+    </w:p>
+    <w:bookmarkEnd w:id="53"/>
+    <w:bookmarkStart w:id="54" w:name="X0e2d211977772dfbf7878992cd4f8961dce293e"/>
+    <w:p>
+      <w:pPr>
+        <w:pStyle w:val="Heading3"/>
+      </w:pPr>
+      <w:r>
+        <w:rPr>
+          <w:rStyle w:val="SectionNumber"/>
+        </w:rPr>
+        <w:t xml:space="preserve">6.2.4</w:t>
+      </w:r>
+      <w:r>
+        <w:tab/>
+      </w:r>
+      <w:r>
+        <w:t xml:space="preserve">🖥️ Phase 4 : Prototype (Maquettage et Développement)</w:t>
+      </w:r>
+    </w:p>
+    <w:p>
+      <w:pPr>
+        <w:pStyle w:val="FirstParagraph"/>
+      </w:pPr>
+      <w:r>
+        <w:t xml:space="preserve">Deux niveaux de prototype ont été réalisés :</w:t>
+      </w:r>
+    </w:p>
+    <w:p>
+      <w:pPr>
+        <w:numPr>
+          <w:ilvl w:val="0"/>
+          <w:numId w:val="1010"/>
+        </w:numPr>
+      </w:pPr>
+      <w:r>
+        <w:rPr>
+          <w:b/>
+          <w:bCs/>
+        </w:rPr>
+        <w:t xml:space="preserve">Maquettes HTML Interactives :</w:t>
+      </w:r>
+      <w:r>
+        <w:t xml:space="preserve"> </w:t>
+      </w:r>
+      <w:r>
+        <w:t xml:space="preserve">17 pages web et 14 pages mobiles ont été créées en HTML/CSS statique pour valider l’expérience utilisateur avant développement. Ces maquettes couvrent tous les écrans (login, dashboards, pointage, justificatifs, reporting).</w:t>
+      </w:r>
+    </w:p>
+    <w:p>
+      <w:pPr>
+        <w:numPr>
+          <w:ilvl w:val="0"/>
+          <w:numId w:val="1010"/>
+        </w:numPr>
+      </w:pPr>
+      <w:r>
+        <w:rPr>
+          <w:b/>
+          <w:bCs/>
+        </w:rPr>
+        <w:t xml:space="preserve">Prototype Fonctionnel (MVP) :</w:t>
+      </w:r>
+      <w:r>
+        <w:t xml:space="preserve"> </w:t>
+      </w:r>
+      <w:r>
+        <w:t xml:space="preserve">Développement complet en Laravel 12 avec :</w:t>
+      </w:r>
+    </w:p>
+    <w:p>
+      <w:pPr>
+        <w:pStyle w:val="Compact"/>
+        <w:numPr>
+          <w:ilvl w:val="1"/>
+          <w:numId w:val="1011"/>
+        </w:numPr>
+      </w:pPr>
+      <w:r>
+        <w:t xml:space="preserve">Authentification réelle et gestion des rôles (Spatie Permissions)</w:t>
+      </w:r>
+    </w:p>
+    <w:p>
+      <w:pPr>
+        <w:pStyle w:val="Compact"/>
+        <w:numPr>
+          <w:ilvl w:val="1"/>
+          <w:numId w:val="1011"/>
+        </w:numPr>
+      </w:pPr>
+      <w:r>
+        <w:t xml:space="preserve">Base de données relationnelle (MySQL, 12 tables)</w:t>
+      </w:r>
+    </w:p>
+    <w:p>
+      <w:pPr>
+        <w:pStyle w:val="Compact"/>
+        <w:numPr>
+          <w:ilvl w:val="1"/>
+          <w:numId w:val="1011"/>
+        </w:numPr>
+      </w:pPr>
+      <w:r>
+        <w:t xml:space="preserve">Tableaux de bord dynamiques avec données réelles</w:t>
+      </w:r>
+    </w:p>
+    <w:p>
+      <w:pPr>
+        <w:pStyle w:val="Compact"/>
+        <w:numPr>
+          <w:ilvl w:val="1"/>
+          <w:numId w:val="1011"/>
+        </w:numPr>
+      </w:pPr>
+      <w:r>
+        <w:t xml:space="preserve">Pointage fonctionnel avec recherche et actions groupées</w:t>
+      </w:r>
+    </w:p>
+    <w:p>
+      <w:pPr>
+        <w:pStyle w:val="Compact"/>
+        <w:numPr>
+          <w:ilvl w:val="1"/>
+          <w:numId w:val="1011"/>
+        </w:numPr>
+      </w:pPr>
+      <w:r>
+        <w:t xml:space="preserve">Reporting avec graphiques Chart.js</w:t>
+      </w:r>
+    </w:p>
+    <w:bookmarkEnd w:id="54"/>
+    <w:bookmarkStart w:id="55" w:name="phase-5-test-validation-utilisateur"/>
+    <w:p>
+      <w:pPr>
+        <w:pStyle w:val="Heading3"/>
+      </w:pPr>
+      <w:r>
+        <w:rPr>
+          <w:rStyle w:val="SectionNumber"/>
+        </w:rPr>
+        <w:t xml:space="preserve">6.2.5</w:t>
+      </w:r>
+      <w:r>
+        <w:tab/>
+      </w:r>
+      <w:r>
+        <w:t xml:space="preserve">✅ Phase 5 : Test (Validation Utilisateur)</w:t>
+      </w:r>
+    </w:p>
+    <w:p>
+      <w:pPr>
+        <w:pStyle w:val="FirstParagraph"/>
+      </w:pPr>
+      <w:r>
+        <w:t xml:space="preserve">Les tests ont été effectués à plusieurs niveaux :</w:t>
+      </w:r>
+    </w:p>
+    <w:p>
+      <w:pPr>
+        <w:pStyle w:val="Compact"/>
+        <w:numPr>
+          <w:ilvl w:val="0"/>
+          <w:numId w:val="1012"/>
+        </w:numPr>
+      </w:pPr>
+      <w:r>
+        <w:rPr>
+          <w:b/>
+          <w:bCs/>
+        </w:rPr>
+        <w:t xml:space="preserve">Tests d’acceptance :</w:t>
+      </w:r>
+      <w:r>
+        <w:t xml:space="preserve"> </w:t>
+      </w:r>
+      <w:r>
+        <w:t xml:space="preserve">Parcours complets pour chaque rôle (Admin, Formateur, Étudiant) en utilisant les comptes de démonstration.</w:t>
+      </w:r>
+    </w:p>
+    <w:p>
+      <w:pPr>
+        <w:pStyle w:val="Compact"/>
+        <w:numPr>
+          <w:ilvl w:val="0"/>
+          <w:numId w:val="1012"/>
+        </w:numPr>
+      </w:pPr>
+      <w:r>
+        <w:rPr>
+          <w:b/>
+          <w:bCs/>
+        </w:rPr>
+        <w:t xml:space="preserve">Tests de performance :</w:t>
+      </w:r>
+      <w:r>
+        <w:t xml:space="preserve"> </w:t>
+      </w:r>
+      <w:r>
+        <w:t xml:space="preserve">Validation du temps de pointage &lt; 30 secondes par classe.</w:t>
+      </w:r>
+    </w:p>
+    <w:p>
+      <w:pPr>
+        <w:pStyle w:val="Compact"/>
+        <w:numPr>
+          <w:ilvl w:val="0"/>
+          <w:numId w:val="1012"/>
+        </w:numPr>
+      </w:pPr>
+      <w:r>
+        <w:rPr>
+          <w:b/>
+          <w:bCs/>
+        </w:rPr>
+        <w:t xml:space="preserve">Tests de régression :</w:t>
+      </w:r>
+      <w:r>
+        <w:t xml:space="preserve"> </w:t>
+      </w:r>
+      <w:r>
+        <w:t xml:space="preserve">Après chaque itération, vérification que les fonctionnalités existantes restent opérationnelles.</w:t>
+      </w:r>
+    </w:p>
+    <w:p>
+      <w:pPr>
+        <w:pStyle w:val="Compact"/>
+        <w:numPr>
+          <w:ilvl w:val="0"/>
+          <w:numId w:val="1012"/>
+        </w:numPr>
+      </w:pPr>
+      <w:r>
+        <w:rPr>
+          <w:b/>
+          <w:bCs/>
+        </w:rPr>
+        <w:t xml:space="preserve">Feedback utilisateur :</w:t>
+      </w:r>
+      <w:r>
+        <w:t xml:space="preserve"> </w:t>
+      </w:r>
+      <w:r>
+        <w:t xml:space="preserve">Simulation des scénarios réels avec les personas définis en phase d’empathie.</w:t>
+      </w:r>
+    </w:p>
+    <w:p>
+      <w:r>
+        <w:br w:type="page"/>
+      </w:r>
+    </w:p>
+    <w:bookmarkEnd w:id="55"/>
+    <w:bookmarkEnd w:id="56"/>
+    <w:bookmarkEnd w:id="57"/>
+    <w:bookmarkStart w:id="88" w:name="branche-fonctionnelle"/>
     <w:p>
       <w:pPr>
         <w:pStyle w:val="Heading1"/>
@@ -2029,7 +2795,7 @@
         <w:t xml:space="preserve">, structurée en phases immersives pour garantir que la solution répond aux besoins réels des utilisateurs.</w:t>
       </w:r>
     </w:p>
-    <w:bookmarkStart w:id="61" w:name="empathie"/>
+    <w:bookmarkStart w:id="67" w:name="empathie"/>
     <w:p>
       <w:pPr>
         <w:pStyle w:val="Heading3"/>
@@ -2071,7 +2837,7 @@
         <w:t xml:space="preserve">commence par l’immersion. Dans cette phase, nous avons cherché à comprendre profondément les défis quotidiens de nos trois acteurs clés : l’administratrice, l’enseignant et l’étudiant.</w:t>
       </w:r>
     </w:p>
-    <w:bookmarkStart w:id="54" w:name="Xd49144413ac0a94823aec08ffc5e6cd09cea4ff"/>
+    <w:bookmarkStart w:id="60" w:name="Xd49144413ac0a94823aec08ffc5e6cd09cea4ff"/>
     <w:p>
       <w:pPr>
         <w:pStyle w:val="Heading4"/>
@@ -2130,18 +2896,18 @@
           <wp:inline>
             <wp:extent cx="5334000" cy="3674533"/>
             <wp:effectExtent b="0" l="0" r="0" t="0"/>
-            <wp:docPr descr="Mind Map - Madame Hannane" title="" id="52" name="Picture"/>
+            <wp:docPr descr="Mind Map - Madame Hannane" title="" id="58" name="Picture"/>
             <a:graphic>
               <a:graphicData uri="http://schemas.openxmlformats.org/drawingml/2006/picture">
                 <pic:pic>
                   <pic:nvPicPr>
-                    <pic:cNvPr descr="imgs/mindmap_hannane.png" id="53" name="Picture"/>
+                    <pic:cNvPr descr="imgs/mindmap_hannane.png" id="59" name="Picture"/>
                     <pic:cNvPicPr>
                       <a:picLocks noChangeArrowheads="1" noChangeAspect="1"/>
                     </pic:cNvPicPr>
                   </pic:nvPicPr>
                   <pic:blipFill>
-                    <a:blip r:embed="rId37"/>
+                    <a:blip r:embed="rId38"/>
                     <a:stretch>
                       <a:fillRect/>
                     </a:stretch>
@@ -2193,7 +2959,7 @@
         <w:pStyle w:val="Compact"/>
         <w:numPr>
           <w:ilvl w:val="0"/>
-          <w:numId w:val="1009"/>
+          <w:numId w:val="1013"/>
         </w:numPr>
       </w:pPr>
       <w:r>
@@ -2215,7 +2981,7 @@
         <w:pStyle w:val="Compact"/>
         <w:numPr>
           <w:ilvl w:val="0"/>
-          <w:numId w:val="1009"/>
+          <w:numId w:val="1013"/>
         </w:numPr>
       </w:pPr>
       <w:r>
@@ -2232,8 +2998,8 @@
         <w:t xml:space="preserve">Transformation de son rôle en validateur de données, synchronisation immédiate et suppression du support papier.</w:t>
       </w:r>
     </w:p>
-    <w:bookmarkEnd w:id="54"/>
-    <w:bookmarkStart w:id="57" w:name="b.-anouar-benyakhelef-étudiant"/>
+    <w:bookmarkEnd w:id="60"/>
+    <w:bookmarkStart w:id="63" w:name="b.-anouar-benyakhelef-étudiant"/>
     <w:p>
       <w:pPr>
         <w:pStyle w:val="Heading4"/>
@@ -2268,18 +3034,18 @@
           <wp:inline>
             <wp:extent cx="5334000" cy="3674533"/>
             <wp:effectExtent b="0" l="0" r="0" t="0"/>
-            <wp:docPr descr="Mind Map - Anouar Benyakhelef" title="" id="55" name="Picture"/>
+            <wp:docPr descr="Mind Map - Anouar Benyakhelef" title="" id="61" name="Picture"/>
             <a:graphic>
               <a:graphicData uri="http://schemas.openxmlformats.org/drawingml/2006/picture">
                 <pic:pic>
                   <pic:nvPicPr>
-                    <pic:cNvPr descr="imgs/mindmap_anouar.png" id="56" name="Picture"/>
+                    <pic:cNvPr descr="imgs/mindmap_anouar.png" id="62" name="Picture"/>
                     <pic:cNvPicPr>
                       <a:picLocks noChangeArrowheads="1" noChangeAspect="1"/>
                     </pic:cNvPicPr>
                   </pic:nvPicPr>
                   <pic:blipFill>
-                    <a:blip r:embed="rId41"/>
+                    <a:blip r:embed="rId42"/>
                     <a:stretch>
                       <a:fillRect/>
                     </a:stretch>
@@ -2331,7 +3097,7 @@
         <w:pStyle w:val="Compact"/>
         <w:numPr>
           <w:ilvl w:val="0"/>
-          <w:numId w:val="1010"/>
+          <w:numId w:val="1014"/>
         </w:numPr>
       </w:pPr>
       <w:r>
@@ -2353,7 +3119,7 @@
         <w:pStyle w:val="Compact"/>
         <w:numPr>
           <w:ilvl w:val="0"/>
-          <w:numId w:val="1010"/>
+          <w:numId w:val="1014"/>
         </w:numPr>
       </w:pPr>
       <w:r>
@@ -2370,8 +3136,8 @@
         <w:t xml:space="preserve">Transparence en temps réel sur son compteur d’absences et autonomie dans la soumission numérique des justificatifs.</w:t>
       </w:r>
     </w:p>
-    <w:bookmarkEnd w:id="57"/>
-    <w:bookmarkStart w:id="60" w:name="c.-imane-bouziane-formatrice"/>
+    <w:bookmarkEnd w:id="63"/>
+    <w:bookmarkStart w:id="66" w:name="c.-imane-bouziane-formatrice"/>
     <w:p>
       <w:pPr>
         <w:pStyle w:val="Heading4"/>
@@ -2418,18 +3184,18 @@
           <wp:inline>
             <wp:extent cx="5334000" cy="3674533"/>
             <wp:effectExtent b="0" l="0" r="0" t="0"/>
-            <wp:docPr descr="Mind Map - Imane Bouziane" title="" id="58" name="Picture"/>
+            <wp:docPr descr="Mind Map - Imane Bouziane" title="" id="64" name="Picture"/>
             <a:graphic>
               <a:graphicData uri="http://schemas.openxmlformats.org/drawingml/2006/picture">
                 <pic:pic>
                   <pic:nvPicPr>
-                    <pic:cNvPr descr="imgs/mindmap_imane.png" id="59" name="Picture"/>
+                    <pic:cNvPr descr="imgs/mindmap_imane.png" id="65" name="Picture"/>
                     <pic:cNvPicPr>
                       <a:picLocks noChangeArrowheads="1" noChangeAspect="1"/>
                     </pic:cNvPicPr>
                   </pic:nvPicPr>
                   <pic:blipFill>
-                    <a:blip r:embed="rId45"/>
+                    <a:blip r:embed="rId46"/>
                     <a:stretch>
                       <a:fillRect/>
                     </a:stretch>
@@ -2481,7 +3247,7 @@
         <w:pStyle w:val="Compact"/>
         <w:numPr>
           <w:ilvl w:val="0"/>
-          <w:numId w:val="1011"/>
+          <w:numId w:val="1015"/>
         </w:numPr>
       </w:pPr>
       <w:r>
@@ -2503,7 +3269,7 @@
         <w:pStyle w:val="Compact"/>
         <w:numPr>
           <w:ilvl w:val="0"/>
-          <w:numId w:val="1011"/>
+          <w:numId w:val="1015"/>
         </w:numPr>
       </w:pPr>
       <w:r>
@@ -2559,9 +3325,9 @@
         <w:br w:type="page"/>
       </w:r>
     </w:p>
-    <w:bookmarkEnd w:id="60"/>
-    <w:bookmarkEnd w:id="61"/>
-    <w:bookmarkStart w:id="62" w:name="définition-du-problème"/>
+    <w:bookmarkEnd w:id="66"/>
+    <w:bookmarkEnd w:id="67"/>
+    <w:bookmarkStart w:id="68" w:name="définition-du-problème"/>
     <w:p>
       <w:pPr>
         <w:pStyle w:val="Heading3"/>
@@ -2683,7 +3449,7 @@
         <w:pStyle w:val="Compact"/>
         <w:numPr>
           <w:ilvl w:val="0"/>
-          <w:numId w:val="1012"/>
+          <w:numId w:val="1016"/>
         </w:numPr>
       </w:pPr>
       <w:r>
@@ -2705,7 +3471,7 @@
         <w:pStyle w:val="Compact"/>
         <w:numPr>
           <w:ilvl w:val="0"/>
-          <w:numId w:val="1012"/>
+          <w:numId w:val="1016"/>
         </w:numPr>
       </w:pPr>
       <w:r>
@@ -2727,7 +3493,7 @@
         <w:pStyle w:val="Compact"/>
         <w:numPr>
           <w:ilvl w:val="0"/>
-          <w:numId w:val="1012"/>
+          <w:numId w:val="1016"/>
         </w:numPr>
       </w:pPr>
       <w:r>
@@ -2761,7 +3527,7 @@
         <w:pStyle w:val="Compact"/>
         <w:numPr>
           <w:ilvl w:val="0"/>
-          <w:numId w:val="1013"/>
+          <w:numId w:val="1017"/>
         </w:numPr>
       </w:pPr>
       <w:r>
@@ -2783,7 +3549,7 @@
         <w:pStyle w:val="Compact"/>
         <w:numPr>
           <w:ilvl w:val="0"/>
-          <w:numId w:val="1013"/>
+          <w:numId w:val="1017"/>
         </w:numPr>
       </w:pPr>
       <w:r>
@@ -2805,7 +3571,7 @@
         <w:pStyle w:val="Compact"/>
         <w:numPr>
           <w:ilvl w:val="0"/>
-          <w:numId w:val="1013"/>
+          <w:numId w:val="1017"/>
         </w:numPr>
       </w:pPr>
       <w:r>
@@ -2827,7 +3593,7 @@
         <w:pStyle w:val="Compact"/>
         <w:numPr>
           <w:ilvl w:val="0"/>
-          <w:numId w:val="1013"/>
+          <w:numId w:val="1017"/>
         </w:numPr>
       </w:pPr>
       <w:r>
@@ -2849,8 +3615,8 @@
         <w:br w:type="page"/>
       </w:r>
     </w:p>
-    <w:bookmarkEnd w:id="62"/>
-    <w:bookmarkStart w:id="63" w:name="idéation"/>
+    <w:bookmarkEnd w:id="68"/>
+    <w:bookmarkStart w:id="69" w:name="idéation"/>
     <w:p>
       <w:pPr>
         <w:pStyle w:val="Heading3"/>
@@ -2930,7 +3696,7 @@
         <w:pStyle w:val="Compact"/>
         <w:numPr>
           <w:ilvl w:val="0"/>
-          <w:numId w:val="1014"/>
+          <w:numId w:val="1018"/>
         </w:numPr>
       </w:pPr>
       <w:r>
@@ -2952,7 +3718,7 @@
         <w:pStyle w:val="Compact"/>
         <w:numPr>
           <w:ilvl w:val="0"/>
-          <w:numId w:val="1014"/>
+          <w:numId w:val="1018"/>
         </w:numPr>
       </w:pPr>
       <w:r>
@@ -3002,7 +3768,7 @@
         <w:pStyle w:val="Compact"/>
         <w:numPr>
           <w:ilvl w:val="0"/>
-          <w:numId w:val="1014"/>
+          <w:numId w:val="1018"/>
         </w:numPr>
       </w:pPr>
       <w:r>
@@ -3036,7 +3802,7 @@
         <w:pStyle w:val="Compact"/>
         <w:numPr>
           <w:ilvl w:val="0"/>
-          <w:numId w:val="1015"/>
+          <w:numId w:val="1019"/>
         </w:numPr>
       </w:pPr>
       <w:r>
@@ -3058,7 +3824,7 @@
         <w:pStyle w:val="Compact"/>
         <w:numPr>
           <w:ilvl w:val="0"/>
-          <w:numId w:val="1015"/>
+          <w:numId w:val="1019"/>
         </w:numPr>
       </w:pPr>
       <w:r>
@@ -3104,7 +3870,7 @@
         <w:pStyle w:val="Compact"/>
         <w:numPr>
           <w:ilvl w:val="0"/>
-          <w:numId w:val="1015"/>
+          <w:numId w:val="1019"/>
         </w:numPr>
       </w:pPr>
       <w:r>
@@ -3126,8 +3892,8 @@
         <w:br w:type="page"/>
       </w:r>
     </w:p>
-    <w:bookmarkEnd w:id="63"/>
-    <w:bookmarkStart w:id="72" w:name="diagrammes-de-cas-dutilisation-globaux"/>
+    <w:bookmarkEnd w:id="69"/>
+    <w:bookmarkStart w:id="78" w:name="diagrammes-de-cas-dutilisation-globaux"/>
     <w:p>
       <w:pPr>
         <w:pStyle w:val="Heading3"/>
@@ -3153,7 +3919,7 @@
         <w:t xml:space="preserve">L’analyse fonctionnelle est divisée en deux écosystèmes complémentaires : la plateforme Web pour la gestion lourde et l’application Mobile pour les opérations de terrain.</w:t>
       </w:r>
     </w:p>
-    <w:bookmarkStart w:id="67" w:name="a.-plateforme-web-global"/>
+    <w:bookmarkStart w:id="73" w:name="a.-plateforme-web-global"/>
     <w:p>
       <w:pPr>
         <w:pStyle w:val="Heading4"/>
@@ -3188,18 +3954,18 @@
           <wp:inline>
             <wp:extent cx="5334000" cy="4135693"/>
             <wp:effectExtent b="0" l="0" r="0" t="0"/>
-            <wp:docPr descr="Cas d’Utilisation Global - Plateforme Web" title="" id="65" name="Picture"/>
+            <wp:docPr descr="Cas d’Utilisation Global - Plateforme Web" title="" id="71" name="Picture"/>
             <a:graphic>
               <a:graphicData uri="http://schemas.openxmlformats.org/drawingml/2006/picture">
                 <pic:pic>
                   <pic:nvPicPr>
-                    <pic:cNvPr descr="imgs/global-w.png" id="66" name="Picture"/>
+                    <pic:cNvPr descr="imgs/global-w.png" id="72" name="Picture"/>
                     <pic:cNvPicPr>
                       <a:picLocks noChangeArrowheads="1" noChangeAspect="1"/>
                     </pic:cNvPicPr>
                   </pic:nvPicPr>
                   <pic:blipFill>
-                    <a:blip r:embed="rId64"/>
+                    <a:blip r:embed="rId70"/>
                     <a:stretch>
                       <a:fillRect/>
                     </a:stretch>
@@ -3234,8 +4000,8 @@
         <w:t xml:space="preserve">Cas d’Utilisation Global - Plateforme Web</w:t>
       </w:r>
     </w:p>
-    <w:bookmarkEnd w:id="67"/>
-    <w:bookmarkStart w:id="71" w:name="b.-application-mobile-global"/>
+    <w:bookmarkEnd w:id="73"/>
+    <w:bookmarkStart w:id="77" w:name="b.-application-mobile-global"/>
     <w:p>
       <w:pPr>
         <w:pStyle w:val="Heading4"/>
@@ -3270,18 +4036,18 @@
           <wp:inline>
             <wp:extent cx="5334000" cy="2965704"/>
             <wp:effectExtent b="0" l="0" r="0" t="0"/>
-            <wp:docPr descr="Cas d’Utilisation Global - Plateforme mobile" title="" id="69" name="Picture"/>
+            <wp:docPr descr="Cas d’Utilisation Global - Plateforme mobile" title="" id="75" name="Picture"/>
             <a:graphic>
               <a:graphicData uri="http://schemas.openxmlformats.org/drawingml/2006/picture">
                 <pic:pic>
                   <pic:nvPicPr>
-                    <pic:cNvPr descr="imgs/global-m.png" id="70" name="Picture"/>
+                    <pic:cNvPr descr="imgs/global-m.png" id="76" name="Picture"/>
                     <pic:cNvPicPr>
                       <a:picLocks noChangeArrowheads="1" noChangeAspect="1"/>
                     </pic:cNvPicPr>
                   </pic:nvPicPr>
                   <pic:blipFill>
-                    <a:blip r:embed="rId68"/>
+                    <a:blip r:embed="rId74"/>
                     <a:stretch>
                       <a:fillRect/>
                     </a:stretch>
@@ -3323,9 +4089,9 @@
         </w:pict>
       </w:r>
     </w:p>
-    <w:bookmarkEnd w:id="71"/>
-    <w:bookmarkEnd w:id="72"/>
-    <w:bookmarkStart w:id="81" w:name="cas-dutilisation-par-sprints"/>
+    <w:bookmarkEnd w:id="77"/>
+    <w:bookmarkEnd w:id="78"/>
+    <w:bookmarkStart w:id="87" w:name="cas-dutilisation-par-sprints"/>
     <w:p>
       <w:pPr>
         <w:pStyle w:val="Heading3"/>
@@ -3351,7 +4117,7 @@
         <w:t xml:space="preserve">Le développement est segmenté en sprints pour garantir une livraison itérative de valeur. Chaque sprint intègre à la fois les fonctionnalités Web (administration) et Mobile (terrain).</w:t>
       </w:r>
     </w:p>
-    <w:bookmarkStart w:id="76" w:name="X581ec721b0514bdff59be9b378b7edaf8b0ea62"/>
+    <w:bookmarkStart w:id="82" w:name="X581ec721b0514bdff59be9b378b7edaf8b0ea62"/>
     <w:p>
       <w:pPr>
         <w:pStyle w:val="Heading4"/>
@@ -3386,18 +4152,18 @@
           <wp:inline>
             <wp:extent cx="5334000" cy="3518027"/>
             <wp:effectExtent b="0" l="0" r="0" t="0"/>
-            <wp:docPr descr="Sprint 1 - Web &amp; Mobile MVP" title="" id="74" name="Picture"/>
+            <wp:docPr descr="Sprint 1 - Web &amp; Mobile MVP" title="" id="80" name="Picture"/>
             <a:graphic>
               <a:graphicData uri="http://schemas.openxmlformats.org/drawingml/2006/picture">
                 <pic:pic>
                   <pic:nvPicPr>
-                    <pic:cNvPr descr="imgs/sprint1.png" id="75" name="Picture"/>
+                    <pic:cNvPr descr="imgs/sprint1.png" id="81" name="Picture"/>
                     <pic:cNvPicPr>
                       <a:picLocks noChangeArrowheads="1" noChangeAspect="1"/>
                     </pic:cNvPicPr>
                   </pic:nvPicPr>
                   <pic:blipFill>
-                    <a:blip r:embed="rId73"/>
+                    <a:blip r:embed="rId79"/>
                     <a:stretch>
                       <a:fillRect/>
                     </a:stretch>
@@ -3500,8 +4266,8 @@
         <w:t xml:space="preserve">par session, saisie des motifs de retard et authentification.</w:t>
       </w:r>
     </w:p>
-    <w:bookmarkEnd w:id="76"/>
-    <w:bookmarkStart w:id="80" w:name="Xfbdfbb769c39a20ddebbddb3094c6e0390f78c5"/>
+    <w:bookmarkEnd w:id="82"/>
+    <w:bookmarkStart w:id="86" w:name="Xfbdfbb769c39a20ddebbddb3094c6e0390f78c5"/>
     <w:p>
       <w:pPr>
         <w:pStyle w:val="Heading4"/>
@@ -3536,18 +4302,18 @@
           <wp:inline>
             <wp:extent cx="5334000" cy="8437590"/>
             <wp:effectExtent b="0" l="0" r="0" t="0"/>
-            <wp:docPr descr="Sprint 2 - Extension Web &amp; Mobile" title="" id="78" name="Picture"/>
+            <wp:docPr descr="Sprint 2 - Extension Web &amp; Mobile" title="" id="84" name="Picture"/>
             <a:graphic>
               <a:graphicData uri="http://schemas.openxmlformats.org/drawingml/2006/picture">
                 <pic:pic>
                   <pic:nvPicPr>
-                    <pic:cNvPr descr="imgs/sprint2.png" id="79" name="Picture"/>
+                    <pic:cNvPr descr="imgs/sprint2.png" id="85" name="Picture"/>
                     <pic:cNvPicPr>
                       <a:picLocks noChangeArrowheads="1" noChangeAspect="1"/>
                     </pic:cNvPicPr>
                   </pic:nvPicPr>
                   <pic:blipFill>
-                    <a:blip r:embed="rId77"/>
+                    <a:blip r:embed="rId83"/>
                     <a:stretch>
                       <a:fillRect/>
                     </a:stretch>
@@ -3638,528 +4404,28 @@
         <w:t xml:space="preserve">Consultation de l’historique d’assiduité et vérification du statut de session.</w:t>
       </w:r>
     </w:p>
-    <w:bookmarkEnd w:id="80"/>
-    <w:bookmarkEnd w:id="81"/>
-    <w:bookmarkEnd w:id="82"/>
-    <w:bookmarkStart w:id="91" w:name="branche-technique"/>
-    <w:p>
-      <w:pPr>
-        <w:pStyle w:val="Heading1"/>
-      </w:pPr>
-      <w:r>
-        <w:rPr>
-          <w:rStyle w:val="SectionNumber"/>
-        </w:rPr>
-        <w:t xml:space="preserve">8</w:t>
-      </w:r>
-      <w:r>
-        <w:tab/>
-      </w:r>
-      <w:r>
-        <w:t xml:space="preserve">🏗️ Branche Technique</w:t>
-      </w:r>
-    </w:p>
-    <w:bookmarkStart w:id="84" w:name="définition-du-problème-1"/>
-    <w:p>
-      <w:pPr>
-        <w:pStyle w:val="Heading2"/>
-      </w:pPr>
-      <w:r>
-        <w:rPr>
-          <w:rStyle w:val="SectionNumber"/>
-        </w:rPr>
-        <w:t xml:space="preserve">8.1</w:t>
-      </w:r>
-      <w:r>
-        <w:tab/>
-      </w:r>
-      <w:r>
-        <w:t xml:space="preserve">🎯 Définition du Problème</w:t>
-      </w:r>
-    </w:p>
-    <w:p>
-      <w:pPr>
-        <w:pStyle w:val="FirstParagraph"/>
-      </w:pPr>
-      <w:r>
-        <w:t xml:space="preserve">Le problème majeur réside dans la transition inefficace du</w:t>
-      </w:r>
-      <w:r>
-        <w:t xml:space="preserve"> </w:t>
-      </w:r>
-      <w:r>
-        <w:rPr>
-          <w:b/>
-          <w:bCs/>
-        </w:rPr>
-        <w:t xml:space="preserve">support papier vers la saisie manuelle sur Excel</w:t>
-      </w:r>
-      <w:r>
-        <w:t xml:space="preserve">. Ce processus archaïque génère une surcharge logistique pour les formateurs (devoir segmenter manuellement les sessions 9-11, 11-14, 14-17) et un décalage d’information critique pour l’administration. Le coeur du défi est la suppression de cette</w:t>
-      </w:r>
-      <w:r>
-        <w:t xml:space="preserve"> </w:t>
-      </w:r>
-      <w:r>
-        <w:t xml:space="preserve">“double saisie”</w:t>
-      </w:r>
-      <w:r>
-        <w:t xml:space="preserve"> </w:t>
-      </w:r>
-      <w:r>
-        <w:t xml:space="preserve">par une automatisation directe à la source.</w:t>
-      </w:r>
-    </w:p>
-    <w:bookmarkStart w:id="83" w:name="questions-comment-pourrions-nous-hmw"/>
-    <w:p>
-      <w:pPr>
-        <w:pStyle w:val="Heading3"/>
-      </w:pPr>
-      <w:r>
-        <w:rPr>
-          <w:rStyle w:val="SectionNumber"/>
-        </w:rPr>
-        <w:t xml:space="preserve">8.1.1</w:t>
-      </w:r>
-      <w:r>
-        <w:tab/>
-      </w:r>
-      <w:r>
-        <w:t xml:space="preserve">Questions</w:t>
-      </w:r>
-      <w:r>
-        <w:t xml:space="preserve"> </w:t>
-      </w:r>
-      <w:r>
-        <w:t xml:space="preserve">“Comment pourrions-nous”</w:t>
-      </w:r>
-      <w:r>
-        <w:t xml:space="preserve"> </w:t>
-      </w:r>
-      <w:r>
-        <w:t xml:space="preserve">(HMW)</w:t>
-      </w:r>
-    </w:p>
-    <w:p>
-      <w:pPr>
-        <w:pStyle w:val="Compact"/>
-        <w:numPr>
-          <w:ilvl w:val="0"/>
-          <w:numId w:val="1016"/>
-        </w:numPr>
-      </w:pPr>
-      <w:r>
-        <w:rPr>
-          <w:b/>
-          <w:bCs/>
-        </w:rPr>
-        <w:t xml:space="preserve">Comment pourrions-nous</w:t>
-      </w:r>
-      <w:r>
-        <w:t xml:space="preserve"> </w:t>
-      </w:r>
-      <w:r>
-        <w:t xml:space="preserve">éliminer le transfert physique des fiches de présence papier de la salle de classe au bureau administratif ?</w:t>
-      </w:r>
-    </w:p>
-    <w:p>
-      <w:pPr>
-        <w:pStyle w:val="Compact"/>
-        <w:numPr>
-          <w:ilvl w:val="0"/>
-          <w:numId w:val="1016"/>
-        </w:numPr>
-      </w:pPr>
-      <w:r>
-        <w:rPr>
-          <w:b/>
-          <w:bCs/>
-        </w:rPr>
-        <w:t xml:space="preserve">Comment pourrions-nous</w:t>
-      </w:r>
-      <w:r>
-        <w:t xml:space="preserve"> </w:t>
-      </w:r>
-      <w:r>
-        <w:t xml:space="preserve">permettre à l’enseignant de valider chaque session (9-11, 11-14, 14-17) en moins de 30 secondes depuis son smartphone ?</w:t>
-      </w:r>
-    </w:p>
-    <w:p>
-      <w:pPr>
-        <w:pStyle w:val="Compact"/>
-        <w:numPr>
-          <w:ilvl w:val="0"/>
-          <w:numId w:val="1016"/>
-        </w:numPr>
-      </w:pPr>
-      <w:r>
-        <w:rPr>
-          <w:b/>
-          <w:bCs/>
-        </w:rPr>
-        <w:t xml:space="preserve">Comment pourrions-nous</w:t>
-      </w:r>
-      <w:r>
-        <w:t xml:space="preserve"> </w:t>
-      </w:r>
-      <w:r>
-        <w:t xml:space="preserve">numériser la soumission et l’approbation des notes/justificatifs médicaux ?</w:t>
-      </w:r>
-    </w:p>
-    <w:p>
-      <w:r>
-        <w:br w:type="page"/>
-      </w:r>
-    </w:p>
-    <w:bookmarkEnd w:id="83"/>
-    <w:bookmarkEnd w:id="84"/>
-    <w:bookmarkStart w:id="85" w:name="choix-technologiques"/>
-    <w:p>
-      <w:pPr>
-        <w:pStyle w:val="Heading2"/>
-      </w:pPr>
-      <w:r>
-        <w:rPr>
-          <w:rStyle w:val="SectionNumber"/>
-        </w:rPr>
-        <w:t xml:space="preserve">8.2</w:t>
-      </w:r>
-      <w:r>
-        <w:tab/>
-      </w:r>
-      <w:r>
-        <w:t xml:space="preserve">Choix Technologiques</w:t>
-      </w:r>
-    </w:p>
-    <w:p>
-      <w:pPr>
-        <w:pStyle w:val="FirstParagraph"/>
-      </w:pPr>
-      <w:r>
-        <w:t xml:space="preserve">Le projet repose sur un écosystème robuste et moderne permettant une scalabilité verticale et horizontale.</w:t>
-      </w:r>
-    </w:p>
-    <w:p>
-      <w:pPr>
-        <w:pStyle w:val="Compact"/>
-        <w:numPr>
-          <w:ilvl w:val="0"/>
-          <w:numId w:val="1017"/>
-        </w:numPr>
-      </w:pPr>
-      <w:r>
-        <w:rPr>
-          <w:b/>
-          <w:bCs/>
-        </w:rPr>
-        <w:t xml:space="preserve">Backend :</w:t>
-      </w:r>
-      <w:r>
-        <w:t xml:space="preserve"> </w:t>
-      </w:r>
-      <w:r>
-        <w:t xml:space="preserve">Laravel 12, offrant un routage puissant, une sécurité intégrée et un ORM (Eloquent) performant.</w:t>
-      </w:r>
-    </w:p>
-    <w:p>
-      <w:pPr>
-        <w:pStyle w:val="Compact"/>
-        <w:numPr>
-          <w:ilvl w:val="0"/>
-          <w:numId w:val="1017"/>
-        </w:numPr>
-      </w:pPr>
-      <w:r>
-        <w:rPr>
-          <w:b/>
-          <w:bCs/>
-        </w:rPr>
-        <w:t xml:space="preserve">Frontend :</w:t>
-      </w:r>
-      <w:r>
-        <w:t xml:space="preserve"> </w:t>
-      </w:r>
-      <w:r>
-        <w:t xml:space="preserve">Blade Templates pour le rendu côté serveur, combiné à Tailwind CSS pour un design atomique et Alpine.js pour la réactivité.</w:t>
-      </w:r>
-    </w:p>
-    <w:p>
-      <w:pPr>
-        <w:pStyle w:val="Compact"/>
-        <w:numPr>
-          <w:ilvl w:val="0"/>
-          <w:numId w:val="1017"/>
-        </w:numPr>
-      </w:pPr>
-      <w:r>
-        <w:rPr>
-          <w:b/>
-          <w:bCs/>
-        </w:rPr>
-        <w:t xml:space="preserve">Base de données :</w:t>
-      </w:r>
-      <w:r>
-        <w:t xml:space="preserve"> </w:t>
-      </w:r>
-      <w:r>
-        <w:t xml:space="preserve">MySQL gérant les relations complexes entre les sessions, les étudiants et les pointages.</w:t>
-      </w:r>
-    </w:p>
-    <w:p>
-      <w:pPr>
-        <w:pStyle w:val="Compact"/>
-        <w:numPr>
-          <w:ilvl w:val="0"/>
-          <w:numId w:val="1017"/>
-        </w:numPr>
-      </w:pPr>
-      <w:r>
-        <w:rPr>
-          <w:b/>
-          <w:bCs/>
-        </w:rPr>
-        <w:t xml:space="preserve">Outils Externes :</w:t>
-      </w:r>
-      <w:r>
-        <w:t xml:space="preserve"> </w:t>
-      </w:r>
-      <w:r>
-        <w:t xml:space="preserve">Git/GitHub (Versionnement), Lucide Icons (Visuels), Preline UI (Composants).</w:t>
-      </w:r>
-    </w:p>
-    <w:p>
-      <w:r>
-        <w:br w:type="page"/>
-      </w:r>
-    </w:p>
-    <w:bookmarkEnd w:id="85"/>
-    <w:bookmarkStart w:id="88" w:name="architecture-du-système"/>
-    <w:p>
-      <w:pPr>
-        <w:pStyle w:val="Heading2"/>
-      </w:pPr>
-      <w:r>
-        <w:rPr>
-          <w:rStyle w:val="SectionNumber"/>
-        </w:rPr>
-        <w:t xml:space="preserve">8.3</w:t>
-      </w:r>
-      <w:r>
-        <w:tab/>
-      </w:r>
-      <w:r>
-        <w:t xml:space="preserve">Architecture du Système</w:t>
-      </w:r>
-    </w:p>
-    <w:bookmarkStart w:id="86" w:name="architecture-mvc"/>
-    <w:p>
-      <w:pPr>
-        <w:pStyle w:val="Heading3"/>
-      </w:pPr>
-      <w:r>
-        <w:rPr>
-          <w:rStyle w:val="SectionNumber"/>
-        </w:rPr>
-        <w:t xml:space="preserve">8.3.1</w:t>
-      </w:r>
-      <w:r>
-        <w:tab/>
-      </w:r>
-      <w:r>
-        <w:t xml:space="preserve">Architecture MVC</w:t>
-      </w:r>
-    </w:p>
-    <w:p>
-      <w:pPr>
-        <w:pStyle w:val="FirstParagraph"/>
-      </w:pPr>
-      <w:r>
-        <w:t xml:space="preserve">Nous utilisons le motif</w:t>
-      </w:r>
-      <w:r>
-        <w:t xml:space="preserve"> </w:t>
-      </w:r>
-      <w:r>
-        <w:rPr>
-          <w:b/>
-          <w:bCs/>
-        </w:rPr>
-        <w:t xml:space="preserve">Modèle-Vue-Contrôleur</w:t>
-      </w:r>
-      <w:r>
-        <w:t xml:space="preserve"> </w:t>
-      </w:r>
-      <w:r>
-        <w:t xml:space="preserve">nativement supporté par Laravel :</w:t>
-      </w:r>
-      <w:r>
-        <w:t xml:space="preserve"> </w:t>
-      </w:r>
-      <w:r>
-        <w:t xml:space="preserve">-</w:t>
-      </w:r>
-      <w:r>
-        <w:t xml:space="preserve"> </w:t>
-      </w:r>
-      <w:r>
-        <w:rPr>
-          <w:b/>
-          <w:bCs/>
-        </w:rPr>
-        <w:t xml:space="preserve">Modèle :</w:t>
-      </w:r>
-      <w:r>
-        <w:t xml:space="preserve"> </w:t>
-      </w:r>
-      <w:r>
-        <w:t xml:space="preserve">Gestion de la logique de données et des règles métier.</w:t>
-      </w:r>
-      <w:r>
-        <w:t xml:space="preserve"> </w:t>
-      </w:r>
-      <w:r>
-        <w:t xml:space="preserve">-</w:t>
-      </w:r>
-      <w:r>
-        <w:t xml:space="preserve"> </w:t>
-      </w:r>
-      <w:r>
-        <w:rPr>
-          <w:b/>
-          <w:bCs/>
-        </w:rPr>
-        <w:t xml:space="preserve">Vue :</w:t>
-      </w:r>
-      <w:r>
-        <w:t xml:space="preserve"> </w:t>
-      </w:r>
-      <w:r>
-        <w:t xml:space="preserve">Présentation des données aux utilisateurs via Blade.</w:t>
-      </w:r>
-      <w:r>
-        <w:t xml:space="preserve"> </w:t>
-      </w:r>
-      <w:r>
-        <w:t xml:space="preserve">-</w:t>
-      </w:r>
-      <w:r>
-        <w:t xml:space="preserve"> </w:t>
-      </w:r>
-      <w:r>
-        <w:rPr>
-          <w:b/>
-          <w:bCs/>
-        </w:rPr>
-        <w:t xml:space="preserve">Contrôleur :</w:t>
-      </w:r>
-      <w:r>
-        <w:t xml:space="preserve"> </w:t>
-      </w:r>
-      <w:r>
-        <w:t xml:space="preserve">Intermédiaire traitant les requêtes et orchestrant les réponses.</w:t>
-      </w:r>
-    </w:p>
     <w:bookmarkEnd w:id="86"/>
-    <w:bookmarkStart w:id="87" w:name="architecture-en-3-couches-3-tier"/>
-    <w:p>
-      <w:pPr>
-        <w:pStyle w:val="Heading3"/>
-      </w:pPr>
-      <w:r>
-        <w:rPr>
-          <w:rStyle w:val="SectionNumber"/>
-        </w:rPr>
-        <w:t xml:space="preserve">8.3.2</w:t>
-      </w:r>
-      <w:r>
-        <w:tab/>
-      </w:r>
-      <w:r>
-        <w:t xml:space="preserve">Architecture en 3 Couches (3-Tier)</w:t>
-      </w:r>
-    </w:p>
-    <w:p>
-      <w:pPr>
-        <w:pStyle w:val="FirstParagraph"/>
-      </w:pPr>
-      <w:r>
-        <w:t xml:space="preserve">L’application est structurée pour séparer les responsabilités :</w:t>
-      </w:r>
-      <w:r>
-        <w:t xml:space="preserve"> </w:t>
-      </w:r>
-      <w:r>
-        <w:t xml:space="preserve">1.</w:t>
-      </w:r>
-      <w:r>
-        <w:t xml:space="preserve"> </w:t>
-      </w:r>
-      <w:r>
-        <w:rPr>
-          <w:b/>
-          <w:bCs/>
-        </w:rPr>
-        <w:t xml:space="preserve">Couche Présentation (Client) :</w:t>
-      </w:r>
-      <w:r>
-        <w:t xml:space="preserve"> </w:t>
-      </w:r>
-      <w:r>
-        <w:t xml:space="preserve">Navigateurs Web et Application Mobile.</w:t>
-      </w:r>
-      <w:r>
-        <w:t xml:space="preserve"> </w:t>
-      </w:r>
-      <w:r>
-        <w:t xml:space="preserve">2.</w:t>
-      </w:r>
-      <w:r>
-        <w:t xml:space="preserve"> </w:t>
-      </w:r>
-      <w:r>
-        <w:rPr>
-          <w:b/>
-          <w:bCs/>
-        </w:rPr>
-        <w:t xml:space="preserve">Couche Application (Serveur) :</w:t>
-      </w:r>
-      <w:r>
-        <w:t xml:space="preserve"> </w:t>
-      </w:r>
-      <w:r>
-        <w:t xml:space="preserve">Serveur Laravel traitant la logique métier.</w:t>
-      </w:r>
-      <w:r>
-        <w:t xml:space="preserve"> </w:t>
-      </w:r>
-      <w:r>
-        <w:t xml:space="preserve">3.</w:t>
-      </w:r>
-      <w:r>
-        <w:t xml:space="preserve"> </w:t>
-      </w:r>
-      <w:r>
-        <w:rPr>
-          <w:b/>
-          <w:bCs/>
-        </w:rPr>
-        <w:t xml:space="preserve">Couche Données (Stockage) :</w:t>
-      </w:r>
-      <w:r>
-        <w:t xml:space="preserve"> </w:t>
-      </w:r>
-      <w:r>
-        <w:t xml:space="preserve">Serveur de base de données MySQL.</w:t>
-      </w:r>
-    </w:p>
-    <w:p>
-      <w:r>
-        <w:br w:type="page"/>
-      </w:r>
-    </w:p>
     <w:bookmarkEnd w:id="87"/>
     <w:bookmarkEnd w:id="88"/>
-    <w:bookmarkStart w:id="90" w:name="prototype-fonctionnalités-classes"/>
+    <w:bookmarkStart w:id="97" w:name="branche-technique"/>
+    <w:p>
+      <w:pPr>
+        <w:pStyle w:val="Heading1"/>
+      </w:pPr>
+      <w:r>
+        <w:rPr>
+          <w:rStyle w:val="SectionNumber"/>
+        </w:rPr>
+        <w:t xml:space="preserve">8</w:t>
+      </w:r>
+      <w:r>
+        <w:tab/>
+      </w:r>
+      <w:r>
+        <w:t xml:space="preserve">🏗️ Branche Technique</w:t>
+      </w:r>
+    </w:p>
+    <w:bookmarkStart w:id="90" w:name="définition-du-problème-1"/>
     <w:p>
       <w:pPr>
         <w:pStyle w:val="Heading2"/>
@@ -4168,13 +4434,13 @@
         <w:rPr>
           <w:rStyle w:val="SectionNumber"/>
         </w:rPr>
-        <w:t xml:space="preserve">8.4</w:t>
+        <w:t xml:space="preserve">8.1</w:t>
       </w:r>
       <w:r>
         <w:tab/>
       </w:r>
       <w:r>
-        <w:t xml:space="preserve">Prototype (Fonctionnalités &amp; Classes)</w:t>
+        <w:t xml:space="preserve">🎯 Définition du Problème</w:t>
       </w:r>
     </w:p>
     <w:p>
@@ -4182,89 +4448,35 @@
         <w:pStyle w:val="FirstParagraph"/>
       </w:pPr>
       <w:r>
-        <w:t xml:space="preserve">Le prototype d’</w:t>
-      </w:r>
-      <w:r>
-        <w:rPr>
-          <w:b/>
-          <w:bCs/>
-        </w:rPr>
-        <w:t xml:space="preserve">AttendanceFlow-AMS</w:t>
-      </w:r>
-      <w:r>
-        <w:t xml:space="preserve"> </w:t>
-      </w:r>
-      <w:r>
-        <w:t xml:space="preserve">couvre les flux critiques :</w:t>
-      </w:r>
-      <w:r>
-        <w:t xml:space="preserve"> </w:t>
-      </w:r>
-      <w:r>
-        <w:t xml:space="preserve">-</w:t>
-      </w:r>
-      <w:r>
-        <w:t xml:space="preserve"> </w:t>
-      </w:r>
-      <w:r>
-        <w:rPr>
-          <w:b/>
-          <w:bCs/>
-        </w:rPr>
-        <w:t xml:space="preserve">Section Administrateur :</w:t>
-      </w:r>
-      <w:r>
-        <w:t xml:space="preserve"> </w:t>
-      </w:r>
-      <w:r>
-        <w:t xml:space="preserve">Dashboard, gestion des étudiants, validation des justificatifs.</w:t>
-      </w:r>
-      <w:r>
-        <w:t xml:space="preserve"> </w:t>
-      </w:r>
-      <w:r>
-        <w:t xml:space="preserve">-</w:t>
-      </w:r>
-      <w:r>
-        <w:t xml:space="preserve"> </w:t>
-      </w:r>
-      <w:r>
-        <w:rPr>
-          <w:b/>
-          <w:bCs/>
-        </w:rPr>
-        <w:t xml:space="preserve">Section Formateur :</w:t>
-      </w:r>
-      <w:r>
-        <w:t xml:space="preserve"> </w:t>
-      </w:r>
-      <w:r>
-        <w:t xml:space="preserve">Pointage par session (Flash), gestion des retards.</w:t>
-      </w:r>
-      <w:r>
-        <w:t xml:space="preserve"> </w:t>
-      </w:r>
-      <w:r>
-        <w:t xml:space="preserve">-</w:t>
-      </w:r>
-      <w:r>
-        <w:t xml:space="preserve"> </w:t>
-      </w:r>
-      <w:r>
-        <w:rPr>
-          <w:b/>
-          <w:bCs/>
-        </w:rPr>
-        <w:t xml:space="preserve">Section Étudiant :</w:t>
-      </w:r>
-      <w:r>
-        <w:t xml:space="preserve"> </w:t>
-      </w:r>
-      <w:r>
-        <w:t xml:space="preserve">Consultation de l’assiduité, soumission de documents.</w:t>
-      </w:r>
-    </w:p>
-    <w:bookmarkStart w:id="89" w:name="diagramme-de-classe-entités-principales"/>
+        <w:t xml:space="preserve">Le problème majeur réside dans la transition inefficace du</w:t>
+      </w:r>
+      <w:r>
+        <w:t xml:space="preserve"> </w:t>
+      </w:r>
+      <w:r>
+        <w:rPr>
+          <w:b/>
+          <w:bCs/>
+        </w:rPr>
+        <w:t xml:space="preserve">support papier vers la saisie manuelle sur Excel</w:t>
+      </w:r>
+      <w:r>
+        <w:t xml:space="preserve">. Ce processus archaïque génère une surcharge logistique pour les formateurs (devoir segmenter manuellement les sessions 9-11, 11-14, 14-17) et un décalage d’information critique pour l’administration. Le coeur du défi est la suppression de cette</w:t>
+      </w:r>
+      <w:r>
+        <w:t xml:space="preserve"> </w:t>
+      </w:r>
+      <w:r>
+        <w:t xml:space="preserve">“double saisie”</w:t>
+      </w:r>
+      <w:r>
+        <w:t xml:space="preserve"> </w:t>
+      </w:r>
+      <w:r>
+        <w:t xml:space="preserve">par une automatisation directe à la source.</w:t>
+      </w:r>
+    </w:p>
+    <w:bookmarkStart w:id="89" w:name="questions-comment-pourrions-nous-hmw"/>
     <w:p>
       <w:pPr>
         <w:pStyle w:val="Heading3"/>
@@ -4273,99 +4485,91 @@
         <w:rPr>
           <w:rStyle w:val="SectionNumber"/>
         </w:rPr>
-        <w:t xml:space="preserve">8.4.1</w:t>
+        <w:t xml:space="preserve">8.1.1</w:t>
       </w:r>
       <w:r>
         <w:tab/>
       </w:r>
       <w:r>
-        <w:t xml:space="preserve">Diagramme de Classe — Entités Principales</w:t>
-      </w:r>
-    </w:p>
-    <w:p>
-      <w:pPr>
-        <w:pStyle w:val="FirstParagraph"/>
-      </w:pPr>
-      <w:r>
-        <w:t xml:space="preserve">Les entités</w:t>
-      </w:r>
-      <w:r>
-        <w:t xml:space="preserve"> </w:t>
-      </w:r>
-      <w:r>
-        <w:rPr>
-          <w:rStyle w:val="VerbatimChar"/>
-        </w:rPr>
-        <w:t xml:space="preserve">User</w:t>
-      </w:r>
-      <w:r>
-        <w:t xml:space="preserve">,</w:t>
-      </w:r>
-      <w:r>
-        <w:t xml:space="preserve"> </w:t>
-      </w:r>
-      <w:r>
-        <w:rPr>
-          <w:rStyle w:val="VerbatimChar"/>
-        </w:rPr>
-        <w:t xml:space="preserve">Student</w:t>
-      </w:r>
-      <w:r>
-        <w:t xml:space="preserve">,</w:t>
-      </w:r>
-      <w:r>
-        <w:t xml:space="preserve"> </w:t>
-      </w:r>
-      <w:r>
-        <w:rPr>
-          <w:rStyle w:val="VerbatimChar"/>
-        </w:rPr>
-        <w:t xml:space="preserve">Teacher</w:t>
-      </w:r>
-      <w:r>
-        <w:t xml:space="preserve">,</w:t>
-      </w:r>
-      <w:r>
-        <w:t xml:space="preserve"> </w:t>
-      </w:r>
-      <w:r>
-        <w:rPr>
-          <w:rStyle w:val="VerbatimChar"/>
-        </w:rPr>
-        <w:t xml:space="preserve">Session</w:t>
-      </w:r>
-      <w:r>
-        <w:t xml:space="preserve">,</w:t>
-      </w:r>
-      <w:r>
-        <w:t xml:space="preserve"> </w:t>
-      </w:r>
-      <w:r>
-        <w:rPr>
-          <w:rStyle w:val="VerbatimChar"/>
-        </w:rPr>
-        <w:t xml:space="preserve">Attendance</w:t>
-      </w:r>
-      <w:r>
-        <w:t xml:space="preserve"> </w:t>
-      </w:r>
-      <w:r>
-        <w:t xml:space="preserve">et</w:t>
-      </w:r>
-      <w:r>
-        <w:t xml:space="preserve"> </w:t>
-      </w:r>
-      <w:r>
-        <w:rPr>
-          <w:rStyle w:val="VerbatimChar"/>
-        </w:rPr>
-        <w:t xml:space="preserve">Justification</w:t>
-      </w:r>
-      <w:r>
-        <w:t xml:space="preserve"> </w:t>
-      </w:r>
-      <w:r>
-        <w:t xml:space="preserve">forment le squelette du système, garantissant une intégrité référentielle stricte.</w:t>
+        <w:t xml:space="preserve">Questions</w:t>
+      </w:r>
+      <w:r>
+        <w:t xml:space="preserve"> </w:t>
+      </w:r>
+      <w:r>
+        <w:t xml:space="preserve">“Comment pourrions-nous”</w:t>
+      </w:r>
+      <w:r>
+        <w:t xml:space="preserve"> </w:t>
+      </w:r>
+      <w:r>
+        <w:t xml:space="preserve">(HMW)</w:t>
+      </w:r>
+    </w:p>
+    <w:p>
+      <w:pPr>
+        <w:pStyle w:val="Compact"/>
+        <w:numPr>
+          <w:ilvl w:val="0"/>
+          <w:numId w:val="1020"/>
+        </w:numPr>
+      </w:pPr>
+      <w:r>
+        <w:rPr>
+          <w:b/>
+          <w:bCs/>
+        </w:rPr>
+        <w:t xml:space="preserve">Comment pourrions-nous</w:t>
+      </w:r>
+      <w:r>
+        <w:t xml:space="preserve"> </w:t>
+      </w:r>
+      <w:r>
+        <w:t xml:space="preserve">éliminer le transfert physique des fiches de présence papier de la salle de classe au bureau administratif ?</w:t>
+      </w:r>
+    </w:p>
+    <w:p>
+      <w:pPr>
+        <w:pStyle w:val="Compact"/>
+        <w:numPr>
+          <w:ilvl w:val="0"/>
+          <w:numId w:val="1020"/>
+        </w:numPr>
+      </w:pPr>
+      <w:r>
+        <w:rPr>
+          <w:b/>
+          <w:bCs/>
+        </w:rPr>
+        <w:t xml:space="preserve">Comment pourrions-nous</w:t>
+      </w:r>
+      <w:r>
+        <w:t xml:space="preserve"> </w:t>
+      </w:r>
+      <w:r>
+        <w:t xml:space="preserve">permettre à l’enseignant de valider chaque session (9-11, 11-14, 14-17) en moins de 30 secondes depuis son smartphone ?</w:t>
+      </w:r>
+    </w:p>
+    <w:p>
+      <w:pPr>
+        <w:pStyle w:val="Compact"/>
+        <w:numPr>
+          <w:ilvl w:val="0"/>
+          <w:numId w:val="1020"/>
+        </w:numPr>
+      </w:pPr>
+      <w:r>
+        <w:rPr>
+          <w:b/>
+          <w:bCs/>
+        </w:rPr>
+        <w:t xml:space="preserve">Comment pourrions-nous</w:t>
+      </w:r>
+      <w:r>
+        <w:t xml:space="preserve"> </w:t>
+      </w:r>
+      <w:r>
+        <w:t xml:space="preserve">numériser la soumission et l’approbation des notes/justificatifs médicaux ?</w:t>
       </w:r>
     </w:p>
     <w:p>
@@ -4375,8 +4579,570 @@
     </w:p>
     <w:bookmarkEnd w:id="89"/>
     <w:bookmarkEnd w:id="90"/>
+    <w:bookmarkStart w:id="91" w:name="choix-technologiques"/>
+    <w:p>
+      <w:pPr>
+        <w:pStyle w:val="Heading2"/>
+      </w:pPr>
+      <w:r>
+        <w:rPr>
+          <w:rStyle w:val="SectionNumber"/>
+        </w:rPr>
+        <w:t xml:space="preserve">8.2</w:t>
+      </w:r>
+      <w:r>
+        <w:tab/>
+      </w:r>
+      <w:r>
+        <w:t xml:space="preserve">Choix Technologiques</w:t>
+      </w:r>
+    </w:p>
+    <w:p>
+      <w:pPr>
+        <w:pStyle w:val="FirstParagraph"/>
+      </w:pPr>
+      <w:r>
+        <w:t xml:space="preserve">Le projet repose sur un écosystème robuste et moderne permettant une scalabilité verticale et horizontale.</w:t>
+      </w:r>
+    </w:p>
+    <w:p>
+      <w:pPr>
+        <w:pStyle w:val="Compact"/>
+        <w:numPr>
+          <w:ilvl w:val="0"/>
+          <w:numId w:val="1021"/>
+        </w:numPr>
+      </w:pPr>
+      <w:r>
+        <w:rPr>
+          <w:b/>
+          <w:bCs/>
+        </w:rPr>
+        <w:t xml:space="preserve">Backend :</w:t>
+      </w:r>
+      <w:r>
+        <w:t xml:space="preserve"> </w:t>
+      </w:r>
+      <w:r>
+        <w:t xml:space="preserve">Laravel 12, offrant un routage puissant, une sécurité intégrée et un ORM (Eloquent) performant.</w:t>
+      </w:r>
+    </w:p>
+    <w:p>
+      <w:pPr>
+        <w:pStyle w:val="Compact"/>
+        <w:numPr>
+          <w:ilvl w:val="0"/>
+          <w:numId w:val="1021"/>
+        </w:numPr>
+      </w:pPr>
+      <w:r>
+        <w:rPr>
+          <w:b/>
+          <w:bCs/>
+        </w:rPr>
+        <w:t xml:space="preserve">Frontend :</w:t>
+      </w:r>
+      <w:r>
+        <w:t xml:space="preserve"> </w:t>
+      </w:r>
+      <w:r>
+        <w:t xml:space="preserve">Blade Templates pour le rendu côté serveur, combiné à Tailwind CSS pour un design atomique et Alpine.js pour la réactivité.</w:t>
+      </w:r>
+    </w:p>
+    <w:p>
+      <w:pPr>
+        <w:pStyle w:val="Compact"/>
+        <w:numPr>
+          <w:ilvl w:val="0"/>
+          <w:numId w:val="1021"/>
+        </w:numPr>
+      </w:pPr>
+      <w:r>
+        <w:rPr>
+          <w:b/>
+          <w:bCs/>
+        </w:rPr>
+        <w:t xml:space="preserve">Base de données :</w:t>
+      </w:r>
+      <w:r>
+        <w:t xml:space="preserve"> </w:t>
+      </w:r>
+      <w:r>
+        <w:t xml:space="preserve">MySQL gérant les relations complexes entre les sessions, les étudiants et les pointages.</w:t>
+      </w:r>
+    </w:p>
+    <w:p>
+      <w:pPr>
+        <w:pStyle w:val="Compact"/>
+        <w:numPr>
+          <w:ilvl w:val="0"/>
+          <w:numId w:val="1021"/>
+        </w:numPr>
+      </w:pPr>
+      <w:r>
+        <w:rPr>
+          <w:b/>
+          <w:bCs/>
+        </w:rPr>
+        <w:t xml:space="preserve">Outils Externes :</w:t>
+      </w:r>
+      <w:r>
+        <w:t xml:space="preserve"> </w:t>
+      </w:r>
+      <w:r>
+        <w:t xml:space="preserve">Git/GitHub (Versionnement), Lucide Icons (Visuels), Preline UI (Composants).</w:t>
+      </w:r>
+    </w:p>
+    <w:p>
+      <w:r>
+        <w:br w:type="page"/>
+      </w:r>
+    </w:p>
     <w:bookmarkEnd w:id="91"/>
-    <w:bookmarkStart w:id="105" w:name="conception-ui-design"/>
+    <w:bookmarkStart w:id="94" w:name="architecture-du-système"/>
+    <w:p>
+      <w:pPr>
+        <w:pStyle w:val="Heading2"/>
+      </w:pPr>
+      <w:r>
+        <w:rPr>
+          <w:rStyle w:val="SectionNumber"/>
+        </w:rPr>
+        <w:t xml:space="preserve">8.3</w:t>
+      </w:r>
+      <w:r>
+        <w:tab/>
+      </w:r>
+      <w:r>
+        <w:t xml:space="preserve">Architecture du Système</w:t>
+      </w:r>
+    </w:p>
+    <w:bookmarkStart w:id="92" w:name="architecture-mvc"/>
+    <w:p>
+      <w:pPr>
+        <w:pStyle w:val="Heading3"/>
+      </w:pPr>
+      <w:r>
+        <w:rPr>
+          <w:rStyle w:val="SectionNumber"/>
+        </w:rPr>
+        <w:t xml:space="preserve">8.3.1</w:t>
+      </w:r>
+      <w:r>
+        <w:tab/>
+      </w:r>
+      <w:r>
+        <w:t xml:space="preserve">Architecture MVC</w:t>
+      </w:r>
+    </w:p>
+    <w:p>
+      <w:pPr>
+        <w:pStyle w:val="FirstParagraph"/>
+      </w:pPr>
+      <w:r>
+        <w:t xml:space="preserve">Nous utilisons le motif</w:t>
+      </w:r>
+      <w:r>
+        <w:t xml:space="preserve"> </w:t>
+      </w:r>
+      <w:r>
+        <w:rPr>
+          <w:b/>
+          <w:bCs/>
+        </w:rPr>
+        <w:t xml:space="preserve">Modèle-Vue-Contrôleur</w:t>
+      </w:r>
+      <w:r>
+        <w:t xml:space="preserve"> </w:t>
+      </w:r>
+      <w:r>
+        <w:t xml:space="preserve">nativement supporté par Laravel :</w:t>
+      </w:r>
+      <w:r>
+        <w:t xml:space="preserve"> </w:t>
+      </w:r>
+      <w:r>
+        <w:t xml:space="preserve">-</w:t>
+      </w:r>
+      <w:r>
+        <w:t xml:space="preserve"> </w:t>
+      </w:r>
+      <w:r>
+        <w:rPr>
+          <w:b/>
+          <w:bCs/>
+        </w:rPr>
+        <w:t xml:space="preserve">Modèle :</w:t>
+      </w:r>
+      <w:r>
+        <w:t xml:space="preserve"> </w:t>
+      </w:r>
+      <w:r>
+        <w:t xml:space="preserve">Gestion de la logique de données et des règles métier.</w:t>
+      </w:r>
+      <w:r>
+        <w:t xml:space="preserve"> </w:t>
+      </w:r>
+      <w:r>
+        <w:t xml:space="preserve">-</w:t>
+      </w:r>
+      <w:r>
+        <w:t xml:space="preserve"> </w:t>
+      </w:r>
+      <w:r>
+        <w:rPr>
+          <w:b/>
+          <w:bCs/>
+        </w:rPr>
+        <w:t xml:space="preserve">Vue :</w:t>
+      </w:r>
+      <w:r>
+        <w:t xml:space="preserve"> </w:t>
+      </w:r>
+      <w:r>
+        <w:t xml:space="preserve">Présentation des données aux utilisateurs via Blade.</w:t>
+      </w:r>
+      <w:r>
+        <w:t xml:space="preserve"> </w:t>
+      </w:r>
+      <w:r>
+        <w:t xml:space="preserve">-</w:t>
+      </w:r>
+      <w:r>
+        <w:t xml:space="preserve"> </w:t>
+      </w:r>
+      <w:r>
+        <w:rPr>
+          <w:b/>
+          <w:bCs/>
+        </w:rPr>
+        <w:t xml:space="preserve">Contrôleur :</w:t>
+      </w:r>
+      <w:r>
+        <w:t xml:space="preserve"> </w:t>
+      </w:r>
+      <w:r>
+        <w:t xml:space="preserve">Intermédiaire traitant les requêtes et orchestrant les réponses.</w:t>
+      </w:r>
+    </w:p>
+    <w:bookmarkEnd w:id="92"/>
+    <w:bookmarkStart w:id="93" w:name="architecture-en-3-couches-3-tier"/>
+    <w:p>
+      <w:pPr>
+        <w:pStyle w:val="Heading3"/>
+      </w:pPr>
+      <w:r>
+        <w:rPr>
+          <w:rStyle w:val="SectionNumber"/>
+        </w:rPr>
+        <w:t xml:space="preserve">8.3.2</w:t>
+      </w:r>
+      <w:r>
+        <w:tab/>
+      </w:r>
+      <w:r>
+        <w:t xml:space="preserve">Architecture en 3 Couches (3-Tier)</w:t>
+      </w:r>
+    </w:p>
+    <w:p>
+      <w:pPr>
+        <w:pStyle w:val="FirstParagraph"/>
+      </w:pPr>
+      <w:r>
+        <w:t xml:space="preserve">L’application est structurée pour séparer les responsabilités :</w:t>
+      </w:r>
+      <w:r>
+        <w:t xml:space="preserve"> </w:t>
+      </w:r>
+      <w:r>
+        <w:t xml:space="preserve">1.</w:t>
+      </w:r>
+      <w:r>
+        <w:t xml:space="preserve"> </w:t>
+      </w:r>
+      <w:r>
+        <w:rPr>
+          <w:b/>
+          <w:bCs/>
+        </w:rPr>
+        <w:t xml:space="preserve">Couche Présentation (Client) :</w:t>
+      </w:r>
+      <w:r>
+        <w:t xml:space="preserve"> </w:t>
+      </w:r>
+      <w:r>
+        <w:t xml:space="preserve">Navigateurs Web et Application Mobile.</w:t>
+      </w:r>
+      <w:r>
+        <w:t xml:space="preserve"> </w:t>
+      </w:r>
+      <w:r>
+        <w:t xml:space="preserve">2.</w:t>
+      </w:r>
+      <w:r>
+        <w:t xml:space="preserve"> </w:t>
+      </w:r>
+      <w:r>
+        <w:rPr>
+          <w:b/>
+          <w:bCs/>
+        </w:rPr>
+        <w:t xml:space="preserve">Couche Application (Serveur) :</w:t>
+      </w:r>
+      <w:r>
+        <w:t xml:space="preserve"> </w:t>
+      </w:r>
+      <w:r>
+        <w:t xml:space="preserve">Serveur Laravel traitant la logique métier.</w:t>
+      </w:r>
+      <w:r>
+        <w:t xml:space="preserve"> </w:t>
+      </w:r>
+      <w:r>
+        <w:t xml:space="preserve">3.</w:t>
+      </w:r>
+      <w:r>
+        <w:t xml:space="preserve"> </w:t>
+      </w:r>
+      <w:r>
+        <w:rPr>
+          <w:b/>
+          <w:bCs/>
+        </w:rPr>
+        <w:t xml:space="preserve">Couche Données (Stockage) :</w:t>
+      </w:r>
+      <w:r>
+        <w:t xml:space="preserve"> </w:t>
+      </w:r>
+      <w:r>
+        <w:t xml:space="preserve">Serveur de base de données MySQL.</w:t>
+      </w:r>
+    </w:p>
+    <w:p>
+      <w:r>
+        <w:br w:type="page"/>
+      </w:r>
+    </w:p>
+    <w:bookmarkEnd w:id="93"/>
+    <w:bookmarkEnd w:id="94"/>
+    <w:bookmarkStart w:id="96" w:name="prototype-fonctionnalités-classes"/>
+    <w:p>
+      <w:pPr>
+        <w:pStyle w:val="Heading2"/>
+      </w:pPr>
+      <w:r>
+        <w:rPr>
+          <w:rStyle w:val="SectionNumber"/>
+        </w:rPr>
+        <w:t xml:space="preserve">8.4</w:t>
+      </w:r>
+      <w:r>
+        <w:tab/>
+      </w:r>
+      <w:r>
+        <w:t xml:space="preserve">Prototype (Fonctionnalités &amp; Classes)</w:t>
+      </w:r>
+    </w:p>
+    <w:p>
+      <w:pPr>
+        <w:pStyle w:val="FirstParagraph"/>
+      </w:pPr>
+      <w:r>
+        <w:t xml:space="preserve">Le prototype d’</w:t>
+      </w:r>
+      <w:r>
+        <w:rPr>
+          <w:b/>
+          <w:bCs/>
+        </w:rPr>
+        <w:t xml:space="preserve">AttendanceFlow-AMS</w:t>
+      </w:r>
+      <w:r>
+        <w:t xml:space="preserve"> </w:t>
+      </w:r>
+      <w:r>
+        <w:t xml:space="preserve">couvre les flux critiques :</w:t>
+      </w:r>
+      <w:r>
+        <w:t xml:space="preserve"> </w:t>
+      </w:r>
+      <w:r>
+        <w:t xml:space="preserve">-</w:t>
+      </w:r>
+      <w:r>
+        <w:t xml:space="preserve"> </w:t>
+      </w:r>
+      <w:r>
+        <w:rPr>
+          <w:b/>
+          <w:bCs/>
+        </w:rPr>
+        <w:t xml:space="preserve">Section Administrateur :</w:t>
+      </w:r>
+      <w:r>
+        <w:t xml:space="preserve"> </w:t>
+      </w:r>
+      <w:r>
+        <w:t xml:space="preserve">Dashboard, gestion des étudiants, validation des justificatifs.</w:t>
+      </w:r>
+      <w:r>
+        <w:t xml:space="preserve"> </w:t>
+      </w:r>
+      <w:r>
+        <w:t xml:space="preserve">-</w:t>
+      </w:r>
+      <w:r>
+        <w:t xml:space="preserve"> </w:t>
+      </w:r>
+      <w:r>
+        <w:rPr>
+          <w:b/>
+          <w:bCs/>
+        </w:rPr>
+        <w:t xml:space="preserve">Section Formateur :</w:t>
+      </w:r>
+      <w:r>
+        <w:t xml:space="preserve"> </w:t>
+      </w:r>
+      <w:r>
+        <w:t xml:space="preserve">Pointage par session (Flash), gestion des retards.</w:t>
+      </w:r>
+      <w:r>
+        <w:t xml:space="preserve"> </w:t>
+      </w:r>
+      <w:r>
+        <w:t xml:space="preserve">-</w:t>
+      </w:r>
+      <w:r>
+        <w:t xml:space="preserve"> </w:t>
+      </w:r>
+      <w:r>
+        <w:rPr>
+          <w:b/>
+          <w:bCs/>
+        </w:rPr>
+        <w:t xml:space="preserve">Section Étudiant :</w:t>
+      </w:r>
+      <w:r>
+        <w:t xml:space="preserve"> </w:t>
+      </w:r>
+      <w:r>
+        <w:t xml:space="preserve">Consultation de l’assiduité, soumission de documents.</w:t>
+      </w:r>
+    </w:p>
+    <w:bookmarkStart w:id="95" w:name="diagramme-de-classe-entités-principales"/>
+    <w:p>
+      <w:pPr>
+        <w:pStyle w:val="Heading3"/>
+      </w:pPr>
+      <w:r>
+        <w:rPr>
+          <w:rStyle w:val="SectionNumber"/>
+        </w:rPr>
+        <w:t xml:space="preserve">8.4.1</w:t>
+      </w:r>
+      <w:r>
+        <w:tab/>
+      </w:r>
+      <w:r>
+        <w:t xml:space="preserve">Diagramme de Classe — Entités Principales</w:t>
+      </w:r>
+    </w:p>
+    <w:p>
+      <w:pPr>
+        <w:pStyle w:val="FirstParagraph"/>
+      </w:pPr>
+      <w:r>
+        <w:t xml:space="preserve">Les entités</w:t>
+      </w:r>
+      <w:r>
+        <w:t xml:space="preserve"> </w:t>
+      </w:r>
+      <w:r>
+        <w:rPr>
+          <w:rStyle w:val="VerbatimChar"/>
+        </w:rPr>
+        <w:t xml:space="preserve">User</w:t>
+      </w:r>
+      <w:r>
+        <w:t xml:space="preserve">,</w:t>
+      </w:r>
+      <w:r>
+        <w:t xml:space="preserve"> </w:t>
+      </w:r>
+      <w:r>
+        <w:rPr>
+          <w:rStyle w:val="VerbatimChar"/>
+        </w:rPr>
+        <w:t xml:space="preserve">Student</w:t>
+      </w:r>
+      <w:r>
+        <w:t xml:space="preserve">,</w:t>
+      </w:r>
+      <w:r>
+        <w:t xml:space="preserve"> </w:t>
+      </w:r>
+      <w:r>
+        <w:rPr>
+          <w:rStyle w:val="VerbatimChar"/>
+        </w:rPr>
+        <w:t xml:space="preserve">Teacher</w:t>
+      </w:r>
+      <w:r>
+        <w:t xml:space="preserve">,</w:t>
+      </w:r>
+      <w:r>
+        <w:t xml:space="preserve"> </w:t>
+      </w:r>
+      <w:r>
+        <w:rPr>
+          <w:rStyle w:val="VerbatimChar"/>
+        </w:rPr>
+        <w:t xml:space="preserve">Session</w:t>
+      </w:r>
+      <w:r>
+        <w:t xml:space="preserve">,</w:t>
+      </w:r>
+      <w:r>
+        <w:t xml:space="preserve"> </w:t>
+      </w:r>
+      <w:r>
+        <w:rPr>
+          <w:rStyle w:val="VerbatimChar"/>
+        </w:rPr>
+        <w:t xml:space="preserve">Attendance</w:t>
+      </w:r>
+      <w:r>
+        <w:t xml:space="preserve"> </w:t>
+      </w:r>
+      <w:r>
+        <w:t xml:space="preserve">et</w:t>
+      </w:r>
+      <w:r>
+        <w:t xml:space="preserve"> </w:t>
+      </w:r>
+      <w:r>
+        <w:rPr>
+          <w:rStyle w:val="VerbatimChar"/>
+        </w:rPr>
+        <w:t xml:space="preserve">Justification</w:t>
+      </w:r>
+      <w:r>
+        <w:t xml:space="preserve"> </w:t>
+      </w:r>
+      <w:r>
+        <w:t xml:space="preserve">forment le squelette du système, garantissant une intégrité référentielle stricte.</w:t>
+      </w:r>
+    </w:p>
+    <w:p>
+      <w:r>
+        <w:br w:type="page"/>
+      </w:r>
+    </w:p>
+    <w:bookmarkEnd w:id="95"/>
+    <w:bookmarkEnd w:id="96"/>
+    <w:bookmarkEnd w:id="97"/>
+    <w:bookmarkStart w:id="111" w:name="conception-ui-design"/>
     <w:p>
       <w:pPr>
         <w:pStyle w:val="Heading1"/>
@@ -4394,7 +5160,7 @@
         <w:t xml:space="preserve">🎨 Conception &amp; UI Design</w:t>
       </w:r>
     </w:p>
-    <w:bookmarkStart w:id="95" w:name="diagramme-de-classe"/>
+    <w:bookmarkStart w:id="101" w:name="diagramme-de-classe"/>
     <w:p>
       <w:pPr>
         <w:pStyle w:val="Heading2"/>
@@ -4429,18 +5195,18 @@
           <wp:inline>
             <wp:extent cx="5334000" cy="3775021"/>
             <wp:effectExtent b="0" l="0" r="0" t="0"/>
-            <wp:docPr descr="Diagramme de Classe" title="" id="93" name="Picture"/>
+            <wp:docPr descr="Diagramme de Classe" title="" id="99" name="Picture"/>
             <a:graphic>
               <a:graphicData uri="http://schemas.openxmlformats.org/drawingml/2006/picture">
                 <pic:pic>
                   <pic:nvPicPr>
-                    <pic:cNvPr descr="imgs/diagramme-class.png" id="94" name="Picture"/>
+                    <pic:cNvPr descr="imgs/diagramme-class.png" id="100" name="Picture"/>
                     <pic:cNvPicPr>
                       <a:picLocks noChangeArrowheads="1" noChangeAspect="1"/>
                     </pic:cNvPicPr>
                   </pic:nvPicPr>
                   <pic:blipFill>
-                    <a:blip r:embed="rId92"/>
+                    <a:blip r:embed="rId98"/>
                     <a:stretch>
                       <a:fillRect/>
                     </a:stretch>
@@ -4480,8 +5246,8 @@
         <w:br w:type="page"/>
       </w:r>
     </w:p>
-    <w:bookmarkEnd w:id="95"/>
-    <w:bookmarkStart w:id="104" w:name="schéma-des-interfaces-maquette-uiux"/>
+    <w:bookmarkEnd w:id="101"/>
+    <w:bookmarkStart w:id="110" w:name="schéma-des-interfaces-maquette-uiux"/>
     <w:p>
       <w:pPr>
         <w:pStyle w:val="Heading2"/>
@@ -4507,7 +5273,7 @@
         <w:t xml:space="preserve">La conception visuelle repose sur une approche premium et responsive, utilisant Tailwind CSS pour garantir une expérience fluide sur tous les terminaux.</w:t>
       </w:r>
     </w:p>
-    <w:bookmarkStart w:id="99" w:name="X8c287fb9f60d08483f6c2fdfd0570b52bcce690"/>
+    <w:bookmarkStart w:id="105" w:name="X8c287fb9f60d08483f6c2fdfd0570b52bcce690"/>
     <w:p>
       <w:pPr>
         <w:pStyle w:val="Heading3"/>
@@ -4534,18 +5300,18 @@
           <wp:inline>
             <wp:extent cx="5334000" cy="2855912"/>
             <wp:effectExtent b="0" l="0" r="0" t="0"/>
-            <wp:docPr descr="Maquette UI - Dashboard Admin" title="" id="97" name="Picture"/>
+            <wp:docPr descr="Maquette UI - Dashboard Admin" title="" id="103" name="Picture"/>
             <a:graphic>
               <a:graphicData uri="http://schemas.openxmlformats.org/drawingml/2006/picture">
                 <pic:pic>
                   <pic:nvPicPr>
-                    <pic:cNvPr descr="imgs/maquette.png" id="98" name="Picture"/>
+                    <pic:cNvPr descr="imgs/maquette.png" id="104" name="Picture"/>
                     <pic:cNvPicPr>
                       <a:picLocks noChangeArrowheads="1" noChangeAspect="1"/>
                     </pic:cNvPicPr>
                   </pic:nvPicPr>
                   <pic:blipFill>
-                    <a:blip r:embed="rId96"/>
+                    <a:blip r:embed="rId102"/>
                     <a:stretch>
                       <a:fillRect/>
                     </a:stretch>
@@ -4580,8 +5346,8 @@
         <w:t xml:space="preserve">Maquette UI - Dashboard Admin</w:t>
       </w:r>
     </w:p>
-    <w:bookmarkEnd w:id="99"/>
-    <w:bookmarkStart w:id="103" w:name="vue-densemble---application-mobile"/>
+    <w:bookmarkEnd w:id="105"/>
+    <w:bookmarkStart w:id="109" w:name="vue-densemble---application-mobile"/>
     <w:p>
       <w:pPr>
         <w:pStyle w:val="Heading3"/>
@@ -4608,18 +5374,18 @@
           <wp:inline>
             <wp:extent cx="5334000" cy="3214290"/>
             <wp:effectExtent b="0" l="0" r="0" t="0"/>
-            <wp:docPr descr="Maquette UI - Application Mobile" title="" id="101" name="Picture"/>
+            <wp:docPr descr="Maquette UI - Application Mobile" title="" id="107" name="Picture"/>
             <a:graphic>
               <a:graphicData uri="http://schemas.openxmlformats.org/drawingml/2006/picture">
                 <pic:pic>
                   <pic:nvPicPr>
-                    <pic:cNvPr descr="imgs/maquete-m.png" id="102" name="Picture"/>
+                    <pic:cNvPr descr="imgs/maquete-m.png" id="108" name="Picture"/>
                     <pic:cNvPicPr>
                       <a:picLocks noChangeArrowheads="1" noChangeAspect="1"/>
                     </pic:cNvPicPr>
                   </pic:nvPicPr>
                   <pic:blipFill>
-                    <a:blip r:embed="rId100"/>
+                    <a:blip r:embed="rId106"/>
                     <a:stretch>
                       <a:fillRect/>
                     </a:stretch>
@@ -4659,10 +5425,10 @@
         <w:br w:type="page"/>
       </w:r>
     </w:p>
-    <w:bookmarkEnd w:id="103"/>
-    <w:bookmarkEnd w:id="104"/>
-    <w:bookmarkEnd w:id="105"/>
-    <w:bookmarkStart w:id="108" w:name="réalisation"/>
+    <w:bookmarkEnd w:id="109"/>
+    <w:bookmarkEnd w:id="110"/>
+    <w:bookmarkEnd w:id="111"/>
+    <w:bookmarkStart w:id="139" w:name="réalisation"/>
     <w:p>
       <w:pPr>
         <w:pStyle w:val="Heading1"/>
@@ -4680,7 +5446,7 @@
         <w:t xml:space="preserve">💻 Réalisation</w:t>
       </w:r>
     </w:p>
-    <w:bookmarkStart w:id="106" w:name="technologies-utilisées-tech-stack"/>
+    <w:bookmarkStart w:id="114" w:name="architecture-implémentée"/>
     <w:p>
       <w:pPr>
         <w:pStyle w:val="Heading2"/>
@@ -4695,7 +5461,7 @@
         <w:tab/>
       </w:r>
       <w:r>
-        <w:t xml:space="preserve">Technologies utilisées (Tech Stack)</w:t>
+        <w:t xml:space="preserve">1. Architecture Implémentée</w:t>
       </w:r>
     </w:p>
     <w:p>
@@ -4703,104 +5469,431 @@
         <w:pStyle w:val="FirstParagraph"/>
       </w:pPr>
       <w:r>
-        <w:t xml:space="preserve">Le projet utilise des technologies de pointe pour offrir une interface premium et une architecture solide :</w:t>
-      </w:r>
-    </w:p>
-    <w:p>
-      <w:pPr>
-        <w:pStyle w:val="Compact"/>
-        <w:numPr>
-          <w:ilvl w:val="0"/>
-          <w:numId w:val="1018"/>
-        </w:numPr>
-      </w:pPr>
-      <w:r>
-        <w:rPr>
-          <w:b/>
-          <w:bCs/>
-        </w:rPr>
-        <w:t xml:space="preserve">Frontend :</w:t>
-      </w:r>
-      <w:r>
-        <w:t xml:space="preserve"> </w:t>
-      </w:r>
-      <w:r>
-        <w:t xml:space="preserve">Blade Templates, Tailwind CSS pour le style, et Alpine.js pour l’interactivité dynamique.</w:t>
-      </w:r>
-    </w:p>
-    <w:p>
-      <w:pPr>
-        <w:pStyle w:val="Compact"/>
-        <w:numPr>
-          <w:ilvl w:val="0"/>
-          <w:numId w:val="1018"/>
-        </w:numPr>
-      </w:pPr>
-      <w:r>
-        <w:rPr>
-          <w:b/>
-          <w:bCs/>
-        </w:rPr>
-        <w:t xml:space="preserve">Backend :</w:t>
-      </w:r>
-      <w:r>
-        <w:t xml:space="preserve"> </w:t>
-      </w:r>
-      <w:r>
-        <w:t xml:space="preserve">Laravel 12 (PHP 8.2+) gérant la logique métier, l’authentification et les accès.</w:t>
-      </w:r>
-    </w:p>
-    <w:p>
-      <w:pPr>
-        <w:pStyle w:val="Compact"/>
-        <w:numPr>
-          <w:ilvl w:val="0"/>
-          <w:numId w:val="1018"/>
-        </w:numPr>
-      </w:pPr>
-      <w:r>
-        <w:rPr>
-          <w:b/>
-          <w:bCs/>
-        </w:rPr>
-        <w:t xml:space="preserve">Base de Données :</w:t>
-      </w:r>
-      <w:r>
-        <w:t xml:space="preserve"> </w:t>
-      </w:r>
-      <w:r>
-        <w:t xml:space="preserve">MySQL pour le stockage relationnel des données d’assiduité.</w:t>
-      </w:r>
-    </w:p>
-    <w:p>
-      <w:pPr>
-        <w:pStyle w:val="Compact"/>
-        <w:numPr>
-          <w:ilvl w:val="0"/>
-          <w:numId w:val="1018"/>
-        </w:numPr>
-      </w:pPr>
-      <w:r>
-        <w:rPr>
-          <w:b/>
-          <w:bCs/>
-        </w:rPr>
-        <w:t xml:space="preserve">Composants UI :</w:t>
-      </w:r>
-      <w:r>
-        <w:t xml:space="preserve"> </w:t>
-      </w:r>
-      <w:r>
-        <w:t xml:space="preserve">Preline UI et Lucide Icons pour des interfaces professionnelles et claires.</w:t>
-      </w:r>
-    </w:p>
+        <w:t xml:space="preserve">L’application</w:t>
+      </w:r>
+      <w:r>
+        <w:t xml:space="preserve"> </w:t>
+      </w:r>
+      <w:r>
+        <w:rPr>
+          <w:b/>
+          <w:bCs/>
+        </w:rPr>
+        <w:t xml:space="preserve">AttendanceFlow-AMS</w:t>
+      </w:r>
+      <w:r>
+        <w:t xml:space="preserve"> </w:t>
+      </w:r>
+      <w:r>
+        <w:t xml:space="preserve">suit une architecture</w:t>
+      </w:r>
+      <w:r>
+        <w:t xml:space="preserve"> </w:t>
+      </w:r>
+      <w:r>
+        <w:rPr>
+          <w:b/>
+          <w:bCs/>
+        </w:rPr>
+        <w:t xml:space="preserve">MVC (Modèle-Vue-Contrôleur)</w:t>
+      </w:r>
+      <w:r>
+        <w:t xml:space="preserve"> </w:t>
+      </w:r>
+      <w:r>
+        <w:t xml:space="preserve">couplée à une</w:t>
+      </w:r>
+      <w:r>
+        <w:t xml:space="preserve"> </w:t>
+      </w:r>
+      <w:r>
+        <w:rPr>
+          <w:b/>
+          <w:bCs/>
+        </w:rPr>
+        <w:t xml:space="preserve">architecture 3-Tiers</w:t>
+      </w:r>
+      <w:r>
+        <w:t xml:space="preserve">, renforcée par un</w:t>
+      </w:r>
+      <w:r>
+        <w:t xml:space="preserve"> </w:t>
+      </w:r>
+      <w:r>
+        <w:rPr>
+          <w:b/>
+          <w:bCs/>
+        </w:rPr>
+        <w:t xml:space="preserve">Service Pattern</w:t>
+      </w:r>
+      <w:r>
+        <w:t xml:space="preserve"> </w:t>
+      </w:r>
+      <w:r>
+        <w:t xml:space="preserve">pour le découplage de la logique métier.</w:t>
+      </w:r>
+    </w:p>
+    <w:bookmarkStart w:id="112" w:name="couches-de-lapplication"/>
+    <w:p>
+      <w:pPr>
+        <w:pStyle w:val="Heading3"/>
+      </w:pPr>
+      <w:r>
+        <w:rPr>
+          <w:rStyle w:val="SectionNumber"/>
+        </w:rPr>
+        <w:t xml:space="preserve">10.1.1</w:t>
+      </w:r>
+      <w:r>
+        <w:tab/>
+      </w:r>
+      <w:r>
+        <w:t xml:space="preserve">Couches de l’Application</w:t>
+      </w:r>
+    </w:p>
+    <w:p>
+      <w:pPr>
+        <w:pStyle w:val="SourceCode"/>
+      </w:pPr>
+      <w:r>
+        <w:rPr>
+          <w:rStyle w:val="VerbatimChar"/>
+        </w:rPr>
+        <w:t xml:space="preserve">┌─────────────────────────────────────────────┐</w:t>
+      </w:r>
+      <w:r>
+        <w:br/>
+      </w:r>
+      <w:r>
+        <w:rPr>
+          <w:rStyle w:val="VerbatimChar"/>
+        </w:rPr>
+        <w:t xml:space="preserve">│  Couche Présentation (Blade + Alpine.js)     │</w:t>
+      </w:r>
+      <w:r>
+        <w:br/>
+      </w:r>
+      <w:r>
+        <w:rPr>
+          <w:rStyle w:val="VerbatimChar"/>
+        </w:rPr>
+        <w:t xml:space="preserve">│  Tailwind CSS / Preline UI / Lucide Icons    │</w:t>
+      </w:r>
+      <w:r>
+        <w:br/>
+      </w:r>
+      <w:r>
+        <w:rPr>
+          <w:rStyle w:val="VerbatimChar"/>
+        </w:rPr>
+        <w:t xml:space="preserve">├─────────────────────────────────────────────┤</w:t>
+      </w:r>
+      <w:r>
+        <w:br/>
+      </w:r>
+      <w:r>
+        <w:rPr>
+          <w:rStyle w:val="VerbatimChar"/>
+        </w:rPr>
+        <w:t xml:space="preserve">│  Couche Application (Laravel 12)             │</w:t>
+      </w:r>
+      <w:r>
+        <w:br/>
+      </w:r>
+      <w:r>
+        <w:rPr>
+          <w:rStyle w:val="VerbatimChar"/>
+        </w:rPr>
+        <w:t xml:space="preserve">│  Contrôleurs → Services → Repositories       │</w:t>
+      </w:r>
+      <w:r>
+        <w:br/>
+      </w:r>
+      <w:r>
+        <w:rPr>
+          <w:rStyle w:val="VerbatimChar"/>
+        </w:rPr>
+        <w:t xml:space="preserve">├─────────────────────────────────────────────┤</w:t>
+      </w:r>
+      <w:r>
+        <w:br/>
+      </w:r>
+      <w:r>
+        <w:rPr>
+          <w:rStyle w:val="VerbatimChar"/>
+        </w:rPr>
+        <w:t xml:space="preserve">│  Couche Données (MySQL)                      │</w:t>
+      </w:r>
+      <w:r>
+        <w:br/>
+      </w:r>
+      <w:r>
+        <w:rPr>
+          <w:rStyle w:val="VerbatimChar"/>
+        </w:rPr>
+        <w:t xml:space="preserve">│  Eloquent ORM + Migrations + Seeders         │</w:t>
+      </w:r>
+      <w:r>
+        <w:br/>
+      </w:r>
+      <w:r>
+        <w:rPr>
+          <w:rStyle w:val="VerbatimChar"/>
+        </w:rPr>
+        <w:t xml:space="preserve">└─────────────────────────────────────────────┘</w:t>
+      </w:r>
+    </w:p>
+    <w:bookmarkEnd w:id="112"/>
+    <w:bookmarkStart w:id="113" w:name="service-pattern"/>
+    <w:p>
+      <w:pPr>
+        <w:pStyle w:val="Heading3"/>
+      </w:pPr>
+      <w:r>
+        <w:rPr>
+          <w:rStyle w:val="SectionNumber"/>
+        </w:rPr>
+        <w:t xml:space="preserve">10.1.2</w:t>
+      </w:r>
+      <w:r>
+        <w:tab/>
+      </w:r>
+      <w:r>
+        <w:t xml:space="preserve">Service Pattern</w:t>
+      </w:r>
+    </w:p>
+    <w:p>
+      <w:pPr>
+        <w:pStyle w:val="FirstParagraph"/>
+      </w:pPr>
+      <w:r>
+        <w:t xml:space="preserve">La logique métier est encapsulée dans 6 services spécialisés héritant d’une classe</w:t>
+      </w:r>
+      <w:r>
+        <w:t xml:space="preserve"> </w:t>
+      </w:r>
+      <w:r>
+        <w:rPr>
+          <w:rStyle w:val="VerbatimChar"/>
+        </w:rPr>
+        <w:t xml:space="preserve">BaseService</w:t>
+      </w:r>
+      <w:r>
+        <w:t xml:space="preserve"> </w:t>
+      </w:r>
+      <w:r>
+        <w:t xml:space="preserve">commune avec logging et télémetrie :</w:t>
+      </w:r>
+    </w:p>
+    <w:tbl>
+      <w:tblPr>
+        <w:tblStyle w:val="Table"/>
+        <w:tblW w:type="pct" w:w="5000"/>
+        <w:tblLayout w:type="fixed"/>
+        <w:tblLook w:firstRow="1" w:lastRow="0" w:firstColumn="0" w:lastColumn="0" w:noHBand="0" w:noVBand="0" w:val="0020"/>
+      </w:tblPr>
+      <w:tblGrid>
+        <w:gridCol w:w="2851"/>
+        <w:gridCol w:w="5068"/>
+      </w:tblGrid>
+      <w:tr>
+        <w:trPr>
+          <w:tblHeader w:val="on"/>
+        </w:trPr>
+        <w:tc>
+          <w:tcPr/>
+          <w:p>
+            <w:pPr>
+              <w:pStyle w:val="Compact"/>
+            </w:pPr>
+            <w:r>
+              <w:t xml:space="preserve">Service</w:t>
+            </w:r>
+          </w:p>
+        </w:tc>
+        <w:tc>
+          <w:tcPr/>
+          <w:p>
+            <w:pPr>
+              <w:pStyle w:val="Compact"/>
+            </w:pPr>
+            <w:r>
+              <w:t xml:space="preserve">Responsabilité</w:t>
+            </w:r>
+          </w:p>
+        </w:tc>
+      </w:tr>
+      <w:tr>
+        <w:tc>
+          <w:tcPr/>
+          <w:p>
+            <w:pPr>
+              <w:pStyle w:val="Compact"/>
+            </w:pPr>
+            <w:r>
+              <w:rPr>
+                <w:rStyle w:val="VerbatimChar"/>
+              </w:rPr>
+              <w:t xml:space="preserve">IdentityService</w:t>
+            </w:r>
+          </w:p>
+        </w:tc>
+        <w:tc>
+          <w:tcPr/>
+          <w:p>
+            <w:pPr>
+              <w:pStyle w:val="Compact"/>
+            </w:pPr>
+            <w:r>
+              <w:t xml:space="preserve">Authentification, gestion des rôles</w:t>
+            </w:r>
+          </w:p>
+        </w:tc>
+      </w:tr>
+      <w:tr>
+        <w:tc>
+          <w:tcPr/>
+          <w:p>
+            <w:pPr>
+              <w:pStyle w:val="Compact"/>
+            </w:pPr>
+            <w:r>
+              <w:rPr>
+                <w:rStyle w:val="VerbatimChar"/>
+              </w:rPr>
+              <w:t xml:space="preserve">AcademicService</w:t>
+            </w:r>
+          </w:p>
+        </w:tc>
+        <w:tc>
+          <w:tcPr/>
+          <w:p>
+            <w:pPr>
+              <w:pStyle w:val="Compact"/>
+            </w:pPr>
+            <w:r>
+              <w:t xml:space="preserve">Gestion des filières, groupes, modules, profils</w:t>
+            </w:r>
+          </w:p>
+        </w:tc>
+      </w:tr>
+      <w:tr>
+        <w:tc>
+          <w:tcPr/>
+          <w:p>
+            <w:pPr>
+              <w:pStyle w:val="Compact"/>
+            </w:pPr>
+            <w:r>
+              <w:rPr>
+                <w:rStyle w:val="VerbatimChar"/>
+              </w:rPr>
+              <w:t xml:space="preserve">AttendanceService</w:t>
+            </w:r>
+          </w:p>
+        </w:tc>
+        <w:tc>
+          <w:tcPr/>
+          <w:p>
+            <w:pPr>
+              <w:pStyle w:val="Compact"/>
+            </w:pPr>
+            <w:r>
+              <w:t xml:space="preserve">Pointage individuel et groupé des présences</w:t>
+            </w:r>
+          </w:p>
+        </w:tc>
+      </w:tr>
+      <w:tr>
+        <w:tc>
+          <w:tcPr/>
+          <w:p>
+            <w:pPr>
+              <w:pStyle w:val="Compact"/>
+            </w:pPr>
+            <w:r>
+              <w:rPr>
+                <w:rStyle w:val="VerbatimChar"/>
+              </w:rPr>
+              <w:t xml:space="preserve">JustificationService</w:t>
+            </w:r>
+          </w:p>
+        </w:tc>
+        <w:tc>
+          <w:tcPr/>
+          <w:p>
+            <w:pPr>
+              <w:pStyle w:val="Compact"/>
+            </w:pPr>
+            <w:r>
+              <w:t xml:space="preserve">Cycle de vie des justificatifs (soumission → validation)</w:t>
+            </w:r>
+          </w:p>
+        </w:tc>
+      </w:tr>
+      <w:tr>
+        <w:tc>
+          <w:tcPr/>
+          <w:p>
+            <w:pPr>
+              <w:pStyle w:val="Compact"/>
+            </w:pPr>
+            <w:r>
+              <w:rPr>
+                <w:rStyle w:val="VerbatimChar"/>
+              </w:rPr>
+              <w:t xml:space="preserve">SchedulingService</w:t>
+            </w:r>
+          </w:p>
+        </w:tc>
+        <w:tc>
+          <w:tcPr/>
+          <w:p>
+            <w:pPr>
+              <w:pStyle w:val="Compact"/>
+            </w:pPr>
+            <w:r>
+              <w:t xml:space="preserve">Planification des sessions avec détection de conflits</w:t>
+            </w:r>
+          </w:p>
+        </w:tc>
+      </w:tr>
+      <w:tr>
+        <w:tc>
+          <w:tcPr/>
+          <w:p>
+            <w:pPr>
+              <w:pStyle w:val="Compact"/>
+            </w:pPr>
+            <w:r>
+              <w:rPr>
+                <w:rStyle w:val="VerbatimChar"/>
+              </w:rPr>
+              <w:t xml:space="preserve">ReportingService</w:t>
+            </w:r>
+          </w:p>
+        </w:tc>
+        <w:tc>
+          <w:tcPr/>
+          <w:p>
+            <w:pPr>
+              <w:pStyle w:val="Compact"/>
+            </w:pPr>
+            <w:r>
+              <w:t xml:space="preserve">Statistiques et analytics d’assiduité</w:t>
+            </w:r>
+          </w:p>
+        </w:tc>
+      </w:tr>
+    </w:tbl>
     <w:p>
       <w:r>
         <w:br w:type="page"/>
       </w:r>
     </w:p>
-    <w:bookmarkEnd w:id="106"/>
-    <w:bookmarkStart w:id="107" w:name="outils-de-développement-gestion"/>
+    <w:bookmarkEnd w:id="113"/>
+    <w:bookmarkEnd w:id="114"/>
+    <w:bookmarkStart w:id="122" w:name="modules-fonctionnels"/>
     <w:p>
       <w:pPr>
         <w:pStyle w:val="Heading2"/>
@@ -4815,15 +5908,2255 @@
         <w:tab/>
       </w:r>
       <w:r>
-        <w:t xml:space="preserve">Outils de développement &amp; Gestion</w:t>
-      </w:r>
-    </w:p>
-    <w:p>
-      <w:pPr>
-        <w:pStyle w:val="Compact"/>
-        <w:numPr>
-          <w:ilvl w:val="0"/>
-          <w:numId w:val="1019"/>
+        <w:t xml:space="preserve">2. Modules Fonctionnels</w:t>
+      </w:r>
+    </w:p>
+    <w:bookmarkStart w:id="115" w:name="module-authentification"/>
+    <w:p>
+      <w:pPr>
+        <w:pStyle w:val="Heading3"/>
+      </w:pPr>
+      <w:r>
+        <w:rPr>
+          <w:rStyle w:val="SectionNumber"/>
+        </w:rPr>
+        <w:t xml:space="preserve">10.2.1</w:t>
+      </w:r>
+      <w:r>
+        <w:tab/>
+      </w:r>
+      <w:r>
+        <w:t xml:space="preserve">🛡️ Module Authentification</w:t>
+      </w:r>
+    </w:p>
+    <w:p>
+      <w:pPr>
+        <w:pStyle w:val="Compact"/>
+        <w:numPr>
+          <w:ilvl w:val="0"/>
+          <w:numId w:val="1022"/>
+        </w:numPr>
+      </w:pPr>
+      <w:r>
+        <w:t xml:space="preserve">Login sécurisé avec validation d’email/mot de passe</w:t>
+      </w:r>
+    </w:p>
+    <w:p>
+      <w:pPr>
+        <w:pStyle w:val="Compact"/>
+        <w:numPr>
+          <w:ilvl w:val="0"/>
+          <w:numId w:val="1022"/>
+        </w:numPr>
+      </w:pPr>
+      <w:r>
+        <w:t xml:space="preserve">Redirection intelligente basée sur le rôle (Admin →</w:t>
+      </w:r>
+      <w:r>
+        <w:t xml:space="preserve"> </w:t>
+      </w:r>
+      <w:r>
+        <w:rPr>
+          <w:rStyle w:val="VerbatimChar"/>
+        </w:rPr>
+        <w:t xml:space="preserve">/admin/dashboard</w:t>
+      </w:r>
+      <w:r>
+        <w:t xml:space="preserve">, Formateur →</w:t>
+      </w:r>
+      <w:r>
+        <w:t xml:space="preserve"> </w:t>
+      </w:r>
+      <w:r>
+        <w:rPr>
+          <w:rStyle w:val="VerbatimChar"/>
+        </w:rPr>
+        <w:t xml:space="preserve">/teacher/dashboard</w:t>
+      </w:r>
+      <w:r>
+        <w:t xml:space="preserve">, Étudiant →</w:t>
+      </w:r>
+      <w:r>
+        <w:t xml:space="preserve"> </w:t>
+      </w:r>
+      <w:r>
+        <w:rPr>
+          <w:rStyle w:val="VerbatimChar"/>
+        </w:rPr>
+        <w:t xml:space="preserve">/student/dashboard</w:t>
+      </w:r>
+      <w:r>
+        <w:t xml:space="preserve">)</w:t>
+      </w:r>
+    </w:p>
+    <w:p>
+      <w:pPr>
+        <w:pStyle w:val="Compact"/>
+        <w:numPr>
+          <w:ilvl w:val="0"/>
+          <w:numId w:val="1022"/>
+        </w:numPr>
+      </w:pPr>
+      <w:r>
+        <w:t xml:space="preserve">Déconnexion avec invalidation de session et régénération de token</w:t>
+      </w:r>
+    </w:p>
+    <w:p>
+      <w:pPr>
+        <w:pStyle w:val="Compact"/>
+        <w:numPr>
+          <w:ilvl w:val="0"/>
+          <w:numId w:val="1022"/>
+        </w:numPr>
+      </w:pPr>
+      <w:r>
+        <w:t xml:space="preserve">Comptes de démonstration pré-initialisés avec rôles et permissions (Spatie Laravel-Permission)</w:t>
+      </w:r>
+    </w:p>
+    <w:bookmarkEnd w:id="115"/>
+    <w:bookmarkStart w:id="116" w:name="dashboard-administrateur"/>
+    <w:p>
+      <w:pPr>
+        <w:pStyle w:val="Heading3"/>
+      </w:pPr>
+      <w:r>
+        <w:rPr>
+          <w:rStyle w:val="SectionNumber"/>
+        </w:rPr>
+        <w:t xml:space="preserve">10.2.2</w:t>
+      </w:r>
+      <w:r>
+        <w:tab/>
+      </w:r>
+      <w:r>
+        <w:t xml:space="preserve">📊 Dashboard Administrateur</w:t>
+      </w:r>
+    </w:p>
+    <w:p>
+      <w:pPr>
+        <w:pStyle w:val="Compact"/>
+        <w:numPr>
+          <w:ilvl w:val="0"/>
+          <w:numId w:val="1023"/>
+        </w:numPr>
+      </w:pPr>
+      <w:r>
+        <w:t xml:space="preserve">4 cartes statistiques : total étudiants, enseignants, justificatifs en attente, taux de présence global</w:t>
+      </w:r>
+    </w:p>
+    <w:p>
+      <w:pPr>
+        <w:pStyle w:val="Compact"/>
+        <w:numPr>
+          <w:ilvl w:val="0"/>
+          <w:numId w:val="1023"/>
+        </w:numPr>
+      </w:pPr>
+      <w:r>
+        <w:t xml:space="preserve">Accès rapide aux fonctionnalités : nouvelle session, pointage, rapports</w:t>
+      </w:r>
+    </w:p>
+    <w:p>
+      <w:pPr>
+        <w:pStyle w:val="Compact"/>
+        <w:numPr>
+          <w:ilvl w:val="0"/>
+          <w:numId w:val="1023"/>
+        </w:numPr>
+      </w:pPr>
+      <w:r>
+        <w:t xml:space="preserve">Fil d’activité récent (pointages et justifications)</w:t>
+      </w:r>
+    </w:p>
+    <w:bookmarkEnd w:id="116"/>
+    <w:bookmarkStart w:id="117" w:name="gestion-des-sessions-crud"/>
+    <w:p>
+      <w:pPr>
+        <w:pStyle w:val="Heading3"/>
+      </w:pPr>
+      <w:r>
+        <w:rPr>
+          <w:rStyle w:val="SectionNumber"/>
+        </w:rPr>
+        <w:t xml:space="preserve">10.2.3</w:t>
+      </w:r>
+      <w:r>
+        <w:tab/>
+      </w:r>
+      <w:r>
+        <w:t xml:space="preserve">📋 Gestion des Sessions (CRUD)</w:t>
+      </w:r>
+    </w:p>
+    <w:p>
+      <w:pPr>
+        <w:pStyle w:val="Compact"/>
+        <w:numPr>
+          <w:ilvl w:val="0"/>
+          <w:numId w:val="1024"/>
+        </w:numPr>
+      </w:pPr>
+      <w:r>
+        <w:t xml:space="preserve">Création, modification, suppression et liste des sessions académiques</w:t>
+      </w:r>
+    </w:p>
+    <w:p>
+      <w:pPr>
+        <w:pStyle w:val="Compact"/>
+        <w:numPr>
+          <w:ilvl w:val="0"/>
+          <w:numId w:val="1024"/>
+        </w:numPr>
+      </w:pPr>
+      <w:r>
+        <w:t xml:space="preserve">Validation des données : module, formateur, groupe, type de séance (CM/TD/TP), créneaux horaires</w:t>
+      </w:r>
+    </w:p>
+    <w:p>
+      <w:pPr>
+        <w:pStyle w:val="Compact"/>
+        <w:numPr>
+          <w:ilvl w:val="0"/>
+          <w:numId w:val="1024"/>
+        </w:numPr>
+      </w:pPr>
+      <w:r>
+        <w:t xml:space="preserve">Détection automatique des conflits de planning via</w:t>
+      </w:r>
+      <w:r>
+        <w:t xml:space="preserve"> </w:t>
+      </w:r>
+      <w:r>
+        <w:rPr>
+          <w:rStyle w:val="VerbatimChar"/>
+        </w:rPr>
+        <w:t xml:space="preserve">SchedulingService</w:t>
+      </w:r>
+    </w:p>
+    <w:p>
+      <w:pPr>
+        <w:pStyle w:val="Compact"/>
+        <w:numPr>
+          <w:ilvl w:val="0"/>
+          <w:numId w:val="1024"/>
+        </w:numPr>
+      </w:pPr>
+      <w:r>
+        <w:t xml:space="preserve">Filtrage par date avec sélecteur de calendrier</w:t>
+      </w:r>
+    </w:p>
+    <w:bookmarkEnd w:id="117"/>
+    <w:bookmarkStart w:id="118" w:name="pointage-des-présences"/>
+    <w:p>
+      <w:pPr>
+        <w:pStyle w:val="Heading3"/>
+      </w:pPr>
+      <w:r>
+        <w:rPr>
+          <w:rStyle w:val="SectionNumber"/>
+        </w:rPr>
+        <w:t xml:space="preserve">10.2.4</w:t>
+      </w:r>
+      <w:r>
+        <w:tab/>
+      </w:r>
+      <w:r>
+        <w:t xml:space="preserve">✅ Pointage des Présences</w:t>
+      </w:r>
+    </w:p>
+    <w:p>
+      <w:pPr>
+        <w:pStyle w:val="Compact"/>
+        <w:numPr>
+          <w:ilvl w:val="0"/>
+          <w:numId w:val="1025"/>
+        </w:numPr>
+      </w:pPr>
+      <w:r>
+        <w:t xml:space="preserve">Sélection rapide des étudiants avec barre de recherche</w:t>
+      </w:r>
+    </w:p>
+    <w:p>
+      <w:pPr>
+        <w:pStyle w:val="Compact"/>
+        <w:numPr>
+          <w:ilvl w:val="0"/>
+          <w:numId w:val="1025"/>
+        </w:numPr>
+      </w:pPr>
+      <w:r>
+        <w:t xml:space="preserve">Statuts : Présent, Absent, Retard (avec saisie du motif)</w:t>
+      </w:r>
+    </w:p>
+    <w:p>
+      <w:pPr>
+        <w:pStyle w:val="Compact"/>
+        <w:numPr>
+          <w:ilvl w:val="0"/>
+          <w:numId w:val="1025"/>
+        </w:numPr>
+      </w:pPr>
+      <w:r>
+        <w:t xml:space="preserve">Statistiques en temps réel : taux de présence, nombre d’absents/retards</w:t>
+      </w:r>
+    </w:p>
+    <w:p>
+      <w:pPr>
+        <w:pStyle w:val="Compact"/>
+        <w:numPr>
+          <w:ilvl w:val="0"/>
+          <w:numId w:val="1025"/>
+        </w:numPr>
+      </w:pPr>
+      <w:r>
+        <w:t xml:space="preserve">Actions groupées (marquer tous présents/absents)</w:t>
+      </w:r>
+    </w:p>
+    <w:p>
+      <w:pPr>
+        <w:pStyle w:val="Compact"/>
+        <w:numPr>
+          <w:ilvl w:val="0"/>
+          <w:numId w:val="1025"/>
+        </w:numPr>
+      </w:pPr>
+      <w:r>
+        <w:t xml:space="preserve">Interface responsive adaptée au mobile</w:t>
+      </w:r>
+    </w:p>
+    <w:bookmarkEnd w:id="118"/>
+    <w:bookmarkStart w:id="119" w:name="gestion-des-justificatifs"/>
+    <w:p>
+      <w:pPr>
+        <w:pStyle w:val="Heading3"/>
+      </w:pPr>
+      <w:r>
+        <w:rPr>
+          <w:rStyle w:val="SectionNumber"/>
+        </w:rPr>
+        <w:t xml:space="preserve">10.2.5</w:t>
+      </w:r>
+      <w:r>
+        <w:tab/>
+      </w:r>
+      <w:r>
+        <w:t xml:space="preserve">📄 Gestion des Justificatifs</w:t>
+      </w:r>
+    </w:p>
+    <w:p>
+      <w:pPr>
+        <w:pStyle w:val="Compact"/>
+        <w:numPr>
+          <w:ilvl w:val="0"/>
+          <w:numId w:val="1026"/>
+        </w:numPr>
+      </w:pPr>
+      <w:r>
+        <w:rPr>
+          <w:b/>
+          <w:bCs/>
+        </w:rPr>
+        <w:t xml:space="preserve">Formateur/Admin :</w:t>
+      </w:r>
+      <w:r>
+        <w:t xml:space="preserve"> </w:t>
+      </w:r>
+      <w:r>
+        <w:t xml:space="preserve">Visualisation des justificatifs soumis, filtre par statut (en attente/accepté/refusé), approbation ou rejet en un clic</w:t>
+      </w:r>
+    </w:p>
+    <w:p>
+      <w:pPr>
+        <w:pStyle w:val="Compact"/>
+        <w:numPr>
+          <w:ilvl w:val="0"/>
+          <w:numId w:val="1026"/>
+        </w:numPr>
+      </w:pPr>
+      <w:r>
+        <w:rPr>
+          <w:b/>
+          <w:bCs/>
+        </w:rPr>
+        <w:t xml:space="preserve">Étudiant :</w:t>
+      </w:r>
+      <w:r>
+        <w:t xml:space="preserve"> </w:t>
+      </w:r>
+      <w:r>
+        <w:t xml:space="preserve">Soumission numérique avec upload de fichier (PDF/JPG, max 10MB), historique des demandes</w:t>
+      </w:r>
+    </w:p>
+    <w:p>
+      <w:pPr>
+        <w:pStyle w:val="Compact"/>
+        <w:numPr>
+          <w:ilvl w:val="0"/>
+          <w:numId w:val="1026"/>
+        </w:numPr>
+      </w:pPr>
+      <w:r>
+        <w:t xml:space="preserve">Mise à jour automatique du statut d’absence lors de l’acceptation d’un justificatif</w:t>
+      </w:r>
+    </w:p>
+    <w:bookmarkEnd w:id="119"/>
+    <w:bookmarkStart w:id="120" w:name="rapports-et-analytics-chart.js"/>
+    <w:p>
+      <w:pPr>
+        <w:pStyle w:val="Heading3"/>
+      </w:pPr>
+      <w:r>
+        <w:rPr>
+          <w:rStyle w:val="SectionNumber"/>
+        </w:rPr>
+        <w:t xml:space="preserve">10.2.6</w:t>
+      </w:r>
+      <w:r>
+        <w:tab/>
+      </w:r>
+      <w:r>
+        <w:t xml:space="preserve">📈 Rapports et Analytics (Chart.js)</w:t>
+      </w:r>
+    </w:p>
+    <w:p>
+      <w:pPr>
+        <w:pStyle w:val="Compact"/>
+        <w:numPr>
+          <w:ilvl w:val="0"/>
+          <w:numId w:val="1027"/>
+        </w:numPr>
+      </w:pPr>
+      <w:r>
+        <w:t xml:space="preserve">4 onglets : Vue d’ensemble, Tendances mensuelles, Par classe, Étudiants à risque</w:t>
+      </w:r>
+    </w:p>
+    <w:p>
+      <w:pPr>
+        <w:pStyle w:val="Compact"/>
+        <w:numPr>
+          <w:ilvl w:val="0"/>
+          <w:numId w:val="1027"/>
+        </w:numPr>
+      </w:pPr>
+      <w:r>
+        <w:t xml:space="preserve">Graphiques : courbe d’évolution mensuelle, répartition des statuts (donut), barres par jour de semaine</w:t>
+      </w:r>
+    </w:p>
+    <w:p>
+      <w:pPr>
+        <w:pStyle w:val="Compact"/>
+        <w:numPr>
+          <w:ilvl w:val="0"/>
+          <w:numId w:val="1027"/>
+        </w:numPr>
+      </w:pPr>
+      <w:r>
+        <w:t xml:space="preserve">Classement des groupes par taux de présence</w:t>
+      </w:r>
+    </w:p>
+    <w:p>
+      <w:pPr>
+        <w:pStyle w:val="Compact"/>
+        <w:numPr>
+          <w:ilvl w:val="0"/>
+          <w:numId w:val="1027"/>
+        </w:numPr>
+      </w:pPr>
+      <w:r>
+        <w:t xml:space="preserve">Détection des étudiants à risque (&lt; 90% d’assiduité)</w:t>
+      </w:r>
+    </w:p>
+    <w:bookmarkEnd w:id="120"/>
+    <w:bookmarkStart w:id="121" w:name="annuaire-des-étudiants"/>
+    <w:p>
+      <w:pPr>
+        <w:pStyle w:val="Heading3"/>
+      </w:pPr>
+      <w:r>
+        <w:rPr>
+          <w:rStyle w:val="SectionNumber"/>
+        </w:rPr>
+        <w:t xml:space="preserve">10.2.7</w:t>
+      </w:r>
+      <w:r>
+        <w:tab/>
+      </w:r>
+      <w:r>
+        <w:t xml:space="preserve">👥 Annuaire des Étudiants</w:t>
+      </w:r>
+    </w:p>
+    <w:p>
+      <w:pPr>
+        <w:pStyle w:val="Compact"/>
+        <w:numPr>
+          <w:ilvl w:val="0"/>
+          <w:numId w:val="1028"/>
+        </w:numPr>
+      </w:pPr>
+      <w:r>
+        <w:t xml:space="preserve">Recherche dynamique par nom/prénom</w:t>
+      </w:r>
+    </w:p>
+    <w:p>
+      <w:pPr>
+        <w:pStyle w:val="Compact"/>
+        <w:numPr>
+          <w:ilvl w:val="0"/>
+          <w:numId w:val="1028"/>
+        </w:numPr>
+      </w:pPr>
+      <w:r>
+        <w:t xml:space="preserve">Filtre par groupe</w:t>
+      </w:r>
+    </w:p>
+    <w:p>
+      <w:pPr>
+        <w:pStyle w:val="Compact"/>
+        <w:numPr>
+          <w:ilvl w:val="0"/>
+          <w:numId w:val="1028"/>
+        </w:numPr>
+      </w:pPr>
+      <w:r>
+        <w:t xml:space="preserve">Barres de progression d’assiduité par étudiant</w:t>
+      </w:r>
+    </w:p>
+    <w:p>
+      <w:pPr>
+        <w:pStyle w:val="Compact"/>
+        <w:numPr>
+          <w:ilvl w:val="0"/>
+          <w:numId w:val="1028"/>
+        </w:numPr>
+      </w:pPr>
+      <w:r>
+        <w:t xml:space="preserve">Pagination intégrée</w:t>
+      </w:r>
+    </w:p>
+    <w:p>
+      <w:r>
+        <w:br w:type="page"/>
+      </w:r>
+    </w:p>
+    <w:bookmarkEnd w:id="121"/>
+    <w:bookmarkEnd w:id="122"/>
+    <w:bookmarkStart w:id="123" w:name="api-restful"/>
+    <w:p>
+      <w:pPr>
+        <w:pStyle w:val="Heading2"/>
+      </w:pPr>
+      <w:r>
+        <w:rPr>
+          <w:rStyle w:val="SectionNumber"/>
+        </w:rPr>
+        <w:t xml:space="preserve">10.3</w:t>
+      </w:r>
+      <w:r>
+        <w:tab/>
+      </w:r>
+      <w:r>
+        <w:t xml:space="preserve">3. API RESTful</w:t>
+      </w:r>
+    </w:p>
+    <w:p>
+      <w:pPr>
+        <w:pStyle w:val="FirstParagraph"/>
+      </w:pPr>
+      <w:r>
+        <w:t xml:space="preserve">Une API complète a été développée avec</w:t>
+      </w:r>
+      <w:r>
+        <w:t xml:space="preserve"> </w:t>
+      </w:r>
+      <w:r>
+        <w:rPr>
+          <w:b/>
+          <w:bCs/>
+        </w:rPr>
+        <w:t xml:space="preserve">Laravel Sanctum</w:t>
+      </w:r>
+      <w:r>
+        <w:t xml:space="preserve"> </w:t>
+      </w:r>
+      <w:r>
+        <w:t xml:space="preserve">pour l’authentification par token, destinée à la future application mobile :</w:t>
+      </w:r>
+    </w:p>
+    <w:tbl>
+      <w:tblPr>
+        <w:tblStyle w:val="Table"/>
+        <w:tblW w:type="auto" w:w="0"/>
+        <w:tblLook w:firstRow="1" w:lastRow="0" w:firstColumn="0" w:lastColumn="0" w:noHBand="0" w:noVBand="0" w:val="0020"/>
+      </w:tblPr>
+      <w:tblGrid>
+        <w:gridCol w:w="2640"/>
+        <w:gridCol w:w="2640"/>
+        <w:gridCol w:w="2640"/>
+      </w:tblGrid>
+      <w:tr>
+        <w:trPr>
+          <w:tblHeader w:val="on"/>
+        </w:trPr>
+        <w:tc>
+          <w:tcPr/>
+          <w:p>
+            <w:pPr>
+              <w:pStyle w:val="Compact"/>
+            </w:pPr>
+            <w:r>
+              <w:t xml:space="preserve">Endpoint</w:t>
+            </w:r>
+          </w:p>
+        </w:tc>
+        <w:tc>
+          <w:tcPr/>
+          <w:p>
+            <w:pPr>
+              <w:pStyle w:val="Compact"/>
+            </w:pPr>
+            <w:r>
+              <w:t xml:space="preserve">Méthode</w:t>
+            </w:r>
+          </w:p>
+        </w:tc>
+        <w:tc>
+          <w:tcPr/>
+          <w:p>
+            <w:pPr>
+              <w:pStyle w:val="Compact"/>
+            </w:pPr>
+            <w:r>
+              <w:t xml:space="preserve">Description</w:t>
+            </w:r>
+          </w:p>
+        </w:tc>
+      </w:tr>
+      <w:tr>
+        <w:tc>
+          <w:tcPr/>
+          <w:p>
+            <w:pPr>
+              <w:pStyle w:val="Compact"/>
+            </w:pPr>
+            <w:r>
+              <w:rPr>
+                <w:rStyle w:val="VerbatimChar"/>
+              </w:rPr>
+              <w:t xml:space="preserve">/api/login</w:t>
+            </w:r>
+          </w:p>
+        </w:tc>
+        <w:tc>
+          <w:tcPr/>
+          <w:p>
+            <w:pPr>
+              <w:pStyle w:val="Compact"/>
+            </w:pPr>
+            <w:r>
+              <w:t xml:space="preserve">POST</w:t>
+            </w:r>
+          </w:p>
+        </w:tc>
+        <w:tc>
+          <w:tcPr/>
+          <w:p>
+            <w:pPr>
+              <w:pStyle w:val="Compact"/>
+            </w:pPr>
+            <w:r>
+              <w:t xml:space="preserve">Authentification et génération de token</w:t>
+            </w:r>
+          </w:p>
+        </w:tc>
+      </w:tr>
+      <w:tr>
+        <w:tc>
+          <w:tcPr/>
+          <w:p>
+            <w:pPr>
+              <w:pStyle w:val="Compact"/>
+            </w:pPr>
+            <w:r>
+              <w:rPr>
+                <w:rStyle w:val="VerbatimChar"/>
+              </w:rPr>
+              <w:t xml:space="preserve">/api/logout</w:t>
+            </w:r>
+          </w:p>
+        </w:tc>
+        <w:tc>
+          <w:tcPr/>
+          <w:p>
+            <w:pPr>
+              <w:pStyle w:val="Compact"/>
+            </w:pPr>
+            <w:r>
+              <w:t xml:space="preserve">POST</w:t>
+            </w:r>
+          </w:p>
+        </w:tc>
+        <w:tc>
+          <w:tcPr/>
+          <w:p>
+            <w:pPr>
+              <w:pStyle w:val="Compact"/>
+            </w:pPr>
+            <w:r>
+              <w:t xml:space="preserve">Révocation du token</w:t>
+            </w:r>
+          </w:p>
+        </w:tc>
+      </w:tr>
+      <w:tr>
+        <w:tc>
+          <w:tcPr/>
+          <w:p>
+            <w:pPr>
+              <w:pStyle w:val="Compact"/>
+            </w:pPr>
+            <w:r>
+              <w:rPr>
+                <w:rStyle w:val="VerbatimChar"/>
+              </w:rPr>
+              <w:t xml:space="preserve">/api/me</w:t>
+            </w:r>
+          </w:p>
+        </w:tc>
+        <w:tc>
+          <w:tcPr/>
+          <w:p>
+            <w:pPr>
+              <w:pStyle w:val="Compact"/>
+            </w:pPr>
+            <w:r>
+              <w:t xml:space="preserve">GET</w:t>
+            </w:r>
+          </w:p>
+        </w:tc>
+        <w:tc>
+          <w:tcPr/>
+          <w:p>
+            <w:pPr>
+              <w:pStyle w:val="Compact"/>
+            </w:pPr>
+            <w:r>
+              <w:t xml:space="preserve">Profil de l’utilisateur connecté</w:t>
+            </w:r>
+          </w:p>
+        </w:tc>
+      </w:tr>
+      <w:tr>
+        <w:tc>
+          <w:tcPr/>
+          <w:p>
+            <w:pPr>
+              <w:pStyle w:val="Compact"/>
+            </w:pPr>
+            <w:r>
+              <w:rPr>
+                <w:rStyle w:val="VerbatimChar"/>
+              </w:rPr>
+              <w:t xml:space="preserve">/api/academic/filieres</w:t>
+            </w:r>
+          </w:p>
+        </w:tc>
+        <w:tc>
+          <w:tcPr/>
+          <w:p>
+            <w:pPr>
+              <w:pStyle w:val="Compact"/>
+            </w:pPr>
+            <w:r>
+              <w:t xml:space="preserve">GET</w:t>
+            </w:r>
+          </w:p>
+        </w:tc>
+        <w:tc>
+          <w:tcPr/>
+          <w:p>
+            <w:pPr>
+              <w:pStyle w:val="Compact"/>
+            </w:pPr>
+            <w:r>
+              <w:t xml:space="preserve">Liste des filières</w:t>
+            </w:r>
+          </w:p>
+        </w:tc>
+      </w:tr>
+      <w:tr>
+        <w:tc>
+          <w:tcPr/>
+          <w:p>
+            <w:pPr>
+              <w:pStyle w:val="Compact"/>
+            </w:pPr>
+            <w:r>
+              <w:rPr>
+                <w:rStyle w:val="VerbatimChar"/>
+              </w:rPr>
+              <w:t xml:space="preserve">/api/academic/groups</w:t>
+            </w:r>
+          </w:p>
+        </w:tc>
+        <w:tc>
+          <w:tcPr/>
+          <w:p>
+            <w:pPr>
+              <w:pStyle w:val="Compact"/>
+            </w:pPr>
+            <w:r>
+              <w:t xml:space="preserve">GET</w:t>
+            </w:r>
+          </w:p>
+        </w:tc>
+        <w:tc>
+          <w:tcPr/>
+          <w:p>
+            <w:pPr>
+              <w:pStyle w:val="Compact"/>
+            </w:pPr>
+            <w:r>
+              <w:t xml:space="preserve">Liste des groupes</w:t>
+            </w:r>
+          </w:p>
+        </w:tc>
+      </w:tr>
+      <w:tr>
+        <w:tc>
+          <w:tcPr/>
+          <w:p>
+            <w:pPr>
+              <w:pStyle w:val="Compact"/>
+            </w:pPr>
+            <w:r>
+              <w:rPr>
+                <w:rStyle w:val="VerbatimChar"/>
+              </w:rPr>
+              <w:t xml:space="preserve">/api/academic/sessions</w:t>
+            </w:r>
+          </w:p>
+        </w:tc>
+        <w:tc>
+          <w:tcPr/>
+          <w:p>
+            <w:pPr>
+              <w:pStyle w:val="Compact"/>
+            </w:pPr>
+            <w:r>
+              <w:t xml:space="preserve">GET</w:t>
+            </w:r>
+          </w:p>
+        </w:tc>
+        <w:tc>
+          <w:tcPr/>
+          <w:p>
+            <w:pPr>
+              <w:pStyle w:val="Compact"/>
+            </w:pPr>
+            <w:r>
+              <w:t xml:space="preserve">Liste des sessions</w:t>
+            </w:r>
+          </w:p>
+        </w:tc>
+      </w:tr>
+      <w:tr>
+        <w:tc>
+          <w:tcPr/>
+          <w:p>
+            <w:pPr>
+              <w:pStyle w:val="Compact"/>
+            </w:pPr>
+            <w:r>
+              <w:rPr>
+                <w:rStyle w:val="VerbatimChar"/>
+              </w:rPr>
+              <w:t xml:space="preserve">/api/attendance/session/{id}</w:t>
+            </w:r>
+          </w:p>
+        </w:tc>
+        <w:tc>
+          <w:tcPr/>
+          <w:p>
+            <w:pPr>
+              <w:pStyle w:val="Compact"/>
+            </w:pPr>
+            <w:r>
+              <w:t xml:space="preserve">GET</w:t>
+            </w:r>
+          </w:p>
+        </w:tc>
+        <w:tc>
+          <w:tcPr/>
+          <w:p>
+            <w:pPr>
+              <w:pStyle w:val="Compact"/>
+            </w:pPr>
+            <w:r>
+              <w:t xml:space="preserve">Pointages d’une session</w:t>
+            </w:r>
+          </w:p>
+        </w:tc>
+      </w:tr>
+      <w:tr>
+        <w:tc>
+          <w:tcPr/>
+          <w:p>
+            <w:pPr>
+              <w:pStyle w:val="Compact"/>
+            </w:pPr>
+            <w:r>
+              <w:rPr>
+                <w:rStyle w:val="VerbatimChar"/>
+              </w:rPr>
+              <w:t xml:space="preserve">/api/attendance/record</w:t>
+            </w:r>
+          </w:p>
+        </w:tc>
+        <w:tc>
+          <w:tcPr/>
+          <w:p>
+            <w:pPr>
+              <w:pStyle w:val="Compact"/>
+            </w:pPr>
+            <w:r>
+              <w:t xml:space="preserve">POST</w:t>
+            </w:r>
+          </w:p>
+        </w:tc>
+        <w:tc>
+          <w:tcPr/>
+          <w:p>
+            <w:pPr>
+              <w:pStyle w:val="Compact"/>
+            </w:pPr>
+            <w:r>
+              <w:t xml:space="preserve">Enregistrement d’un pointage</w:t>
+            </w:r>
+          </w:p>
+        </w:tc>
+      </w:tr>
+      <w:tr>
+        <w:tc>
+          <w:tcPr/>
+          <w:p>
+            <w:pPr>
+              <w:pStyle w:val="Compact"/>
+            </w:pPr>
+            <w:r>
+              <w:rPr>
+                <w:rStyle w:val="VerbatimChar"/>
+              </w:rPr>
+              <w:t xml:space="preserve">/api/justifications/pending</w:t>
+            </w:r>
+          </w:p>
+        </w:tc>
+        <w:tc>
+          <w:tcPr/>
+          <w:p>
+            <w:pPr>
+              <w:pStyle w:val="Compact"/>
+            </w:pPr>
+            <w:r>
+              <w:t xml:space="preserve">GET</w:t>
+            </w:r>
+          </w:p>
+        </w:tc>
+        <w:tc>
+          <w:tcPr/>
+          <w:p>
+            <w:pPr>
+              <w:pStyle w:val="Compact"/>
+            </w:pPr>
+            <w:r>
+              <w:t xml:space="preserve">Justificatifs en attente</w:t>
+            </w:r>
+          </w:p>
+        </w:tc>
+      </w:tr>
+      <w:tr>
+        <w:tc>
+          <w:tcPr/>
+          <w:p>
+            <w:pPr>
+              <w:pStyle w:val="Compact"/>
+            </w:pPr>
+            <w:r>
+              <w:rPr>
+                <w:rStyle w:val="VerbatimChar"/>
+              </w:rPr>
+              <w:t xml:space="preserve">/api/justifications/submit</w:t>
+            </w:r>
+          </w:p>
+        </w:tc>
+        <w:tc>
+          <w:tcPr/>
+          <w:p>
+            <w:pPr>
+              <w:pStyle w:val="Compact"/>
+            </w:pPr>
+            <w:r>
+              <w:t xml:space="preserve">POST</w:t>
+            </w:r>
+          </w:p>
+        </w:tc>
+        <w:tc>
+          <w:tcPr/>
+          <w:p>
+            <w:pPr>
+              <w:pStyle w:val="Compact"/>
+            </w:pPr>
+            <w:r>
+              <w:t xml:space="preserve">Soumission d’un justificatif</w:t>
+            </w:r>
+          </w:p>
+        </w:tc>
+      </w:tr>
+      <w:tr>
+        <w:tc>
+          <w:tcPr/>
+          <w:p>
+            <w:pPr>
+              <w:pStyle w:val="Compact"/>
+            </w:pPr>
+            <w:r>
+              <w:rPr>
+                <w:rStyle w:val="VerbatimChar"/>
+              </w:rPr>
+              <w:t xml:space="preserve">/api/stats/admin</w:t>
+            </w:r>
+          </w:p>
+        </w:tc>
+        <w:tc>
+          <w:tcPr/>
+          <w:p>
+            <w:pPr>
+              <w:pStyle w:val="Compact"/>
+            </w:pPr>
+            <w:r>
+              <w:t xml:space="preserve">GET</w:t>
+            </w:r>
+          </w:p>
+        </w:tc>
+        <w:tc>
+          <w:tcPr/>
+          <w:p>
+            <w:pPr>
+              <w:pStyle w:val="Compact"/>
+            </w:pPr>
+            <w:r>
+              <w:t xml:space="preserve">Statistiques globales</w:t>
+            </w:r>
+          </w:p>
+        </w:tc>
+      </w:tr>
+    </w:tbl>
+    <w:p>
+      <w:pPr>
+        <w:pStyle w:val="BodyText"/>
+      </w:pPr>
+      <w:r>
+        <w:rPr>
+          <w:b/>
+          <w:bCs/>
+        </w:rPr>
+        <w:t xml:space="preserve">Total : 17 endpoints</w:t>
+      </w:r>
+      <w:r>
+        <w:t xml:space="preserve"> </w:t>
+      </w:r>
+      <w:r>
+        <w:t xml:space="preserve">couvrant l’authentification, les données académiques, le pointage, les justificatifs et les statistiques.</w:t>
+      </w:r>
+    </w:p>
+    <w:p>
+      <w:r>
+        <w:br w:type="page"/>
+      </w:r>
+    </w:p>
+    <w:bookmarkEnd w:id="123"/>
+    <w:bookmarkStart w:id="126" w:name="base-de-données"/>
+    <w:p>
+      <w:pPr>
+        <w:pStyle w:val="Heading2"/>
+      </w:pPr>
+      <w:r>
+        <w:rPr>
+          <w:rStyle w:val="SectionNumber"/>
+        </w:rPr>
+        <w:t xml:space="preserve">10.4</w:t>
+      </w:r>
+      <w:r>
+        <w:tab/>
+      </w:r>
+      <w:r>
+        <w:t xml:space="preserve">4. Base de Données</w:t>
+      </w:r>
+    </w:p>
+    <w:bookmarkStart w:id="124" w:name="schéma-relationnel"/>
+    <w:p>
+      <w:pPr>
+        <w:pStyle w:val="Heading3"/>
+      </w:pPr>
+      <w:r>
+        <w:rPr>
+          <w:rStyle w:val="SectionNumber"/>
+        </w:rPr>
+        <w:t xml:space="preserve">10.4.1</w:t>
+      </w:r>
+      <w:r>
+        <w:tab/>
+      </w:r>
+      <w:r>
+        <w:t xml:space="preserve">Schéma Relationnel</w:t>
+      </w:r>
+    </w:p>
+    <w:p>
+      <w:pPr>
+        <w:pStyle w:val="FirstParagraph"/>
+      </w:pPr>
+      <w:r>
+        <w:t xml:space="preserve">Le système repose sur</w:t>
+      </w:r>
+      <w:r>
+        <w:t xml:space="preserve"> </w:t>
+      </w:r>
+      <w:r>
+        <w:rPr>
+          <w:b/>
+          <w:bCs/>
+        </w:rPr>
+        <w:t xml:space="preserve">12 tables applicatives</w:t>
+      </w:r>
+      <w:r>
+        <w:t xml:space="preserve"> </w:t>
+      </w:r>
+      <w:r>
+        <w:t xml:space="preserve">(plus les tables Laravel et Spatie) :</w:t>
+      </w:r>
+    </w:p>
+    <w:tbl>
+      <w:tblPr>
+        <w:tblStyle w:val="Table"/>
+        <w:tblW w:type="pct" w:w="5000"/>
+        <w:tblLayout w:type="fixed"/>
+        <w:tblLook w:firstRow="1" w:lastRow="0" w:firstColumn="0" w:lastColumn="0" w:noHBand="0" w:noVBand="0" w:val="0020"/>
+      </w:tblPr>
+      <w:tblGrid>
+        <w:gridCol w:w="1911"/>
+        <w:gridCol w:w="1638"/>
+        <w:gridCol w:w="4369"/>
+      </w:tblGrid>
+      <w:tr>
+        <w:trPr>
+          <w:tblHeader w:val="on"/>
+        </w:trPr>
+        <w:tc>
+          <w:tcPr/>
+          <w:p>
+            <w:pPr>
+              <w:pStyle w:val="Compact"/>
+            </w:pPr>
+            <w:r>
+              <w:t xml:space="preserve">Table</w:t>
+            </w:r>
+          </w:p>
+        </w:tc>
+        <w:tc>
+          <w:tcPr/>
+          <w:p>
+            <w:pPr>
+              <w:pStyle w:val="Compact"/>
+            </w:pPr>
+            <w:r>
+              <w:t xml:space="preserve">Rôle</w:t>
+            </w:r>
+          </w:p>
+        </w:tc>
+        <w:tc>
+          <w:tcPr/>
+          <w:p>
+            <w:pPr>
+              <w:pStyle w:val="Compact"/>
+            </w:pPr>
+            <w:r>
+              <w:t xml:space="preserve">Relations clés</w:t>
+            </w:r>
+          </w:p>
+        </w:tc>
+      </w:tr>
+      <w:tr>
+        <w:tc>
+          <w:tcPr/>
+          <w:p>
+            <w:pPr>
+              <w:pStyle w:val="Compact"/>
+            </w:pPr>
+            <w:r>
+              <w:rPr>
+                <w:rStyle w:val="VerbatimChar"/>
+              </w:rPr>
+              <w:t xml:space="preserve">users</w:t>
+            </w:r>
+          </w:p>
+        </w:tc>
+        <w:tc>
+          <w:tcPr/>
+          <w:p>
+            <w:pPr>
+              <w:pStyle w:val="Compact"/>
+            </w:pPr>
+            <w:r>
+              <w:t xml:space="preserve">Utilisateurs (tous les profils)</w:t>
+            </w:r>
+          </w:p>
+        </w:tc>
+        <w:tc>
+          <w:tcPr/>
+          <w:p>
+            <w:pPr>
+              <w:pStyle w:val="Compact"/>
+            </w:pPr>
+            <w:r>
+              <w:t xml:space="preserve">→ teacher_profiles, student_profiles</w:t>
+            </w:r>
+          </w:p>
+        </w:tc>
+      </w:tr>
+      <w:tr>
+        <w:tc>
+          <w:tcPr/>
+          <w:p>
+            <w:pPr>
+              <w:pStyle w:val="Compact"/>
+            </w:pPr>
+            <w:r>
+              <w:rPr>
+                <w:rStyle w:val="VerbatimChar"/>
+              </w:rPr>
+              <w:t xml:space="preserve">filieres</w:t>
+            </w:r>
+          </w:p>
+        </w:tc>
+        <w:tc>
+          <w:tcPr/>
+          <w:p>
+            <w:pPr>
+              <w:pStyle w:val="Compact"/>
+            </w:pPr>
+            <w:r>
+              <w:t xml:space="preserve">Filières de formation</w:t>
+            </w:r>
+          </w:p>
+        </w:tc>
+        <w:tc>
+          <w:tcPr/>
+          <w:p>
+            <w:pPr>
+              <w:pStyle w:val="Compact"/>
+            </w:pPr>
+            <w:r>
+              <w:t xml:space="preserve">→ groups</w:t>
+            </w:r>
+          </w:p>
+        </w:tc>
+      </w:tr>
+      <w:tr>
+        <w:tc>
+          <w:tcPr/>
+          <w:p>
+            <w:pPr>
+              <w:pStyle w:val="Compact"/>
+            </w:pPr>
+            <w:r>
+              <w:rPr>
+                <w:rStyle w:val="VerbatimChar"/>
+              </w:rPr>
+              <w:t xml:space="preserve">groups</w:t>
+            </w:r>
+          </w:p>
+        </w:tc>
+        <w:tc>
+          <w:tcPr/>
+          <w:p>
+            <w:pPr>
+              <w:pStyle w:val="Compact"/>
+            </w:pPr>
+            <w:r>
+              <w:t xml:space="preserve">Groupes d’étudiants</w:t>
+            </w:r>
+          </w:p>
+        </w:tc>
+        <w:tc>
+          <w:tcPr/>
+          <w:p>
+            <w:pPr>
+              <w:pStyle w:val="Compact"/>
+            </w:pPr>
+            <w:r>
+              <w:t xml:space="preserve">→ filieres, student_profiles, academic_sessions</w:t>
+            </w:r>
+          </w:p>
+        </w:tc>
+      </w:tr>
+      <w:tr>
+        <w:tc>
+          <w:tcPr/>
+          <w:p>
+            <w:pPr>
+              <w:pStyle w:val="Compact"/>
+            </w:pPr>
+            <w:r>
+              <w:rPr>
+                <w:rStyle w:val="VerbatimChar"/>
+              </w:rPr>
+              <w:t xml:space="preserve">modules</w:t>
+            </w:r>
+          </w:p>
+        </w:tc>
+        <w:tc>
+          <w:tcPr/>
+          <w:p>
+            <w:pPr>
+              <w:pStyle w:val="Compact"/>
+            </w:pPr>
+            <w:r>
+              <w:t xml:space="preserve">Matières enseignées</w:t>
+            </w:r>
+          </w:p>
+        </w:tc>
+        <w:tc>
+          <w:tcPr/>
+          <w:p>
+            <w:pPr>
+              <w:pStyle w:val="Compact"/>
+            </w:pPr>
+            <w:r>
+              <w:t xml:space="preserve">→ academic_sessions</w:t>
+            </w:r>
+          </w:p>
+        </w:tc>
+      </w:tr>
+      <w:tr>
+        <w:tc>
+          <w:tcPr/>
+          <w:p>
+            <w:pPr>
+              <w:pStyle w:val="Compact"/>
+            </w:pPr>
+            <w:r>
+              <w:rPr>
+                <w:rStyle w:val="VerbatimChar"/>
+              </w:rPr>
+              <w:t xml:space="preserve">teacher_profiles</w:t>
+            </w:r>
+          </w:p>
+        </w:tc>
+        <w:tc>
+          <w:tcPr/>
+          <w:p>
+            <w:pPr>
+              <w:pStyle w:val="Compact"/>
+            </w:pPr>
+            <w:r>
+              <w:t xml:space="preserve">Profils formateurs</w:t>
+            </w:r>
+          </w:p>
+        </w:tc>
+        <w:tc>
+          <w:tcPr/>
+          <w:p>
+            <w:pPr>
+              <w:pStyle w:val="Compact"/>
+            </w:pPr>
+            <w:r>
+              <w:t xml:space="preserve">→ users, academic_sessions</w:t>
+            </w:r>
+          </w:p>
+        </w:tc>
+      </w:tr>
+      <w:tr>
+        <w:tc>
+          <w:tcPr/>
+          <w:p>
+            <w:pPr>
+              <w:pStyle w:val="Compact"/>
+            </w:pPr>
+            <w:r>
+              <w:rPr>
+                <w:rStyle w:val="VerbatimChar"/>
+              </w:rPr>
+              <w:t xml:space="preserve">student_profiles</w:t>
+            </w:r>
+          </w:p>
+        </w:tc>
+        <w:tc>
+          <w:tcPr/>
+          <w:p>
+            <w:pPr>
+              <w:pStyle w:val="Compact"/>
+            </w:pPr>
+            <w:r>
+              <w:t xml:space="preserve">Profils étudiants (avec matricule)</w:t>
+            </w:r>
+          </w:p>
+        </w:tc>
+        <w:tc>
+          <w:tcPr/>
+          <w:p>
+            <w:pPr>
+              <w:pStyle w:val="Compact"/>
+            </w:pPr>
+            <w:r>
+              <w:t xml:space="preserve">→ users, groups, attendance_records, justifications</w:t>
+            </w:r>
+          </w:p>
+        </w:tc>
+      </w:tr>
+      <w:tr>
+        <w:tc>
+          <w:tcPr/>
+          <w:p>
+            <w:pPr>
+              <w:pStyle w:val="Compact"/>
+            </w:pPr>
+            <w:r>
+              <w:rPr>
+                <w:rStyle w:val="VerbatimChar"/>
+              </w:rPr>
+              <w:t xml:space="preserve">module_teacher_group</w:t>
+            </w:r>
+          </w:p>
+        </w:tc>
+        <w:tc>
+          <w:tcPr/>
+          <w:p>
+            <w:pPr>
+              <w:pStyle w:val="Compact"/>
+            </w:pPr>
+            <w:r>
+              <w:t xml:space="preserve">Pivot : affectation enseignant/matière/groupe</w:t>
+            </w:r>
+          </w:p>
+        </w:tc>
+        <w:tc>
+          <w:tcPr/>
+          <w:p>
+            <w:pPr>
+              <w:pStyle w:val="Compact"/>
+            </w:pPr>
+            <w:r>
+              <w:t xml:space="preserve">→ modules, teacher_profiles, groups</w:t>
+            </w:r>
+          </w:p>
+        </w:tc>
+      </w:tr>
+      <w:tr>
+        <w:tc>
+          <w:tcPr/>
+          <w:p>
+            <w:pPr>
+              <w:pStyle w:val="Compact"/>
+            </w:pPr>
+            <w:r>
+              <w:rPr>
+                <w:rStyle w:val="VerbatimChar"/>
+              </w:rPr>
+              <w:t xml:space="preserve">academic_sessions</w:t>
+            </w:r>
+          </w:p>
+        </w:tc>
+        <w:tc>
+          <w:tcPr/>
+          <w:p>
+            <w:pPr>
+              <w:pStyle w:val="Compact"/>
+            </w:pPr>
+            <w:r>
+              <w:t xml:space="preserve">Sessions de cours</w:t>
+            </w:r>
+          </w:p>
+        </w:tc>
+        <w:tc>
+          <w:tcPr/>
+          <w:p>
+            <w:pPr>
+              <w:pStyle w:val="Compact"/>
+            </w:pPr>
+            <w:r>
+              <w:t xml:space="preserve">→ modules, teacher_profiles, groups, attendance_records</w:t>
+            </w:r>
+          </w:p>
+        </w:tc>
+      </w:tr>
+      <w:tr>
+        <w:tc>
+          <w:tcPr/>
+          <w:p>
+            <w:pPr>
+              <w:pStyle w:val="Compact"/>
+            </w:pPr>
+            <w:r>
+              <w:rPr>
+                <w:rStyle w:val="VerbatimChar"/>
+              </w:rPr>
+              <w:t xml:space="preserve">attendance_records</w:t>
+            </w:r>
+          </w:p>
+        </w:tc>
+        <w:tc>
+          <w:tcPr/>
+          <w:p>
+            <w:pPr>
+              <w:pStyle w:val="Compact"/>
+            </w:pPr>
+            <w:r>
+              <w:t xml:space="preserve">Enregistrements de présence</w:t>
+            </w:r>
+          </w:p>
+        </w:tc>
+        <w:tc>
+          <w:tcPr/>
+          <w:p>
+            <w:pPr>
+              <w:pStyle w:val="Compact"/>
+            </w:pPr>
+            <w:r>
+              <w:t xml:space="preserve">→ student_profiles, academic_sessions</w:t>
+            </w:r>
+          </w:p>
+        </w:tc>
+      </w:tr>
+      <w:tr>
+        <w:tc>
+          <w:tcPr/>
+          <w:p>
+            <w:pPr>
+              <w:pStyle w:val="Compact"/>
+            </w:pPr>
+            <w:r>
+              <w:rPr>
+                <w:rStyle w:val="VerbatimChar"/>
+              </w:rPr>
+              <w:t xml:space="preserve">justifications</w:t>
+            </w:r>
+          </w:p>
+        </w:tc>
+        <w:tc>
+          <w:tcPr/>
+          <w:p>
+            <w:pPr>
+              <w:pStyle w:val="Compact"/>
+            </w:pPr>
+            <w:r>
+              <w:t xml:space="preserve">Justificatifs d’absence</w:t>
+            </w:r>
+          </w:p>
+        </w:tc>
+        <w:tc>
+          <w:tcPr/>
+          <w:p>
+            <w:pPr>
+              <w:pStyle w:val="Compact"/>
+            </w:pPr>
+            <w:r>
+              <w:t xml:space="preserve">→ student_profiles</w:t>
+            </w:r>
+          </w:p>
+        </w:tc>
+      </w:tr>
+      <w:tr>
+        <w:tc>
+          <w:tcPr/>
+          <w:p>
+            <w:pPr>
+              <w:pStyle w:val="Compact"/>
+            </w:pPr>
+            <w:r>
+              <w:rPr>
+                <w:rStyle w:val="VerbatimChar"/>
+              </w:rPr>
+              <w:t xml:space="preserve">roles</w:t>
+            </w:r>
+            <w:r>
+              <w:t xml:space="preserve"> </w:t>
+            </w:r>
+            <w:r>
+              <w:t xml:space="preserve">/</w:t>
+            </w:r>
+            <w:r>
+              <w:t xml:space="preserve"> </w:t>
+            </w:r>
+            <w:r>
+              <w:rPr>
+                <w:rStyle w:val="VerbatimChar"/>
+              </w:rPr>
+              <w:t xml:space="preserve">permissions</w:t>
+            </w:r>
+          </w:p>
+        </w:tc>
+        <w:tc>
+          <w:tcPr/>
+          <w:p>
+            <w:pPr>
+              <w:pStyle w:val="Compact"/>
+            </w:pPr>
+            <w:r>
+              <w:t xml:space="preserve">ACL (Spatie)</w:t>
+            </w:r>
+          </w:p>
+        </w:tc>
+        <w:tc>
+          <w:tcPr/>
+          <w:p>
+            <w:pPr>
+              <w:pStyle w:val="Compact"/>
+            </w:pPr>
+            <w:r>
+              <w:t xml:space="preserve">3 rôles : admin, teacher, student</w:t>
+            </w:r>
+          </w:p>
+        </w:tc>
+      </w:tr>
+    </w:tbl>
+    <w:bookmarkEnd w:id="124"/>
+    <w:bookmarkStart w:id="125" w:name="données-de-démonstration"/>
+    <w:p>
+      <w:pPr>
+        <w:pStyle w:val="Heading3"/>
+      </w:pPr>
+      <w:r>
+        <w:rPr>
+          <w:rStyle w:val="SectionNumber"/>
+        </w:rPr>
+        <w:t xml:space="preserve">10.4.2</w:t>
+      </w:r>
+      <w:r>
+        <w:tab/>
+      </w:r>
+      <w:r>
+        <w:t xml:space="preserve">Données de Démonstration</w:t>
+      </w:r>
+    </w:p>
+    <w:p>
+      <w:pPr>
+        <w:pStyle w:val="FirstParagraph"/>
+      </w:pPr>
+      <w:r>
+        <w:t xml:space="preserve">10 fichiers CSV dans</w:t>
+      </w:r>
+      <w:r>
+        <w:t xml:space="preserve"> </w:t>
+      </w:r>
+      <w:r>
+        <w:rPr>
+          <w:rStyle w:val="VerbatimChar"/>
+        </w:rPr>
+        <w:t xml:space="preserve">database/data/</w:t>
+      </w:r>
+      <w:r>
+        <w:t xml:space="preserve"> </w:t>
+      </w:r>
+      <w:r>
+        <w:t xml:space="preserve">permettent de peupler l’application avec des données réalistes :</w:t>
+      </w:r>
+      <w:r>
+        <w:t xml:space="preserve"> </w:t>
+      </w:r>
+      <w:r>
+        <w:t xml:space="preserve">- 4 filières, 8 groupes, 12 modules</w:t>
+      </w:r>
+      <w:r>
+        <w:t xml:space="preserve"> </w:t>
+      </w:r>
+      <w:r>
+        <w:t xml:space="preserve">- 4 utilisateurs avec rôles + 40 étudiants</w:t>
+      </w:r>
+      <w:r>
+        <w:t xml:space="preserve"> </w:t>
+      </w:r>
+      <w:r>
+        <w:t xml:space="preserve">- Sessions pré-générées avec enregistrements de présence</w:t>
+      </w:r>
+      <w:r>
+        <w:t xml:space="preserve"> </w:t>
+      </w:r>
+      <w:r>
+        <w:t xml:space="preserve">- Justificatifs d’exemple</w:t>
+      </w:r>
+    </w:p>
+    <w:p>
+      <w:pPr>
+        <w:pStyle w:val="BodyText"/>
+      </w:pPr>
+      <w:r>
+        <w:rPr>
+          <w:b/>
+          <w:bCs/>
+        </w:rPr>
+        <w:t xml:space="preserve">Comptes de test :</w:t>
+      </w:r>
+    </w:p>
+    <w:tbl>
+      <w:tblPr>
+        <w:tblStyle w:val="Table"/>
+        <w:tblW w:type="auto" w:w="0"/>
+        <w:tblLook w:firstRow="1" w:lastRow="0" w:firstColumn="0" w:lastColumn="0" w:noHBand="0" w:noVBand="0" w:val="0020"/>
+      </w:tblPr>
+      <w:tblGrid>
+        <w:gridCol w:w="2640"/>
+        <w:gridCol w:w="2640"/>
+        <w:gridCol w:w="2640"/>
+      </w:tblGrid>
+      <w:tr>
+        <w:trPr>
+          <w:tblHeader w:val="on"/>
+        </w:trPr>
+        <w:tc>
+          <w:tcPr/>
+          <w:p>
+            <w:pPr>
+              <w:pStyle w:val="Compact"/>
+            </w:pPr>
+            <w:r>
+              <w:t xml:space="preserve">Rôle</w:t>
+            </w:r>
+          </w:p>
+        </w:tc>
+        <w:tc>
+          <w:tcPr/>
+          <w:p>
+            <w:pPr>
+              <w:pStyle w:val="Compact"/>
+            </w:pPr>
+            <w:r>
+              <w:t xml:space="preserve">Email</w:t>
+            </w:r>
+          </w:p>
+        </w:tc>
+        <w:tc>
+          <w:tcPr/>
+          <w:p>
+            <w:pPr>
+              <w:pStyle w:val="Compact"/>
+            </w:pPr>
+            <w:r>
+              <w:t xml:space="preserve">Mot de passe</w:t>
+            </w:r>
+          </w:p>
+        </w:tc>
+      </w:tr>
+      <w:tr>
+        <w:tc>
+          <w:tcPr/>
+          <w:p>
+            <w:pPr>
+              <w:pStyle w:val="Compact"/>
+            </w:pPr>
+            <w:r>
+              <w:t xml:space="preserve">Administrateur</w:t>
+            </w:r>
+          </w:p>
+        </w:tc>
+        <w:tc>
+          <w:tcPr/>
+          <w:p>
+            <w:pPr>
+              <w:pStyle w:val="Compact"/>
+            </w:pPr>
+            <w:r>
+              <w:rPr>
+                <w:rStyle w:val="VerbatimChar"/>
+              </w:rPr>
+              <w:t xml:space="preserve">admin@ams.com</w:t>
+            </w:r>
+          </w:p>
+        </w:tc>
+        <w:tc>
+          <w:tcPr/>
+          <w:p>
+            <w:pPr>
+              <w:pStyle w:val="Compact"/>
+            </w:pPr>
+            <w:r>
+              <w:rPr>
+                <w:rStyle w:val="VerbatimChar"/>
+              </w:rPr>
+              <w:t xml:space="preserve">password</w:t>
+            </w:r>
+          </w:p>
+        </w:tc>
+      </w:tr>
+      <w:tr>
+        <w:tc>
+          <w:tcPr/>
+          <w:p>
+            <w:pPr>
+              <w:pStyle w:val="Compact"/>
+            </w:pPr>
+            <w:r>
+              <w:t xml:space="preserve">Administratrice</w:t>
+            </w:r>
+          </w:p>
+        </w:tc>
+        <w:tc>
+          <w:tcPr/>
+          <w:p>
+            <w:pPr>
+              <w:pStyle w:val="Compact"/>
+            </w:pPr>
+            <w:r>
+              <w:rPr>
+                <w:rStyle w:val="VerbatimChar"/>
+              </w:rPr>
+              <w:t xml:space="preserve">hannane@ams.com</w:t>
+            </w:r>
+          </w:p>
+        </w:tc>
+        <w:tc>
+          <w:tcPr/>
+          <w:p>
+            <w:pPr>
+              <w:pStyle w:val="Compact"/>
+            </w:pPr>
+            <w:r>
+              <w:rPr>
+                <w:rStyle w:val="VerbatimChar"/>
+              </w:rPr>
+              <w:t xml:space="preserve">password</w:t>
+            </w:r>
+          </w:p>
+        </w:tc>
+      </w:tr>
+      <w:tr>
+        <w:tc>
+          <w:tcPr/>
+          <w:p>
+            <w:pPr>
+              <w:pStyle w:val="Compact"/>
+            </w:pPr>
+            <w:r>
+              <w:t xml:space="preserve">Formatrice</w:t>
+            </w:r>
+          </w:p>
+        </w:tc>
+        <w:tc>
+          <w:tcPr/>
+          <w:p>
+            <w:pPr>
+              <w:pStyle w:val="Compact"/>
+            </w:pPr>
+            <w:r>
+              <w:rPr>
+                <w:rStyle w:val="VerbatimChar"/>
+              </w:rPr>
+              <w:t xml:space="preserve">imane@ams.com</w:t>
+            </w:r>
+          </w:p>
+        </w:tc>
+        <w:tc>
+          <w:tcPr/>
+          <w:p>
+            <w:pPr>
+              <w:pStyle w:val="Compact"/>
+            </w:pPr>
+            <w:r>
+              <w:rPr>
+                <w:rStyle w:val="VerbatimChar"/>
+              </w:rPr>
+              <w:t xml:space="preserve">password</w:t>
+            </w:r>
+          </w:p>
+        </w:tc>
+      </w:tr>
+      <w:tr>
+        <w:tc>
+          <w:tcPr/>
+          <w:p>
+            <w:pPr>
+              <w:pStyle w:val="Compact"/>
+            </w:pPr>
+            <w:r>
+              <w:t xml:space="preserve">Formateur</w:t>
+            </w:r>
+          </w:p>
+        </w:tc>
+        <w:tc>
+          <w:tcPr/>
+          <w:p>
+            <w:pPr>
+              <w:pStyle w:val="Compact"/>
+            </w:pPr>
+            <w:r>
+              <w:rPr>
+                <w:rStyle w:val="VerbatimChar"/>
+              </w:rPr>
+              <w:t xml:space="preserve">ahmed@ams.com</w:t>
+            </w:r>
+          </w:p>
+        </w:tc>
+        <w:tc>
+          <w:tcPr/>
+          <w:p>
+            <w:pPr>
+              <w:pStyle w:val="Compact"/>
+            </w:pPr>
+            <w:r>
+              <w:rPr>
+                <w:rStyle w:val="VerbatimChar"/>
+              </w:rPr>
+              <w:t xml:space="preserve">password</w:t>
+            </w:r>
+          </w:p>
+        </w:tc>
+      </w:tr>
+      <w:tr>
+        <w:tc>
+          <w:tcPr/>
+          <w:p>
+            <w:pPr>
+              <w:pStyle w:val="Compact"/>
+            </w:pPr>
+            <w:r>
+              <w:t xml:space="preserve">Étudiant</w:t>
+            </w:r>
+          </w:p>
+        </w:tc>
+        <w:tc>
+          <w:tcPr/>
+          <w:p>
+            <w:pPr>
+              <w:pStyle w:val="Compact"/>
+            </w:pPr>
+            <w:r>
+              <w:rPr>
+                <w:rStyle w:val="VerbatimChar"/>
+              </w:rPr>
+              <w:t xml:space="preserve">student1@ams.com</w:t>
+            </w:r>
+          </w:p>
+        </w:tc>
+        <w:tc>
+          <w:tcPr/>
+          <w:p>
+            <w:pPr>
+              <w:pStyle w:val="Compact"/>
+            </w:pPr>
+            <w:r>
+              <w:rPr>
+                <w:rStyle w:val="VerbatimChar"/>
+              </w:rPr>
+              <w:t xml:space="preserve">password</w:t>
+            </w:r>
+          </w:p>
+        </w:tc>
+      </w:tr>
+    </w:tbl>
+    <w:p>
+      <w:r>
+        <w:br w:type="page"/>
+      </w:r>
+    </w:p>
+    <w:bookmarkEnd w:id="125"/>
+    <w:bookmarkEnd w:id="126"/>
+    <w:bookmarkStart w:id="130" w:name="stack-technologique"/>
+    <w:p>
+      <w:pPr>
+        <w:pStyle w:val="Heading2"/>
+      </w:pPr>
+      <w:r>
+        <w:rPr>
+          <w:rStyle w:val="SectionNumber"/>
+        </w:rPr>
+        <w:t xml:space="preserve">10.5</w:t>
+      </w:r>
+      <w:r>
+        <w:tab/>
+      </w:r>
+      <w:r>
+        <w:t xml:space="preserve">5. Stack Technologique</w:t>
+      </w:r>
+    </w:p>
+    <w:bookmarkStart w:id="127" w:name="backend"/>
+    <w:p>
+      <w:pPr>
+        <w:pStyle w:val="Heading3"/>
+      </w:pPr>
+      <w:r>
+        <w:rPr>
+          <w:rStyle w:val="SectionNumber"/>
+        </w:rPr>
+        <w:t xml:space="preserve">10.5.1</w:t>
+      </w:r>
+      <w:r>
+        <w:tab/>
+      </w:r>
+      <w:r>
+        <w:t xml:space="preserve">Backend</w:t>
+      </w:r>
+    </w:p>
+    <w:p>
+      <w:pPr>
+        <w:pStyle w:val="Compact"/>
+        <w:numPr>
+          <w:ilvl w:val="0"/>
+          <w:numId w:val="1029"/>
+        </w:numPr>
+      </w:pPr>
+      <w:r>
+        <w:rPr>
+          <w:b/>
+          <w:bCs/>
+        </w:rPr>
+        <w:t xml:space="preserve">Laravel 12</w:t>
+      </w:r>
+      <w:r>
+        <w:t xml:space="preserve"> </w:t>
+      </w:r>
+      <w:r>
+        <w:t xml:space="preserve">(PHP 8.2+) : Framework principal avec Eloquent ORM, routing, validation</w:t>
+      </w:r>
+    </w:p>
+    <w:p>
+      <w:pPr>
+        <w:pStyle w:val="Compact"/>
+        <w:numPr>
+          <w:ilvl w:val="0"/>
+          <w:numId w:val="1029"/>
+        </w:numPr>
+      </w:pPr>
+      <w:r>
+        <w:rPr>
+          <w:b/>
+          <w:bCs/>
+        </w:rPr>
+        <w:t xml:space="preserve">Spatie Laravel-Permission</w:t>
+      </w:r>
+      <w:r>
+        <w:t xml:space="preserve"> </w:t>
+      </w:r>
+      <w:r>
+        <w:t xml:space="preserve">v7.2 : Gestion fine des rôles et permissions</w:t>
+      </w:r>
+    </w:p>
+    <w:p>
+      <w:pPr>
+        <w:pStyle w:val="Compact"/>
+        <w:numPr>
+          <w:ilvl w:val="0"/>
+          <w:numId w:val="1029"/>
+        </w:numPr>
+      </w:pPr>
+      <w:r>
+        <w:rPr>
+          <w:b/>
+          <w:bCs/>
+        </w:rPr>
+        <w:t xml:space="preserve">Laravel Sanctum</w:t>
+      </w:r>
+      <w:r>
+        <w:t xml:space="preserve"> </w:t>
+      </w:r>
+      <w:r>
+        <w:t xml:space="preserve">v4.0 : API tokens pour l’authentification mobile</w:t>
+      </w:r>
+    </w:p>
+    <w:p>
+      <w:pPr>
+        <w:pStyle w:val="Compact"/>
+        <w:numPr>
+          <w:ilvl w:val="0"/>
+          <w:numId w:val="1029"/>
+        </w:numPr>
+      </w:pPr>
+      <w:r>
+        <w:rPr>
+          <w:b/>
+          <w:bCs/>
+        </w:rPr>
+        <w:t xml:space="preserve">MySQL</w:t>
+      </w:r>
+      <w:r>
+        <w:t xml:space="preserve"> </w:t>
+      </w:r>
+      <w:r>
+        <w:t xml:space="preserve">: Base de données relationnelle</w:t>
+      </w:r>
+    </w:p>
+    <w:bookmarkEnd w:id="127"/>
+    <w:bookmarkStart w:id="128" w:name="frontend"/>
+    <w:p>
+      <w:pPr>
+        <w:pStyle w:val="Heading3"/>
+      </w:pPr>
+      <w:r>
+        <w:rPr>
+          <w:rStyle w:val="SectionNumber"/>
+        </w:rPr>
+        <w:t xml:space="preserve">10.5.2</w:t>
+      </w:r>
+      <w:r>
+        <w:tab/>
+      </w:r>
+      <w:r>
+        <w:t xml:space="preserve">Frontend</w:t>
+      </w:r>
+    </w:p>
+    <w:p>
+      <w:pPr>
+        <w:pStyle w:val="Compact"/>
+        <w:numPr>
+          <w:ilvl w:val="0"/>
+          <w:numId w:val="1030"/>
+        </w:numPr>
+      </w:pPr>
+      <w:r>
+        <w:rPr>
+          <w:b/>
+          <w:bCs/>
+        </w:rPr>
+        <w:t xml:space="preserve">Tailwind CSS v4</w:t>
+      </w:r>
+      <w:r>
+        <w:t xml:space="preserve"> </w:t>
+      </w:r>
+      <w:r>
+        <w:t xml:space="preserve">: Design atomique utilitaire, build via Vite</w:t>
+      </w:r>
+    </w:p>
+    <w:p>
+      <w:pPr>
+        <w:pStyle w:val="Compact"/>
+        <w:numPr>
+          <w:ilvl w:val="0"/>
+          <w:numId w:val="1030"/>
+        </w:numPr>
+      </w:pPr>
+      <w:r>
+        <w:rPr>
+          <w:b/>
+          <w:bCs/>
+        </w:rPr>
+        <w:t xml:space="preserve">Alpine.js</w:t>
+      </w:r>
+      <w:r>
+        <w:t xml:space="preserve"> </w:t>
+      </w:r>
+      <w:r>
+        <w:t xml:space="preserve">v3.15 : Réactivité côté client sans complexité (15 composants)</w:t>
+      </w:r>
+    </w:p>
+    <w:p>
+      <w:pPr>
+        <w:pStyle w:val="Compact"/>
+        <w:numPr>
+          <w:ilvl w:val="0"/>
+          <w:numId w:val="1030"/>
+        </w:numPr>
+      </w:pPr>
+      <w:r>
+        <w:rPr>
+          <w:b/>
+          <w:bCs/>
+        </w:rPr>
+        <w:t xml:space="preserve">Preline UI</w:t>
+      </w:r>
+      <w:r>
+        <w:t xml:space="preserve"> </w:t>
+      </w:r>
+      <w:r>
+        <w:t xml:space="preserve">v4.1 : Composants UI prêts à l’emploi</w:t>
+      </w:r>
+    </w:p>
+    <w:p>
+      <w:pPr>
+        <w:pStyle w:val="Compact"/>
+        <w:numPr>
+          <w:ilvl w:val="0"/>
+          <w:numId w:val="1030"/>
+        </w:numPr>
+      </w:pPr>
+      <w:r>
+        <w:rPr>
+          <w:b/>
+          <w:bCs/>
+        </w:rPr>
+        <w:t xml:space="preserve">Lucide Icons</w:t>
+      </w:r>
+      <w:r>
+        <w:t xml:space="preserve"> </w:t>
+      </w:r>
+      <w:r>
+        <w:t xml:space="preserve">: Bibliothèque d’icônes SVG</w:t>
+      </w:r>
+    </w:p>
+    <w:p>
+      <w:pPr>
+        <w:pStyle w:val="Compact"/>
+        <w:numPr>
+          <w:ilvl w:val="0"/>
+          <w:numId w:val="1030"/>
+        </w:numPr>
+      </w:pPr>
+      <w:r>
+        <w:rPr>
+          <w:b/>
+          <w:bCs/>
+        </w:rPr>
+        <w:t xml:space="preserve">Chart.js</w:t>
+      </w:r>
+      <w:r>
+        <w:t xml:space="preserve"> </w:t>
+      </w:r>
+      <w:r>
+        <w:t xml:space="preserve">: Graphiques de reporting (via npm, bundle Vite)</w:t>
+      </w:r>
+    </w:p>
+    <w:p>
+      <w:pPr>
+        <w:pStyle w:val="Compact"/>
+        <w:numPr>
+          <w:ilvl w:val="0"/>
+          <w:numId w:val="1030"/>
+        </w:numPr>
+      </w:pPr>
+      <w:r>
+        <w:rPr>
+          <w:b/>
+          <w:bCs/>
+        </w:rPr>
+        <w:t xml:space="preserve">Vite</w:t>
+      </w:r>
+      <w:r>
+        <w:t xml:space="preserve"> </w:t>
+      </w:r>
+      <w:r>
+        <w:t xml:space="preserve">v7 : Build tool haute performance (1766 modules transformés)</w:t>
+      </w:r>
+    </w:p>
+    <w:bookmarkEnd w:id="128"/>
+    <w:bookmarkStart w:id="129" w:name="outils-de-développement"/>
+    <w:p>
+      <w:pPr>
+        <w:pStyle w:val="Heading3"/>
+      </w:pPr>
+      <w:r>
+        <w:rPr>
+          <w:rStyle w:val="SectionNumber"/>
+        </w:rPr>
+        <w:t xml:space="preserve">10.5.3</w:t>
+      </w:r>
+      <w:r>
+        <w:tab/>
+      </w:r>
+      <w:r>
+        <w:t xml:space="preserve">Outils de Développement</w:t>
+      </w:r>
+    </w:p>
+    <w:p>
+      <w:pPr>
+        <w:pStyle w:val="Compact"/>
+        <w:numPr>
+          <w:ilvl w:val="0"/>
+          <w:numId w:val="1031"/>
         </w:numPr>
       </w:pPr>
       <w:r>
@@ -4837,105 +8170,73 @@
         <w:t xml:space="preserve"> </w:t>
       </w:r>
       <w:r>
-        <w:t xml:space="preserve">Visual Studio Code avec l’assistant IA</w:t>
-      </w:r>
-      <w:r>
-        <w:t xml:space="preserve"> </w:t>
-      </w:r>
-      <w:r>
-        <w:rPr>
-          <w:b/>
-          <w:bCs/>
-        </w:rPr>
-        <w:t xml:space="preserve">Antigravity</w:t>
-      </w:r>
-      <w:r>
-        <w:t xml:space="preserve"> </w:t>
-      </w:r>
-      <w:r>
-        <w:t xml:space="preserve">pour l’accélération du développement.</w:t>
-      </w:r>
-    </w:p>
-    <w:p>
-      <w:pPr>
-        <w:pStyle w:val="Compact"/>
-        <w:numPr>
-          <w:ilvl w:val="0"/>
-          <w:numId w:val="1019"/>
-        </w:numPr>
-      </w:pPr>
-      <w:r>
-        <w:rPr>
-          <w:b/>
-          <w:bCs/>
-        </w:rPr>
-        <w:t xml:space="preserve">Gestion de Version :</w:t>
-      </w:r>
-      <w:r>
-        <w:t xml:space="preserve"> </w:t>
-      </w:r>
-      <w:r>
-        <w:t xml:space="preserve">Git et GitHub pour le suivi du code source.</w:t>
-      </w:r>
-    </w:p>
-    <w:p>
-      <w:pPr>
-        <w:pStyle w:val="Compact"/>
-        <w:numPr>
-          <w:ilvl w:val="0"/>
-          <w:numId w:val="1019"/>
-        </w:numPr>
-      </w:pPr>
-      <w:r>
-        <w:rPr>
-          <w:b/>
-          <w:bCs/>
-        </w:rPr>
-        <w:t xml:space="preserve">Gestion de Projet :</w:t>
-      </w:r>
-      <w:r>
-        <w:t xml:space="preserve"> </w:t>
-      </w:r>
-      <w:r>
-        <w:t xml:space="preserve">Méthodologie</w:t>
-      </w:r>
-      <w:r>
-        <w:t xml:space="preserve"> </w:t>
-      </w:r>
-      <w:r>
-        <w:rPr>
-          <w:b/>
-          <w:bCs/>
-        </w:rPr>
-        <w:t xml:space="preserve">Scrum</w:t>
-      </w:r>
-      <w:r>
-        <w:t xml:space="preserve"> </w:t>
-      </w:r>
-      <w:r>
-        <w:t xml:space="preserve">avec utilisation d’artéfacts Agiles (Sprints, Backlog).</w:t>
-      </w:r>
-    </w:p>
-    <w:p>
-      <w:pPr>
-        <w:pStyle w:val="Compact"/>
-        <w:numPr>
-          <w:ilvl w:val="0"/>
-          <w:numId w:val="1019"/>
-        </w:numPr>
-      </w:pPr>
-      <w:r>
-        <w:rPr>
-          <w:b/>
-          <w:bCs/>
-        </w:rPr>
-        <w:t xml:space="preserve">Conception :</w:t>
-      </w:r>
-      <w:r>
-        <w:t xml:space="preserve"> </w:t>
-      </w:r>
-      <w:r>
-        <w:t xml:space="preserve">PlantUML pour les diagrammes de cas d’utilisation et de classe.</w:t>
+        <w:t xml:space="preserve">Visual Studio Code avec assistant IA Antigravity</w:t>
+      </w:r>
+    </w:p>
+    <w:p>
+      <w:pPr>
+        <w:pStyle w:val="Compact"/>
+        <w:numPr>
+          <w:ilvl w:val="0"/>
+          <w:numId w:val="1031"/>
+        </w:numPr>
+      </w:pPr>
+      <w:r>
+        <w:rPr>
+          <w:b/>
+          <w:bCs/>
+        </w:rPr>
+        <w:t xml:space="preserve">Versionnement :</w:t>
+      </w:r>
+      <w:r>
+        <w:t xml:space="preserve"> </w:t>
+      </w:r>
+      <w:r>
+        <w:t xml:space="preserve">Git + GitHub</w:t>
+      </w:r>
+    </w:p>
+    <w:p>
+      <w:pPr>
+        <w:pStyle w:val="Compact"/>
+        <w:numPr>
+          <w:ilvl w:val="0"/>
+          <w:numId w:val="1031"/>
+        </w:numPr>
+      </w:pPr>
+      <w:r>
+        <w:rPr>
+          <w:b/>
+          <w:bCs/>
+        </w:rPr>
+        <w:t xml:space="preserve">Conception UML :</w:t>
+      </w:r>
+      <w:r>
+        <w:t xml:space="preserve"> </w:t>
+      </w:r>
+      <w:r>
+        <w:t xml:space="preserve">PlantUML (diagrammes de classes, cas d’utilisation)</w:t>
+      </w:r>
+    </w:p>
+    <w:p>
+      <w:pPr>
+        <w:pStyle w:val="Compact"/>
+        <w:numPr>
+          <w:ilvl w:val="0"/>
+          <w:numId w:val="1031"/>
+        </w:numPr>
+      </w:pPr>
+      <w:r>
+        <w:rPr>
+          <w:b/>
+          <w:bCs/>
+        </w:rPr>
+        <w:t xml:space="preserve">Base de données :</w:t>
+      </w:r>
+      <w:r>
+        <w:t xml:space="preserve"> </w:t>
+      </w:r>
+      <w:r>
+        <w:t xml:space="preserve">MySQL Workbench / phpMyAdmin</w:t>
       </w:r>
     </w:p>
     <w:p>
@@ -4943,9 +8244,931 @@
         <w:br w:type="page"/>
       </w:r>
     </w:p>
-    <w:bookmarkEnd w:id="107"/>
-    <w:bookmarkEnd w:id="108"/>
-    <w:bookmarkStart w:id="109" w:name="conclusion"/>
+    <w:bookmarkEnd w:id="129"/>
+    <w:bookmarkEnd w:id="130"/>
+    <w:bookmarkStart w:id="135" w:name="défis-techniques-et-solutions"/>
+    <w:p>
+      <w:pPr>
+        <w:pStyle w:val="Heading2"/>
+      </w:pPr>
+      <w:r>
+        <w:rPr>
+          <w:rStyle w:val="SectionNumber"/>
+        </w:rPr>
+        <w:t xml:space="preserve">10.6</w:t>
+      </w:r>
+      <w:r>
+        <w:tab/>
+      </w:r>
+      <w:r>
+        <w:t xml:space="preserve">6. Défis Techniques et Solutions</w:t>
+      </w:r>
+    </w:p>
+    <w:bookmarkStart w:id="131" w:name="détection-de-conflits-de-planning"/>
+    <w:p>
+      <w:pPr>
+        <w:pStyle w:val="Heading3"/>
+      </w:pPr>
+      <w:r>
+        <w:rPr>
+          <w:rStyle w:val="SectionNumber"/>
+        </w:rPr>
+        <w:t xml:space="preserve">10.6.1</w:t>
+      </w:r>
+      <w:r>
+        <w:tab/>
+      </w:r>
+      <w:r>
+        <w:t xml:space="preserve">6.1 Détection de Conflits de Planning</w:t>
+      </w:r>
+    </w:p>
+    <w:p>
+      <w:pPr>
+        <w:pStyle w:val="FirstParagraph"/>
+      </w:pPr>
+      <w:r>
+        <w:rPr>
+          <w:b/>
+          <w:bCs/>
+        </w:rPr>
+        <w:t xml:space="preserve">Problème :</w:t>
+      </w:r>
+      <w:r>
+        <w:t xml:space="preserve"> </w:t>
+      </w:r>
+      <w:r>
+        <w:t xml:space="preserve">Un formateur ou une salle ne doit pas être programmé sur deux sessions simultanément.</w:t>
+      </w:r>
+    </w:p>
+    <w:p>
+      <w:pPr>
+        <w:pStyle w:val="BodyText"/>
+      </w:pPr>
+      <w:r>
+        <w:rPr>
+          <w:b/>
+          <w:bCs/>
+        </w:rPr>
+        <w:t xml:space="preserve">Solution :</w:t>
+      </w:r>
+      <w:r>
+        <w:t xml:space="preserve"> </w:t>
+      </w:r>
+      <w:r>
+        <w:t xml:space="preserve">Implémentation dans</w:t>
+      </w:r>
+      <w:r>
+        <w:t xml:space="preserve"> </w:t>
+      </w:r>
+      <w:r>
+        <w:rPr>
+          <w:rStyle w:val="VerbatimChar"/>
+        </w:rPr>
+        <w:t xml:space="preserve">SchedulingService</w:t>
+      </w:r>
+      <w:r>
+        <w:t xml:space="preserve"> </w:t>
+      </w:r>
+      <w:r>
+        <w:t xml:space="preserve">d’une vérification des chevauchements horaires avant création de session, utilisant les contraintes temporelles en base de données.</w:t>
+      </w:r>
+    </w:p>
+    <w:bookmarkEnd w:id="131"/>
+    <w:bookmarkStart w:id="132" w:name="classes-tailwind-dynamiques"/>
+    <w:p>
+      <w:pPr>
+        <w:pStyle w:val="Heading3"/>
+      </w:pPr>
+      <w:r>
+        <w:rPr>
+          <w:rStyle w:val="SectionNumber"/>
+        </w:rPr>
+        <w:t xml:space="preserve">10.6.2</w:t>
+      </w:r>
+      <w:r>
+        <w:tab/>
+      </w:r>
+      <w:r>
+        <w:t xml:space="preserve">6.2 Classes Tailwind Dynamiques</w:t>
+      </w:r>
+    </w:p>
+    <w:p>
+      <w:pPr>
+        <w:pStyle w:val="FirstParagraph"/>
+      </w:pPr>
+      <w:r>
+        <w:rPr>
+          <w:b/>
+          <w:bCs/>
+        </w:rPr>
+        <w:t xml:space="preserve">Problème :</w:t>
+      </w:r>
+      <w:r>
+        <w:t xml:space="preserve"> </w:t>
+      </w:r>
+      <w:r>
+        <w:t xml:space="preserve">Les classes Tailwind construites dynamiquement (ex:</w:t>
+      </w:r>
+      <w:r>
+        <w:t xml:space="preserve"> </w:t>
+      </w:r>
+      <w:r>
+        <w:rPr>
+          <w:rStyle w:val="VerbatimChar"/>
+        </w:rPr>
+        <w:t xml:space="preserve">"text-$color-600"</w:t>
+      </w:r>
+      <w:r>
+        <w:t xml:space="preserve">) ne sont pas détectées par le scan de Tailwind et ne génèrent pas de CSS.</w:t>
+      </w:r>
+    </w:p>
+    <w:p>
+      <w:pPr>
+        <w:pStyle w:val="BodyText"/>
+      </w:pPr>
+      <w:r>
+        <w:rPr>
+          <w:b/>
+          <w:bCs/>
+        </w:rPr>
+        <w:t xml:space="preserve">Solution :</w:t>
+      </w:r>
+      <w:r>
+        <w:t xml:space="preserve"> </w:t>
+      </w:r>
+      <w:r>
+        <w:t xml:space="preserve">Utilisation de</w:t>
+      </w:r>
+      <w:r>
+        <w:t xml:space="preserve"> </w:t>
+      </w:r>
+      <w:r>
+        <w:t xml:space="preserve">“class maps”</w:t>
+      </w:r>
+      <w:r>
+        <w:t xml:space="preserve"> </w:t>
+      </w:r>
+      <w:r>
+        <w:t xml:space="preserve">complètes en PHP avec toutes les variantes possibles, garantissant que toutes les classes sont présentes dans le bundle de production.</w:t>
+      </w:r>
+    </w:p>
+    <w:bookmarkEnd w:id="132"/>
+    <w:bookmarkStart w:id="133" w:name="pointage-en-temps-réel"/>
+    <w:p>
+      <w:pPr>
+        <w:pStyle w:val="Heading3"/>
+      </w:pPr>
+      <w:r>
+        <w:rPr>
+          <w:rStyle w:val="SectionNumber"/>
+        </w:rPr>
+        <w:t xml:space="preserve">10.6.3</w:t>
+      </w:r>
+      <w:r>
+        <w:tab/>
+      </w:r>
+      <w:r>
+        <w:t xml:space="preserve">6.3 Pointage en Temps Réel</w:t>
+      </w:r>
+    </w:p>
+    <w:p>
+      <w:pPr>
+        <w:pStyle w:val="FirstParagraph"/>
+      </w:pPr>
+      <w:r>
+        <w:rPr>
+          <w:b/>
+          <w:bCs/>
+        </w:rPr>
+        <w:t xml:space="preserve">Problème :</w:t>
+      </w:r>
+      <w:r>
+        <w:t xml:space="preserve"> </w:t>
+      </w:r>
+      <w:r>
+        <w:t xml:space="preserve">Les statistiques de pointage doivent se mettre à jour instantanément lorsque l’utilisateur modifie le statut d’un étudiant.</w:t>
+      </w:r>
+    </w:p>
+    <w:p>
+      <w:pPr>
+        <w:pStyle w:val="BodyText"/>
+      </w:pPr>
+      <w:r>
+        <w:rPr>
+          <w:b/>
+          <w:bCs/>
+        </w:rPr>
+        <w:t xml:space="preserve">Solution :</w:t>
+      </w:r>
+      <w:r>
+        <w:t xml:space="preserve"> </w:t>
+      </w:r>
+      <w:r>
+        <w:t xml:space="preserve">Composants Alpine.js avec état réactif (</w:t>
+      </w:r>
+      <w:r>
+        <w:rPr>
+          <w:rStyle w:val="VerbatimChar"/>
+        </w:rPr>
+        <w:t xml:space="preserve">x-data</w:t>
+      </w:r>
+      <w:r>
+        <w:t xml:space="preserve">) qui recalculent les statistiques (présents, absents, retards, taux) à chaque modification, sans rechargement de page.</w:t>
+      </w:r>
+    </w:p>
+    <w:bookmarkEnd w:id="133"/>
+    <w:bookmarkStart w:id="134" w:name="sécurisation-par-rôle"/>
+    <w:p>
+      <w:pPr>
+        <w:pStyle w:val="Heading3"/>
+      </w:pPr>
+      <w:r>
+        <w:rPr>
+          <w:rStyle w:val="SectionNumber"/>
+        </w:rPr>
+        <w:t xml:space="preserve">10.6.4</w:t>
+      </w:r>
+      <w:r>
+        <w:tab/>
+      </w:r>
+      <w:r>
+        <w:t xml:space="preserve">6.4 Sécurisation par Rôle</w:t>
+      </w:r>
+    </w:p>
+    <w:p>
+      <w:pPr>
+        <w:pStyle w:val="FirstParagraph"/>
+      </w:pPr>
+      <w:r>
+        <w:rPr>
+          <w:b/>
+          <w:bCs/>
+        </w:rPr>
+        <w:t xml:space="preserve">Problème :</w:t>
+      </w:r>
+      <w:r>
+        <w:t xml:space="preserve"> </w:t>
+      </w:r>
+      <w:r>
+        <w:t xml:space="preserve">Chaque route doit être accessible uniquement par le rôle approprié.</w:t>
+      </w:r>
+    </w:p>
+    <w:p>
+      <w:pPr>
+        <w:pStyle w:val="BodyText"/>
+      </w:pPr>
+      <w:r>
+        <w:rPr>
+          <w:b/>
+          <w:bCs/>
+        </w:rPr>
+        <w:t xml:space="preserve">Solution :</w:t>
+      </w:r>
+      <w:r>
+        <w:t xml:space="preserve"> </w:t>
+      </w:r>
+      <w:r>
+        <w:t xml:space="preserve">Middleware personnalisé</w:t>
+      </w:r>
+      <w:r>
+        <w:t xml:space="preserve"> </w:t>
+      </w:r>
+      <w:r>
+        <w:rPr>
+          <w:rStyle w:val="VerbatimChar"/>
+        </w:rPr>
+        <w:t xml:space="preserve">role:admin|teacher|student</w:t>
+      </w:r>
+      <w:r>
+        <w:t xml:space="preserve"> </w:t>
+      </w:r>
+      <w:r>
+        <w:t xml:space="preserve">combiné aux permissions Spatie, avec redirection automatique après authentification via une méthode</w:t>
+      </w:r>
+      <w:r>
+        <w:t xml:space="preserve"> </w:t>
+      </w:r>
+      <w:r>
+        <w:rPr>
+          <w:rStyle w:val="VerbatimChar"/>
+        </w:rPr>
+        <w:t xml:space="preserve">authenticated()</w:t>
+      </w:r>
+      <w:r>
+        <w:t xml:space="preserve"> </w:t>
+      </w:r>
+      <w:r>
+        <w:t xml:space="preserve">dans le contrôleur de login.</w:t>
+      </w:r>
+    </w:p>
+    <w:p>
+      <w:r>
+        <w:br w:type="page"/>
+      </w:r>
+    </w:p>
+    <w:bookmarkEnd w:id="134"/>
+    <w:bookmarkEnd w:id="135"/>
+    <w:bookmarkStart w:id="136" w:name="captures-décran"/>
+    <w:p>
+      <w:pPr>
+        <w:pStyle w:val="Heading2"/>
+      </w:pPr>
+      <w:r>
+        <w:rPr>
+          <w:rStyle w:val="SectionNumber"/>
+        </w:rPr>
+        <w:t xml:space="preserve">10.7</w:t>
+      </w:r>
+      <w:r>
+        <w:tab/>
+      </w:r>
+      <w:r>
+        <w:t xml:space="preserve">7. Captures d’Écran</w:t>
+      </w:r>
+    </w:p>
+    <w:p>
+      <w:pPr>
+        <w:pStyle w:val="FirstParagraph"/>
+      </w:pPr>
+      <w:r>
+        <w:rPr>
+          <w:i/>
+          <w:iCs/>
+        </w:rPr>
+        <w:t xml:space="preserve">Les captures d’écran ci-dessous montrent l’application en fonctionnement avec les données de démonstration.</w:t>
+      </w:r>
+    </w:p>
+    <w:p>
+      <w:pPr>
+        <w:pStyle w:val="BodyText"/>
+      </w:pPr>
+      <w:r>
+        <w:rPr>
+          <w:i/>
+          <w:iCs/>
+        </w:rPr>
+        <w:t xml:space="preserve">(Insérer ici les captures d’écran de l’application en fonctionnement)</w:t>
+      </w:r>
+    </w:p>
+    <w:tbl>
+      <w:tblPr>
+        <w:tblStyle w:val="Table"/>
+        <w:tblW w:type="auto" w:w="0"/>
+        <w:tblLook w:firstRow="1" w:lastRow="0" w:firstColumn="0" w:lastColumn="0" w:noHBand="0" w:noVBand="0" w:val="0020"/>
+      </w:tblPr>
+      <w:tblGrid>
+        <w:gridCol w:w="3960"/>
+        <w:gridCol w:w="3960"/>
+      </w:tblGrid>
+      <w:tr>
+        <w:trPr>
+          <w:tblHeader w:val="on"/>
+        </w:trPr>
+        <w:tc>
+          <w:tcPr/>
+          <w:p>
+            <w:pPr>
+              <w:pStyle w:val="Compact"/>
+            </w:pPr>
+            <w:r>
+              <w:t xml:space="preserve">Écran</w:t>
+            </w:r>
+          </w:p>
+        </w:tc>
+        <w:tc>
+          <w:tcPr/>
+          <w:p>
+            <w:pPr>
+              <w:pStyle w:val="Compact"/>
+            </w:pPr>
+            <w:r>
+              <w:t xml:space="preserve">Description</w:t>
+            </w:r>
+          </w:p>
+        </w:tc>
+      </w:tr>
+      <w:tr>
+        <w:tc>
+          <w:tcPr/>
+          <w:p>
+            <w:pPr>
+              <w:pStyle w:val="Compact"/>
+            </w:pPr>
+            <w:r>
+              <w:t xml:space="preserve">Dashboard Admin</w:t>
+            </w:r>
+          </w:p>
+        </w:tc>
+        <w:tc>
+          <w:tcPr/>
+          <w:p>
+            <w:pPr>
+              <w:pStyle w:val="Compact"/>
+            </w:pPr>
+            <w:r>
+              <w:t xml:space="preserve">Vue d’ensemble avec statistiques et accès rapides</w:t>
+            </w:r>
+          </w:p>
+        </w:tc>
+      </w:tr>
+      <w:tr>
+        <w:tc>
+          <w:tcPr/>
+          <w:p>
+            <w:pPr>
+              <w:pStyle w:val="Compact"/>
+            </w:pPr>
+            <w:r>
+              <w:t xml:space="preserve">Liste des Sessions</w:t>
+            </w:r>
+          </w:p>
+        </w:tc>
+        <w:tc>
+          <w:tcPr/>
+          <w:p>
+            <w:pPr>
+              <w:pStyle w:val="Compact"/>
+            </w:pPr>
+            <w:r>
+              <w:t xml:space="preserve">Calendrier des sessions avec filtre par date</w:t>
+            </w:r>
+          </w:p>
+        </w:tc>
+      </w:tr>
+      <w:tr>
+        <w:tc>
+          <w:tcPr/>
+          <w:p>
+            <w:pPr>
+              <w:pStyle w:val="Compact"/>
+            </w:pPr>
+            <w:r>
+              <w:t xml:space="preserve">Pointage</w:t>
+            </w:r>
+          </w:p>
+        </w:tc>
+        <w:tc>
+          <w:tcPr/>
+          <w:p>
+            <w:pPr>
+              <w:pStyle w:val="Compact"/>
+            </w:pPr>
+            <w:r>
+              <w:t xml:space="preserve">Marquer les présences avec recherche et stats en direct</w:t>
+            </w:r>
+          </w:p>
+        </w:tc>
+      </w:tr>
+      <w:tr>
+        <w:tc>
+          <w:tcPr/>
+          <w:p>
+            <w:pPr>
+              <w:pStyle w:val="Compact"/>
+            </w:pPr>
+            <w:r>
+              <w:t xml:space="preserve">Justificatifs</w:t>
+            </w:r>
+          </w:p>
+        </w:tc>
+        <w:tc>
+          <w:tcPr/>
+          <w:p>
+            <w:pPr>
+              <w:pStyle w:val="Compact"/>
+            </w:pPr>
+            <w:r>
+              <w:t xml:space="preserve">Liste des justificatifs avec actions d’approbation</w:t>
+            </w:r>
+          </w:p>
+        </w:tc>
+      </w:tr>
+      <w:tr>
+        <w:tc>
+          <w:tcPr/>
+          <w:p>
+            <w:pPr>
+              <w:pStyle w:val="Compact"/>
+            </w:pPr>
+            <w:r>
+              <w:t xml:space="preserve">Rapports</w:t>
+            </w:r>
+          </w:p>
+        </w:tc>
+        <w:tc>
+          <w:tcPr/>
+          <w:p>
+            <w:pPr>
+              <w:pStyle w:val="Compact"/>
+            </w:pPr>
+            <w:r>
+              <w:t xml:space="preserve">Graphiques d’analyse d’assiduité (Chart.js)</w:t>
+            </w:r>
+          </w:p>
+        </w:tc>
+      </w:tr>
+      <w:tr>
+        <w:tc>
+          <w:tcPr/>
+          <w:p>
+            <w:pPr>
+              <w:pStyle w:val="Compact"/>
+            </w:pPr>
+            <w:r>
+              <w:t xml:space="preserve">Dashboard Formateur</w:t>
+            </w:r>
+          </w:p>
+        </w:tc>
+        <w:tc>
+          <w:tcPr/>
+          <w:p>
+            <w:pPr>
+              <w:pStyle w:val="Compact"/>
+            </w:pPr>
+            <w:r>
+              <w:t xml:space="preserve">Session en cours et planning du jour</w:t>
+            </w:r>
+          </w:p>
+        </w:tc>
+      </w:tr>
+      <w:tr>
+        <w:tc>
+          <w:tcPr/>
+          <w:p>
+            <w:pPr>
+              <w:pStyle w:val="Compact"/>
+            </w:pPr>
+            <w:r>
+              <w:t xml:space="preserve">Dashboard Étudiant</w:t>
+            </w:r>
+          </w:p>
+        </w:tc>
+        <w:tc>
+          <w:tcPr/>
+          <w:p>
+            <w:pPr>
+              <w:pStyle w:val="Compact"/>
+            </w:pPr>
+            <w:r>
+              <w:t xml:space="preserve">Taux de présence et historique</w:t>
+            </w:r>
+          </w:p>
+        </w:tc>
+      </w:tr>
+    </w:tbl>
+    <w:p>
+      <w:r>
+        <w:br w:type="page"/>
+      </w:r>
+    </w:p>
+    <w:bookmarkEnd w:id="136"/>
+    <w:bookmarkStart w:id="138" w:name="vue-densemble-du-code"/>
+    <w:p>
+      <w:pPr>
+        <w:pStyle w:val="Heading2"/>
+      </w:pPr>
+      <w:r>
+        <w:rPr>
+          <w:rStyle w:val="SectionNumber"/>
+        </w:rPr>
+        <w:t xml:space="preserve">10.8</w:t>
+      </w:r>
+      <w:r>
+        <w:tab/>
+      </w:r>
+      <w:r>
+        <w:t xml:space="preserve">8. Vue d’Ensemble du Code</w:t>
+      </w:r>
+    </w:p>
+    <w:bookmarkStart w:id="137" w:name="statistiques-du-projet"/>
+    <w:p>
+      <w:pPr>
+        <w:pStyle w:val="Heading3"/>
+      </w:pPr>
+      <w:r>
+        <w:rPr>
+          <w:rStyle w:val="SectionNumber"/>
+        </w:rPr>
+        <w:t xml:space="preserve">10.8.1</w:t>
+      </w:r>
+      <w:r>
+        <w:tab/>
+      </w:r>
+      <w:r>
+        <w:t xml:space="preserve">Statistiques du Projet</w:t>
+      </w:r>
+    </w:p>
+    <w:tbl>
+      <w:tblPr>
+        <w:tblStyle w:val="Table"/>
+        <w:tblW w:type="auto" w:w="0"/>
+        <w:tblLook w:firstRow="1" w:lastRow="0" w:firstColumn="0" w:lastColumn="0" w:noHBand="0" w:noVBand="0" w:val="0020"/>
+      </w:tblPr>
+      <w:tblGrid>
+        <w:gridCol w:w="3960"/>
+        <w:gridCol w:w="3960"/>
+      </w:tblGrid>
+      <w:tr>
+        <w:trPr>
+          <w:tblHeader w:val="on"/>
+        </w:trPr>
+        <w:tc>
+          <w:tcPr/>
+          <w:p>
+            <w:pPr>
+              <w:pStyle w:val="Compact"/>
+            </w:pPr>
+            <w:r>
+              <w:t xml:space="preserve">Métrique</w:t>
+            </w:r>
+          </w:p>
+        </w:tc>
+        <w:tc>
+          <w:tcPr/>
+          <w:p>
+            <w:pPr>
+              <w:pStyle w:val="Compact"/>
+            </w:pPr>
+            <w:r>
+              <w:t xml:space="preserve">Valeur</w:t>
+            </w:r>
+          </w:p>
+        </w:tc>
+      </w:tr>
+      <w:tr>
+        <w:tc>
+          <w:tcPr/>
+          <w:p>
+            <w:pPr>
+              <w:pStyle w:val="Compact"/>
+            </w:pPr>
+            <w:r>
+              <w:t xml:space="preserve">Migrations</w:t>
+            </w:r>
+          </w:p>
+        </w:tc>
+        <w:tc>
+          <w:tcPr/>
+          <w:p>
+            <w:pPr>
+              <w:pStyle w:val="Compact"/>
+            </w:pPr>
+            <w:r>
+              <w:t xml:space="preserve">14 (dont 3 Laravel core)</w:t>
+            </w:r>
+          </w:p>
+        </w:tc>
+      </w:tr>
+      <w:tr>
+        <w:tc>
+          <w:tcPr/>
+          <w:p>
+            <w:pPr>
+              <w:pStyle w:val="Compact"/>
+            </w:pPr>
+            <w:r>
+              <w:t xml:space="preserve">Modèles Eloquent</w:t>
+            </w:r>
+          </w:p>
+        </w:tc>
+        <w:tc>
+          <w:tcPr/>
+          <w:p>
+            <w:pPr>
+              <w:pStyle w:val="Compact"/>
+            </w:pPr>
+            <w:r>
+              <w:t xml:space="preserve">9</w:t>
+            </w:r>
+          </w:p>
+        </w:tc>
+      </w:tr>
+      <w:tr>
+        <w:tc>
+          <w:tcPr/>
+          <w:p>
+            <w:pPr>
+              <w:pStyle w:val="Compact"/>
+            </w:pPr>
+            <w:r>
+              <w:t xml:space="preserve">Contrôleurs</w:t>
+            </w:r>
+          </w:p>
+        </w:tc>
+        <w:tc>
+          <w:tcPr/>
+          <w:p>
+            <w:pPr>
+              <w:pStyle w:val="Compact"/>
+            </w:pPr>
+            <w:r>
+              <w:t xml:space="preserve">17 (Web: 11, API: 5, Base: 1)</w:t>
+            </w:r>
+          </w:p>
+        </w:tc>
+      </w:tr>
+      <w:tr>
+        <w:tc>
+          <w:tcPr/>
+          <w:p>
+            <w:pPr>
+              <w:pStyle w:val="Compact"/>
+            </w:pPr>
+            <w:r>
+              <w:t xml:space="preserve">Services métier</w:t>
+            </w:r>
+          </w:p>
+        </w:tc>
+        <w:tc>
+          <w:tcPr/>
+          <w:p>
+            <w:pPr>
+              <w:pStyle w:val="Compact"/>
+            </w:pPr>
+            <w:r>
+              <w:t xml:space="preserve">6</w:t>
+            </w:r>
+          </w:p>
+        </w:tc>
+      </w:tr>
+      <w:tr>
+        <w:tc>
+          <w:tcPr/>
+          <w:p>
+            <w:pPr>
+              <w:pStyle w:val="Compact"/>
+            </w:pPr>
+            <w:r>
+              <w:t xml:space="preserve">Vues Blade</w:t>
+            </w:r>
+          </w:p>
+        </w:tc>
+        <w:tc>
+          <w:tcPr/>
+          <w:p>
+            <w:pPr>
+              <w:pStyle w:val="Compact"/>
+            </w:pPr>
+            <w:r>
+              <w:t xml:space="preserve">33</w:t>
+            </w:r>
+          </w:p>
+        </w:tc>
+      </w:tr>
+      <w:tr>
+        <w:tc>
+          <w:tcPr/>
+          <w:p>
+            <w:pPr>
+              <w:pStyle w:val="Compact"/>
+            </w:pPr>
+            <w:r>
+              <w:t xml:space="preserve">Composants Blade</w:t>
+            </w:r>
+          </w:p>
+        </w:tc>
+        <w:tc>
+          <w:tcPr/>
+          <w:p>
+            <w:pPr>
+              <w:pStyle w:val="Compact"/>
+            </w:pPr>
+            <w:r>
+              <w:t xml:space="preserve">10</w:t>
+            </w:r>
+          </w:p>
+        </w:tc>
+      </w:tr>
+      <w:tr>
+        <w:tc>
+          <w:tcPr/>
+          <w:p>
+            <w:pPr>
+              <w:pStyle w:val="Compact"/>
+            </w:pPr>
+            <w:r>
+              <w:t xml:space="preserve">Modules JS (Alpine)</w:t>
+            </w:r>
+          </w:p>
+        </w:tc>
+        <w:tc>
+          <w:tcPr/>
+          <w:p>
+            <w:pPr>
+              <w:pStyle w:val="Compact"/>
+            </w:pPr>
+            <w:r>
+              <w:t xml:space="preserve">7</w:t>
+            </w:r>
+          </w:p>
+        </w:tc>
+      </w:tr>
+      <w:tr>
+        <w:tc>
+          <w:tcPr/>
+          <w:p>
+            <w:pPr>
+              <w:pStyle w:val="Compact"/>
+            </w:pPr>
+            <w:r>
+              <w:t xml:space="preserve">Routes Web</w:t>
+            </w:r>
+          </w:p>
+        </w:tc>
+        <w:tc>
+          <w:tcPr/>
+          <w:p>
+            <w:pPr>
+              <w:pStyle w:val="Compact"/>
+            </w:pPr>
+            <w:r>
+              <w:t xml:space="preserve">22</w:t>
+            </w:r>
+          </w:p>
+        </w:tc>
+      </w:tr>
+      <w:tr>
+        <w:tc>
+          <w:tcPr/>
+          <w:p>
+            <w:pPr>
+              <w:pStyle w:val="Compact"/>
+            </w:pPr>
+            <w:r>
+              <w:t xml:space="preserve">Endpoints API</w:t>
+            </w:r>
+          </w:p>
+        </w:tc>
+        <w:tc>
+          <w:tcPr/>
+          <w:p>
+            <w:pPr>
+              <w:pStyle w:val="Compact"/>
+            </w:pPr>
+            <w:r>
+              <w:t xml:space="preserve">17</w:t>
+            </w:r>
+          </w:p>
+        </w:tc>
+      </w:tr>
+      <w:tr>
+        <w:tc>
+          <w:tcPr/>
+          <w:p>
+            <w:pPr>
+              <w:pStyle w:val="Compact"/>
+            </w:pPr>
+            <w:r>
+              <w:t xml:space="preserve">Fichiers CSV (seed)</w:t>
+            </w:r>
+          </w:p>
+        </w:tc>
+        <w:tc>
+          <w:tcPr/>
+          <w:p>
+            <w:pPr>
+              <w:pStyle w:val="Compact"/>
+            </w:pPr>
+            <w:r>
+              <w:t xml:space="preserve">10</w:t>
+            </w:r>
+          </w:p>
+        </w:tc>
+      </w:tr>
+      <w:tr>
+        <w:tc>
+          <w:tcPr/>
+          <w:p>
+            <w:pPr>
+              <w:pStyle w:val="Compact"/>
+            </w:pPr>
+            <w:r>
+              <w:t xml:space="preserve">Utilisateurs de démonstration</w:t>
+            </w:r>
+          </w:p>
+        </w:tc>
+        <w:tc>
+          <w:tcPr/>
+          <w:p>
+            <w:pPr>
+              <w:pStyle w:val="Compact"/>
+            </w:pPr>
+            <w:r>
+              <w:t xml:space="preserve">44 (4 staff + 40 étudiants)</w:t>
+            </w:r>
+          </w:p>
+        </w:tc>
+      </w:tr>
+    </w:tbl>
+    <w:p>
+      <w:r>
+        <w:br w:type="page"/>
+      </w:r>
+    </w:p>
+    <w:bookmarkEnd w:id="137"/>
+    <w:bookmarkEnd w:id="138"/>
+    <w:bookmarkEnd w:id="139"/>
+    <w:bookmarkStart w:id="145" w:name="conclusion"/>
     <w:p>
       <w:pPr>
         <w:pStyle w:val="Heading1"/>
@@ -5005,7 +9228,7 @@
         <w:pStyle w:val="Compact"/>
         <w:numPr>
           <w:ilvl w:val="0"/>
-          <w:numId w:val="1020"/>
+          <w:numId w:val="1032"/>
         </w:numPr>
       </w:pPr>
       <w:r>
@@ -5027,7 +9250,7 @@
         <w:pStyle w:val="Compact"/>
         <w:numPr>
           <w:ilvl w:val="0"/>
-          <w:numId w:val="1020"/>
+          <w:numId w:val="1032"/>
         </w:numPr>
       </w:pPr>
       <w:r>
@@ -5049,7 +9272,7 @@
         <w:pStyle w:val="Compact"/>
         <w:numPr>
           <w:ilvl w:val="0"/>
-          <w:numId w:val="1020"/>
+          <w:numId w:val="1032"/>
         </w:numPr>
       </w:pPr>
       <w:r>
@@ -5066,15 +9289,702 @@
         <w:t xml:space="preserve">Accès direct pour les étudiants à leurs données d’assiduité.</w:t>
       </w:r>
     </w:p>
+    <w:bookmarkStart w:id="140" w:name="bilan-du-sprint-1"/>
+    <w:p>
+      <w:pPr>
+        <w:pStyle w:val="Heading2"/>
+      </w:pPr>
+      <w:r>
+        <w:rPr>
+          <w:rStyle w:val="SectionNumber"/>
+        </w:rPr>
+        <w:t xml:space="preserve">11.1</w:t>
+      </w:r>
+      <w:r>
+        <w:tab/>
+      </w:r>
+      <w:r>
+        <w:t xml:space="preserve">📊 Bilan du Sprint 1</w:t>
+      </w:r>
+    </w:p>
     <w:p>
       <w:pPr>
         <w:pStyle w:val="FirstParagraph"/>
       </w:pPr>
       <w:r>
-        <w:t xml:space="preserve">Cette expérience a été l’occasion de mettre en œuvre des méthodologies agiles (Scrum, Design Thinking) et des technologies de pointe (Laravel, Tailwind CSS). Les perspectives d’évolution incluent l’intégration de notifications automatisées et l’analyse prédictive pour lutter contre le décrochage scolaire.</w:t>
-      </w:r>
-    </w:p>
-    <w:bookmarkEnd w:id="109"/>
+        <w:t xml:space="preserve">Le MVP livré couvre l’ensemble du périmètre fonctionnel défini dans le cahier des charges :</w:t>
+      </w:r>
+    </w:p>
+    <w:p>
+      <w:pPr>
+        <w:pStyle w:val="Compact"/>
+        <w:numPr>
+          <w:ilvl w:val="0"/>
+          <w:numId w:val="1033"/>
+        </w:numPr>
+      </w:pPr>
+      <w:r>
+        <w:rPr>
+          <w:b/>
+          <w:bCs/>
+        </w:rPr>
+        <w:t xml:space="preserve">12 tables</w:t>
+      </w:r>
+      <w:r>
+        <w:t xml:space="preserve"> </w:t>
+      </w:r>
+      <w:r>
+        <w:t xml:space="preserve">de base de données modélisant l’intégralité du domaine métier</w:t>
+      </w:r>
+    </w:p>
+    <w:p>
+      <w:pPr>
+        <w:pStyle w:val="Compact"/>
+        <w:numPr>
+          <w:ilvl w:val="0"/>
+          <w:numId w:val="1033"/>
+        </w:numPr>
+      </w:pPr>
+      <w:r>
+        <w:rPr>
+          <w:b/>
+          <w:bCs/>
+        </w:rPr>
+        <w:t xml:space="preserve">22 routes web</w:t>
+      </w:r>
+      <w:r>
+        <w:t xml:space="preserve"> </w:t>
+      </w:r>
+      <w:r>
+        <w:t xml:space="preserve">et</w:t>
+      </w:r>
+      <w:r>
+        <w:t xml:space="preserve"> </w:t>
+      </w:r>
+      <w:r>
+        <w:rPr>
+          <w:b/>
+          <w:bCs/>
+        </w:rPr>
+        <w:t xml:space="preserve">17 endpoints API</w:t>
+      </w:r>
+      <w:r>
+        <w:t xml:space="preserve"> </w:t>
+      </w:r>
+      <w:r>
+        <w:t xml:space="preserve">pour une couverture fonctionnelle complète</w:t>
+      </w:r>
+    </w:p>
+    <w:p>
+      <w:pPr>
+        <w:pStyle w:val="Compact"/>
+        <w:numPr>
+          <w:ilvl w:val="0"/>
+          <w:numId w:val="1033"/>
+        </w:numPr>
+      </w:pPr>
+      <w:r>
+        <w:rPr>
+          <w:b/>
+          <w:bCs/>
+        </w:rPr>
+        <w:t xml:space="preserve">6 services métier</w:t>
+      </w:r>
+      <w:r>
+        <w:t xml:space="preserve"> </w:t>
+      </w:r>
+      <w:r>
+        <w:t xml:space="preserve">encapsulant la logique applicative (Service Pattern)</w:t>
+      </w:r>
+    </w:p>
+    <w:p>
+      <w:pPr>
+        <w:pStyle w:val="Compact"/>
+        <w:numPr>
+          <w:ilvl w:val="0"/>
+          <w:numId w:val="1033"/>
+        </w:numPr>
+      </w:pPr>
+      <w:r>
+        <w:rPr>
+          <w:b/>
+          <w:bCs/>
+        </w:rPr>
+        <w:t xml:space="preserve">33 vues Blade</w:t>
+      </w:r>
+      <w:r>
+        <w:t xml:space="preserve"> </w:t>
+      </w:r>
+      <w:r>
+        <w:t xml:space="preserve">avec Alpine.js pour une expérience utilisateur réactive et moderne</w:t>
+      </w:r>
+    </w:p>
+    <w:p>
+      <w:pPr>
+        <w:pStyle w:val="Compact"/>
+        <w:numPr>
+          <w:ilvl w:val="0"/>
+          <w:numId w:val="1033"/>
+        </w:numPr>
+      </w:pPr>
+      <w:r>
+        <w:rPr>
+          <w:b/>
+          <w:bCs/>
+        </w:rPr>
+        <w:t xml:space="preserve">44 utilisateurs de démonstration</w:t>
+      </w:r>
+      <w:r>
+        <w:t xml:space="preserve"> </w:t>
+      </w:r>
+      <w:r>
+        <w:t xml:space="preserve">(4 staff + 40 étudiants) pour la validation et les tests</w:t>
+      </w:r>
+    </w:p>
+    <w:bookmarkEnd w:id="140"/>
+    <w:bookmarkStart w:id="141" w:name="compétences-acquises"/>
+    <w:p>
+      <w:pPr>
+        <w:pStyle w:val="Heading2"/>
+      </w:pPr>
+      <w:r>
+        <w:rPr>
+          <w:rStyle w:val="SectionNumber"/>
+        </w:rPr>
+        <w:t xml:space="preserve">11.2</w:t>
+      </w:r>
+      <w:r>
+        <w:tab/>
+      </w:r>
+      <w:r>
+        <w:t xml:space="preserve">🧠 Compétences Acquises</w:t>
+      </w:r>
+    </w:p>
+    <w:p>
+      <w:pPr>
+        <w:pStyle w:val="FirstParagraph"/>
+      </w:pPr>
+      <w:r>
+        <w:t xml:space="preserve">Ce projet a été l’occasion de mettre en œuvre et de maîtriser :</w:t>
+      </w:r>
+    </w:p>
+    <w:p>
+      <w:pPr>
+        <w:pStyle w:val="Compact"/>
+        <w:numPr>
+          <w:ilvl w:val="0"/>
+          <w:numId w:val="1034"/>
+        </w:numPr>
+      </w:pPr>
+      <w:r>
+        <w:rPr>
+          <w:b/>
+          <w:bCs/>
+        </w:rPr>
+        <w:t xml:space="preserve">Design Thinking</w:t>
+      </w:r>
+      <w:r>
+        <w:t xml:space="preserve"> </w:t>
+      </w:r>
+      <w:r>
+        <w:t xml:space="preserve">: empathie utilisateur, définition du problème, idéation, prototypage et test</w:t>
+      </w:r>
+    </w:p>
+    <w:p>
+      <w:pPr>
+        <w:pStyle w:val="Compact"/>
+        <w:numPr>
+          <w:ilvl w:val="0"/>
+          <w:numId w:val="1034"/>
+        </w:numPr>
+      </w:pPr>
+      <w:r>
+        <w:rPr>
+          <w:b/>
+          <w:bCs/>
+        </w:rPr>
+        <w:t xml:space="preserve">Méthodologie Scrum</w:t>
+      </w:r>
+      <w:r>
+        <w:t xml:space="preserve"> </w:t>
+      </w:r>
+      <w:r>
+        <w:t xml:space="preserve">: planification de sprint, backlog management, itérations agiles</w:t>
+      </w:r>
+    </w:p>
+    <w:p>
+      <w:pPr>
+        <w:pStyle w:val="Compact"/>
+        <w:numPr>
+          <w:ilvl w:val="0"/>
+          <w:numId w:val="1034"/>
+        </w:numPr>
+      </w:pPr>
+      <w:r>
+        <w:rPr>
+          <w:b/>
+          <w:bCs/>
+        </w:rPr>
+        <w:t xml:space="preserve">Laravel 12</w:t>
+      </w:r>
+      <w:r>
+        <w:t xml:space="preserve"> </w:t>
+      </w:r>
+      <w:r>
+        <w:t xml:space="preserve">: architecture MVC, Eloquent ORM, migrations, validation, middlewares</w:t>
+      </w:r>
+    </w:p>
+    <w:p>
+      <w:pPr>
+        <w:pStyle w:val="Compact"/>
+        <w:numPr>
+          <w:ilvl w:val="0"/>
+          <w:numId w:val="1034"/>
+        </w:numPr>
+      </w:pPr>
+      <w:r>
+        <w:rPr>
+          <w:b/>
+          <w:bCs/>
+        </w:rPr>
+        <w:t xml:space="preserve">Service Pattern</w:t>
+      </w:r>
+      <w:r>
+        <w:t xml:space="preserve"> </w:t>
+      </w:r>
+      <w:r>
+        <w:t xml:space="preserve">: découplage de la logique métier en couches spécialisées</w:t>
+      </w:r>
+    </w:p>
+    <w:p>
+      <w:pPr>
+        <w:pStyle w:val="Compact"/>
+        <w:numPr>
+          <w:ilvl w:val="0"/>
+          <w:numId w:val="1034"/>
+        </w:numPr>
+      </w:pPr>
+      <w:r>
+        <w:rPr>
+          <w:b/>
+          <w:bCs/>
+        </w:rPr>
+        <w:t xml:space="preserve">Tailwind CSS v4</w:t>
+      </w:r>
+      <w:r>
+        <w:t xml:space="preserve"> </w:t>
+      </w:r>
+      <w:r>
+        <w:t xml:space="preserve">: design atomique, responsive, utilitaires de classes</w:t>
+      </w:r>
+    </w:p>
+    <w:p>
+      <w:pPr>
+        <w:pStyle w:val="Compact"/>
+        <w:numPr>
+          <w:ilvl w:val="0"/>
+          <w:numId w:val="1034"/>
+        </w:numPr>
+      </w:pPr>
+      <w:r>
+        <w:rPr>
+          <w:b/>
+          <w:bCs/>
+        </w:rPr>
+        <w:t xml:space="preserve">Alpine.js</w:t>
+      </w:r>
+      <w:r>
+        <w:t xml:space="preserve"> </w:t>
+      </w:r>
+      <w:r>
+        <w:t xml:space="preserve">: interactivité côté client légère et performante</w:t>
+      </w:r>
+    </w:p>
+    <w:p>
+      <w:pPr>
+        <w:pStyle w:val="Compact"/>
+        <w:numPr>
+          <w:ilvl w:val="0"/>
+          <w:numId w:val="1034"/>
+        </w:numPr>
+      </w:pPr>
+      <w:r>
+        <w:rPr>
+          <w:b/>
+          <w:bCs/>
+        </w:rPr>
+        <w:t xml:space="preserve">Laravel Sanctum</w:t>
+      </w:r>
+      <w:r>
+        <w:t xml:space="preserve"> </w:t>
+      </w:r>
+      <w:r>
+        <w:t xml:space="preserve">: sécurisation d’API RESTful par token</w:t>
+      </w:r>
+    </w:p>
+    <w:p>
+      <w:pPr>
+        <w:pStyle w:val="Compact"/>
+        <w:numPr>
+          <w:ilvl w:val="0"/>
+          <w:numId w:val="1034"/>
+        </w:numPr>
+      </w:pPr>
+      <w:r>
+        <w:rPr>
+          <w:b/>
+          <w:bCs/>
+        </w:rPr>
+        <w:t xml:space="preserve">Spatie Permissions</w:t>
+      </w:r>
+      <w:r>
+        <w:t xml:space="preserve"> </w:t>
+      </w:r>
+      <w:r>
+        <w:t xml:space="preserve">: gestion fine des rôles et accès</w:t>
+      </w:r>
+    </w:p>
+    <w:p>
+      <w:pPr>
+        <w:pStyle w:val="Compact"/>
+        <w:numPr>
+          <w:ilvl w:val="0"/>
+          <w:numId w:val="1034"/>
+        </w:numPr>
+      </w:pPr>
+      <w:r>
+        <w:rPr>
+          <w:b/>
+          <w:bCs/>
+        </w:rPr>
+        <w:t xml:space="preserve">Chart.js</w:t>
+      </w:r>
+      <w:r>
+        <w:t xml:space="preserve"> </w:t>
+      </w:r>
+      <w:r>
+        <w:t xml:space="preserve">: visualisation de données et reporting dynamique</w:t>
+      </w:r>
+    </w:p>
+    <w:bookmarkEnd w:id="141"/>
+    <w:bookmarkStart w:id="144" w:name="perspectives-dévolution"/>
+    <w:p>
+      <w:pPr>
+        <w:pStyle w:val="Heading2"/>
+      </w:pPr>
+      <w:r>
+        <w:rPr>
+          <w:rStyle w:val="SectionNumber"/>
+        </w:rPr>
+        <w:t xml:space="preserve">11.3</w:t>
+      </w:r>
+      <w:r>
+        <w:tab/>
+      </w:r>
+      <w:r>
+        <w:t xml:space="preserve">🔮 Perspectives d’Évolution</w:t>
+      </w:r>
+    </w:p>
+    <w:bookmarkStart w:id="142" w:name="sprint-2-prévu"/>
+    <w:p>
+      <w:pPr>
+        <w:pStyle w:val="Heading3"/>
+      </w:pPr>
+      <w:r>
+        <w:rPr>
+          <w:rStyle w:val="SectionNumber"/>
+        </w:rPr>
+        <w:t xml:space="preserve">11.3.1</w:t>
+      </w:r>
+      <w:r>
+        <w:tab/>
+      </w:r>
+      <w:r>
+        <w:t xml:space="preserve">Sprint 2 (Prévu)</w:t>
+      </w:r>
+    </w:p>
+    <w:p>
+      <w:pPr>
+        <w:pStyle w:val="Compact"/>
+        <w:numPr>
+          <w:ilvl w:val="0"/>
+          <w:numId w:val="1035"/>
+        </w:numPr>
+      </w:pPr>
+      <w:r>
+        <w:rPr>
+          <w:b/>
+          <w:bCs/>
+        </w:rPr>
+        <w:t xml:space="preserve">Application Mobile</w:t>
+      </w:r>
+      <w:r>
+        <w:t xml:space="preserve"> </w:t>
+      </w:r>
+      <w:r>
+        <w:t xml:space="preserve">: Développement d’une application mobile native (Flutter/React Native) utilisant l’API REST</w:t>
+      </w:r>
+    </w:p>
+    <w:p>
+      <w:pPr>
+        <w:pStyle w:val="Compact"/>
+        <w:numPr>
+          <w:ilvl w:val="0"/>
+          <w:numId w:val="1035"/>
+        </w:numPr>
+      </w:pPr>
+      <w:r>
+        <w:rPr>
+          <w:b/>
+          <w:bCs/>
+        </w:rPr>
+        <w:t xml:space="preserve">Notifications Push</w:t>
+      </w:r>
+      <w:r>
+        <w:t xml:space="preserve"> </w:t>
+      </w:r>
+      <w:r>
+        <w:t xml:space="preserve">: Alertes automatiques pour les absences consécutives</w:t>
+      </w:r>
+    </w:p>
+    <w:p>
+      <w:pPr>
+        <w:pStyle w:val="Compact"/>
+        <w:numPr>
+          <w:ilvl w:val="0"/>
+          <w:numId w:val="1035"/>
+        </w:numPr>
+      </w:pPr>
+      <w:r>
+        <w:rPr>
+          <w:b/>
+          <w:bCs/>
+        </w:rPr>
+        <w:t xml:space="preserve">Soumission de Justificatifs (Mobile)</w:t>
+      </w:r>
+      <w:r>
+        <w:t xml:space="preserve"> </w:t>
+      </w:r>
+      <w:r>
+        <w:t xml:space="preserve">: Upload de fichiers depuis l’appareil mobile</w:t>
+      </w:r>
+    </w:p>
+    <w:p>
+      <w:pPr>
+        <w:pStyle w:val="Compact"/>
+        <w:numPr>
+          <w:ilvl w:val="0"/>
+          <w:numId w:val="1035"/>
+        </w:numPr>
+      </w:pPr>
+      <w:r>
+        <w:rPr>
+          <w:b/>
+          <w:bCs/>
+        </w:rPr>
+        <w:t xml:space="preserve">Export PDF/Excel</w:t>
+      </w:r>
+      <w:r>
+        <w:t xml:space="preserve"> </w:t>
+      </w:r>
+      <w:r>
+        <w:t xml:space="preserve">: Génération de rapports téléchargeables</w:t>
+      </w:r>
+    </w:p>
+    <w:bookmarkEnd w:id="142"/>
+    <w:bookmarkStart w:id="143" w:name="sprint-3-et-au-delà"/>
+    <w:p>
+      <w:pPr>
+        <w:pStyle w:val="Heading3"/>
+      </w:pPr>
+      <w:r>
+        <w:rPr>
+          <w:rStyle w:val="SectionNumber"/>
+        </w:rPr>
+        <w:t xml:space="preserve">11.3.2</w:t>
+      </w:r>
+      <w:r>
+        <w:tab/>
+      </w:r>
+      <w:r>
+        <w:t xml:space="preserve">Sprint 3 et Au-delà</w:t>
+      </w:r>
+    </w:p>
+    <w:p>
+      <w:pPr>
+        <w:pStyle w:val="Compact"/>
+        <w:numPr>
+          <w:ilvl w:val="0"/>
+          <w:numId w:val="1036"/>
+        </w:numPr>
+      </w:pPr>
+      <w:r>
+        <w:rPr>
+          <w:b/>
+          <w:bCs/>
+        </w:rPr>
+        <w:t xml:space="preserve">Scan QR Code</w:t>
+      </w:r>
+      <w:r>
+        <w:t xml:space="preserve"> </w:t>
+      </w:r>
+      <w:r>
+        <w:t xml:space="preserve">: Pointage accéléré par lecture de code QR étudiant</w:t>
+      </w:r>
+    </w:p>
+    <w:p>
+      <w:pPr>
+        <w:pStyle w:val="Compact"/>
+        <w:numPr>
+          <w:ilvl w:val="0"/>
+          <w:numId w:val="1036"/>
+        </w:numPr>
+      </w:pPr>
+      <w:r>
+        <w:rPr>
+          <w:b/>
+          <w:bCs/>
+        </w:rPr>
+        <w:t xml:space="preserve">Dashboard Analytique Avancé</w:t>
+      </w:r>
+      <w:r>
+        <w:t xml:space="preserve"> </w:t>
+      </w:r>
+      <w:r>
+        <w:t xml:space="preserve">: Prédiction des risques de décrochage</w:t>
+      </w:r>
+    </w:p>
+    <w:p>
+      <w:pPr>
+        <w:pStyle w:val="Compact"/>
+        <w:numPr>
+          <w:ilvl w:val="0"/>
+          <w:numId w:val="1036"/>
+        </w:numPr>
+      </w:pPr>
+      <w:r>
+        <w:rPr>
+          <w:b/>
+          <w:bCs/>
+        </w:rPr>
+        <w:t xml:space="preserve">Synchronisation Multi-Sites</w:t>
+      </w:r>
+      <w:r>
+        <w:t xml:space="preserve"> </w:t>
+      </w:r>
+      <w:r>
+        <w:t xml:space="preserve">: Gestion des absences sur plusieurs centres SoliCode</w:t>
+      </w:r>
+    </w:p>
+    <w:p>
+      <w:pPr>
+        <w:pStyle w:val="Compact"/>
+        <w:numPr>
+          <w:ilvl w:val="0"/>
+          <w:numId w:val="1036"/>
+        </w:numPr>
+      </w:pPr>
+      <w:r>
+        <w:rPr>
+          <w:b/>
+          <w:bCs/>
+        </w:rPr>
+        <w:t xml:space="preserve">GED (Gestion Électronique de Documents)</w:t>
+      </w:r>
+      <w:r>
+        <w:t xml:space="preserve"> </w:t>
+      </w:r>
+      <w:r>
+        <w:t xml:space="preserve">: Archivage intelligent des justificatifs</w:t>
+      </w:r>
+    </w:p>
+    <w:p>
+      <w:r>
+        <w:pict>
+          <v:rect style="width:0;height:1.5pt" o:hralign="center" o:hrstd="t" o:hr="t"/>
+        </w:pict>
+      </w:r>
+    </w:p>
+    <w:p>
+      <w:pPr>
+        <w:pStyle w:val="FirstParagraph"/>
+      </w:pPr>
+      <w:r>
+        <w:rPr>
+          <w:i/>
+          <w:iCs/>
+        </w:rPr>
+        <w:t xml:space="preserve">Projet réalisé dans le cadre de la formation</w:t>
+      </w:r>
+      <w:r>
+        <w:rPr>
+          <w:i/>
+          <w:iCs/>
+        </w:rPr>
+        <w:t xml:space="preserve"> </w:t>
+      </w:r>
+      <w:r>
+        <w:rPr>
+          <w:b/>
+          <w:bCs/>
+          <w:i/>
+          <w:iCs/>
+        </w:rPr>
+        <w:t xml:space="preserve">Développement Mobile et Web</w:t>
+      </w:r>
+      <w:r>
+        <w:rPr>
+          <w:i/>
+          <w:iCs/>
+        </w:rPr>
+        <w:t xml:space="preserve"> </w:t>
+      </w:r>
+      <w:r>
+        <w:rPr>
+          <w:i/>
+          <w:iCs/>
+        </w:rPr>
+        <w:t xml:space="preserve">à</w:t>
+      </w:r>
+      <w:r>
+        <w:rPr>
+          <w:i/>
+          <w:iCs/>
+        </w:rPr>
+        <w:t xml:space="preserve"> </w:t>
+      </w:r>
+      <w:r>
+        <w:rPr>
+          <w:b/>
+          <w:bCs/>
+          <w:i/>
+          <w:iCs/>
+        </w:rPr>
+        <w:t xml:space="preserve">SoliCode</w:t>
+      </w:r>
+      <w:r>
+        <w:rPr>
+          <w:i/>
+          <w:iCs/>
+        </w:rPr>
+        <w:t xml:space="preserve"> </w:t>
+      </w:r>
+      <w:r>
+        <w:rPr>
+          <w:i/>
+          <w:iCs/>
+        </w:rPr>
+        <w:t xml:space="preserve">— 2026</w:t>
+      </w:r>
+    </w:p>
+    <w:p>
+      <w:r>
+        <w:br w:type="page"/>
+      </w:r>
+    </w:p>
+    <w:bookmarkEnd w:id="143"/>
+    <w:bookmarkEnd w:id="144"/>
+    <w:bookmarkEnd w:id="145"/>
     <w:sectPr>
       <w:footnotePr>
         <w:numRestart w:val="eachSect"/>
@@ -5404,12 +10314,6 @@
     <w:abstractNumId w:val="991"/>
   </w:num>
   <w:num w:numId="1010">
-    <w:abstractNumId w:val="991"/>
-  </w:num>
-  <w:num w:numId="1011">
-    <w:abstractNumId w:val="991"/>
-  </w:num>
-  <w:num w:numId="1012">
     <w:abstractNumId w:val="99411"/>
     <w:lvlOverride w:ilvl="0">
       <w:startOverride w:val="1"/>
@@ -5438,6 +10342,12 @@
     <w:lvlOverride w:ilvl="8">
       <w:startOverride w:val="1"/>
     </w:lvlOverride>
+  </w:num>
+  <w:num w:numId="1011">
+    <w:abstractNumId w:val="991"/>
+  </w:num>
+  <w:num w:numId="1012">
+    <w:abstractNumId w:val="991"/>
   </w:num>
   <w:num w:numId="1013">
     <w:abstractNumId w:val="991"/>
@@ -5516,6 +10426,81 @@
     <w:lvlOverride w:ilvl="8">
       <w:startOverride w:val="1"/>
     </w:lvlOverride>
+  </w:num>
+  <w:num w:numId="1021">
+    <w:abstractNumId w:val="991"/>
+  </w:num>
+  <w:num w:numId="1022">
+    <w:abstractNumId w:val="991"/>
+  </w:num>
+  <w:num w:numId="1023">
+    <w:abstractNumId w:val="991"/>
+  </w:num>
+  <w:num w:numId="1024">
+    <w:abstractNumId w:val="991"/>
+  </w:num>
+  <w:num w:numId="1025">
+    <w:abstractNumId w:val="991"/>
+  </w:num>
+  <w:num w:numId="1026">
+    <w:abstractNumId w:val="991"/>
+  </w:num>
+  <w:num w:numId="1027">
+    <w:abstractNumId w:val="991"/>
+  </w:num>
+  <w:num w:numId="1028">
+    <w:abstractNumId w:val="991"/>
+  </w:num>
+  <w:num w:numId="1029">
+    <w:abstractNumId w:val="991"/>
+  </w:num>
+  <w:num w:numId="1030">
+    <w:abstractNumId w:val="991"/>
+  </w:num>
+  <w:num w:numId="1031">
+    <w:abstractNumId w:val="991"/>
+  </w:num>
+  <w:num w:numId="1032">
+    <w:abstractNumId w:val="99411"/>
+    <w:lvlOverride w:ilvl="0">
+      <w:startOverride w:val="1"/>
+    </w:lvlOverride>
+    <w:lvlOverride w:ilvl="1">
+      <w:startOverride w:val="1"/>
+    </w:lvlOverride>
+    <w:lvlOverride w:ilvl="2">
+      <w:startOverride w:val="1"/>
+    </w:lvlOverride>
+    <w:lvlOverride w:ilvl="3">
+      <w:startOverride w:val="1"/>
+    </w:lvlOverride>
+    <w:lvlOverride w:ilvl="4">
+      <w:startOverride w:val="1"/>
+    </w:lvlOverride>
+    <w:lvlOverride w:ilvl="5">
+      <w:startOverride w:val="1"/>
+    </w:lvlOverride>
+    <w:lvlOverride w:ilvl="6">
+      <w:startOverride w:val="1"/>
+    </w:lvlOverride>
+    <w:lvlOverride w:ilvl="7">
+      <w:startOverride w:val="1"/>
+    </w:lvlOverride>
+    <w:lvlOverride w:ilvl="8">
+      <w:startOverride w:val="1"/>
+    </w:lvlOverride>
+  </w:num>
+  <w:num w:numId="1033">
+    <w:abstractNumId w:val="991"/>
+  </w:num>
+  <w:num w:numId="1034">
+    <w:abstractNumId w:val="991"/>
+  </w:num>
+  <w:num w:numId="1035">
+    <w:abstractNumId w:val="991"/>
+  </w:num>
+  <w:num w:numId="1036">
+    <w:abstractNumId w:val="991"/>
   </w:num>
 </w:numbering>
 </file>
